--- a/docs/legal/00-Registro-Mercantil-Boogie-Rent-CA.docx
+++ b/docs/legal/00-Registro-Mercantil-Boogie-Rent-CA.docx
@@ -668,6051 +668,6 @@
       </w:r>
     </w:p>
     <w:p/>
-    <w:p>
-      <w:pPr>
-        <w:jc w:val="center"/>
-      </w:pPr>
-      <w:r>
-        <w:rPr>
-          <w:rFonts w:ascii="Arial" w:hAnsi="Arial"/>
-          <w:b/>
-          <w:sz w:val="28"/>
-        </w:rPr>
-        <w:t>INVENTARIO DE ACTIVOS</w:t>
-      </w:r>
-    </w:p>
-    <w:p>
-      <w:pPr>
-        <w:jc w:val="center"/>
-      </w:pPr>
-      <w:r>
-        <w:rPr>
-          <w:rFonts w:ascii="Arial" w:hAnsi="Arial"/>
-          <w:b w:val="0"/>
-          <w:sz w:val="24"/>
-        </w:rPr>
-        <w:t>Constituyentes del Aporte de Capital</w:t>
-      </w:r>
-    </w:p>
-    <w:p/>
-    <w:p>
-      <w:pPr>
-        <w:jc w:val="both"/>
-      </w:pPr>
-      <w:r>
-        <w:rPr>
-          <w:rFonts w:ascii="Arial" w:hAnsi="Arial"/>
-          <w:b/>
-          <w:sz w:val="24"/>
-        </w:rPr>
-        <w:t>CLÁUSULA SÉPTIMA BIS:</w:t>
-      </w:r>
-    </w:p>
-    <w:p>
-      <w:pPr>
-        <w:spacing w:line="360" w:lineRule="auto"/>
-        <w:ind w:firstLine="709"/>
-        <w:jc w:val="both"/>
-      </w:pPr>
-      <w:r>
-        <w:rPr>
-          <w:rFonts w:ascii="Arial" w:hAnsi="Arial"/>
-          <w:sz w:val="24"/>
-        </w:rPr>
-        <w:t>Los comparecientes, en su carácter de fundadores, declaran que los activos que se detallan a continuación constituyen el aporte de capital de la Sociedad al momento de su constitución. El presente inventario tiene carácter vinculante y forma parte integral de estos Estatutos Sociales.</w:t>
-      </w:r>
-    </w:p>
-    <w:p>
-      <w:pPr>
-        <w:spacing w:line="360" w:lineRule="auto"/>
-        <w:ind w:firstLine="709"/>
-        <w:jc w:val="both"/>
-      </w:pPr>
-      <w:r>
-        <w:rPr>
-          <w:rFonts w:ascii="Arial" w:hAnsi="Arial"/>
-          <w:sz w:val="24"/>
-        </w:rPr>
-        <w:t>Los activos quedan organizados en las siguientes categorías:</w:t>
-      </w:r>
-    </w:p>
-    <w:p/>
-    <w:p>
-      <w:pPr>
-        <w:jc w:val="center"/>
-      </w:pPr>
-      <w:r>
-        <w:rPr>
-          <w:rFonts w:ascii="Arial" w:hAnsi="Arial"/>
-          <w:b/>
-          <w:sz w:val="24"/>
-        </w:rPr>
-        <w:t>CATEGORÍA 1: OFICINA Y MOBILIARIO</w:t>
-      </w:r>
-    </w:p>
-    <w:p/>
-    <w:p>
-      <w:pPr>
-        <w:jc w:val="both"/>
-      </w:pPr>
-      <w:r>
-        <w:rPr>
-          <w:rFonts w:ascii="Arial" w:hAnsi="Arial"/>
-          <w:b w:val="0"/>
-        </w:rPr>
-        <w:t>Bienes inmuebles por destino y mobiliario destinado al funcionamiento operativo y administrativo de la sede principal de la Sociedad.</w:t>
-      </w:r>
-    </w:p>
-    <w:p/>
-    <w:tbl>
-      <w:tblPr>
-        <w:tblW w:type="auto" w:w="0"/>
-        <w:jc w:val="center"/>
-        <w:tblLayout w:type="fixed"/>
-        <w:tblLook w:firstColumn="1" w:firstRow="1" w:lastColumn="0" w:lastRow="0" w:noHBand="0" w:noVBand="1" w:val="04A0"/>
-      </w:tblPr>
-      <w:tblGrid>
-        <w:gridCol w:w="2280"/>
-        <w:gridCol w:w="2280"/>
-        <w:gridCol w:w="2280"/>
-        <w:gridCol w:w="2280"/>
-      </w:tblGrid>
-      <w:tr>
-        <w:tc>
-          <w:tcPr>
-            <w:tcW w:type="dxa" w:w="680"/>
-            <w:tcBorders>
-              <w:top w:val="single" w:sz="4" w:space="0" w:color="000000"/>
-              <w:left w:val="single" w:sz="4" w:space="0" w:color="000000"/>
-              <w:bottom w:val="single" w:sz="4" w:space="0" w:color="000000"/>
-              <w:right w:val="single" w:sz="4" w:space="0" w:color="000000"/>
-            </w:tcBorders>
-            <w:tcMar>
-              <w:top w:w="50" w:type="dxa"/>
-              <w:bottom w:w="50" w:type="dxa"/>
-              <w:left w:w="80" w:type="dxa"/>
-              <w:right w:w="80" w:type="dxa"/>
-            </w:tcMar>
-          </w:tcPr>
-          <w:p>
-            <w:pPr>
-              <w:jc w:val="center"/>
-            </w:pPr>
-            <w:r/>
-            <w:r>
-              <w:rPr>
-                <w:rFonts w:ascii="Arial" w:hAnsi="Arial"/>
-                <w:b/>
-                <w:sz w:val="18"/>
-              </w:rPr>
-              <w:t>N°</w:t>
-            </w:r>
-          </w:p>
-        </w:tc>
-        <w:tc>
-          <w:tcPr>
-            <w:tcW w:type="dxa" w:w="2551"/>
-            <w:tcBorders>
-              <w:top w:val="single" w:sz="4" w:space="0" w:color="000000"/>
-              <w:left w:val="single" w:sz="4" w:space="0" w:color="000000"/>
-              <w:bottom w:val="single" w:sz="4" w:space="0" w:color="000000"/>
-              <w:right w:val="single" w:sz="4" w:space="0" w:color="000000"/>
-            </w:tcBorders>
-            <w:tcMar>
-              <w:top w:w="50" w:type="dxa"/>
-              <w:bottom w:w="50" w:type="dxa"/>
-              <w:left w:w="80" w:type="dxa"/>
-              <w:right w:w="80" w:type="dxa"/>
-            </w:tcMar>
-          </w:tcPr>
-          <w:p>
-            <w:pPr>
-              <w:jc w:val="center"/>
-            </w:pPr>
-            <w:r/>
-            <w:r>
-              <w:rPr>
-                <w:rFonts w:ascii="Arial" w:hAnsi="Arial"/>
-                <w:b/>
-                <w:sz w:val="18"/>
-              </w:rPr>
-              <w:t>DESCRIPCIÓN DEL BIEN</w:t>
-            </w:r>
-          </w:p>
-        </w:tc>
-        <w:tc>
-          <w:tcPr>
-            <w:tcW w:type="dxa" w:w="850"/>
-            <w:tcBorders>
-              <w:top w:val="single" w:sz="4" w:space="0" w:color="000000"/>
-              <w:left w:val="single" w:sz="4" w:space="0" w:color="000000"/>
-              <w:bottom w:val="single" w:sz="4" w:space="0" w:color="000000"/>
-              <w:right w:val="single" w:sz="4" w:space="0" w:color="000000"/>
-            </w:tcBorders>
-            <w:tcMar>
-              <w:top w:w="50" w:type="dxa"/>
-              <w:bottom w:w="50" w:type="dxa"/>
-              <w:left w:w="80" w:type="dxa"/>
-              <w:right w:w="80" w:type="dxa"/>
-            </w:tcMar>
-          </w:tcPr>
-          <w:p>
-            <w:pPr>
-              <w:jc w:val="center"/>
-            </w:pPr>
-            <w:r/>
-            <w:r>
-              <w:rPr>
-                <w:rFonts w:ascii="Arial" w:hAnsi="Arial"/>
-                <w:b/>
-                <w:sz w:val="18"/>
-              </w:rPr>
-              <w:t>CANT.</w:t>
-            </w:r>
-          </w:p>
-        </w:tc>
-        <w:tc>
-          <w:tcPr>
-            <w:tcW w:type="dxa" w:w="4535"/>
-            <w:tcBorders>
-              <w:top w:val="single" w:sz="4" w:space="0" w:color="000000"/>
-              <w:left w:val="single" w:sz="4" w:space="0" w:color="000000"/>
-              <w:bottom w:val="single" w:sz="4" w:space="0" w:color="000000"/>
-              <w:right w:val="single" w:sz="4" w:space="0" w:color="000000"/>
-            </w:tcBorders>
-            <w:tcMar>
-              <w:top w:w="50" w:type="dxa"/>
-              <w:bottom w:w="50" w:type="dxa"/>
-              <w:left w:w="80" w:type="dxa"/>
-              <w:right w:w="80" w:type="dxa"/>
-            </w:tcMar>
-          </w:tcPr>
-          <w:p>
-            <w:pPr>
-              <w:jc w:val="center"/>
-            </w:pPr>
-            <w:r/>
-            <w:r>
-              <w:rPr>
-                <w:rFonts w:ascii="Arial" w:hAnsi="Arial"/>
-                <w:b/>
-                <w:sz w:val="18"/>
-              </w:rPr>
-              <w:t>OBSERVACIONES</w:t>
-            </w:r>
-          </w:p>
-        </w:tc>
-      </w:tr>
-      <w:tr>
-        <w:tc>
-          <w:tcPr>
-            <w:tcW w:type="dxa" w:w="680"/>
-            <w:tcBorders>
-              <w:top w:val="single" w:sz="4" w:space="0" w:color="000000"/>
-              <w:left w:val="single" w:sz="4" w:space="0" w:color="000000"/>
-              <w:bottom w:val="single" w:sz="4" w:space="0" w:color="000000"/>
-              <w:right w:val="single" w:sz="4" w:space="0" w:color="000000"/>
-            </w:tcBorders>
-            <w:tcMar>
-              <w:top w:w="50" w:type="dxa"/>
-              <w:bottom w:w="50" w:type="dxa"/>
-              <w:left w:w="80" w:type="dxa"/>
-              <w:right w:w="80" w:type="dxa"/>
-            </w:tcMar>
-          </w:tcPr>
-          <w:p>
-            <w:pPr>
-              <w:jc w:val="center"/>
-            </w:pPr>
-            <w:r/>
-            <w:r>
-              <w:rPr>
-                <w:rFonts w:ascii="Arial" w:hAnsi="Arial"/>
-                <w:sz w:val="18"/>
-              </w:rPr>
-              <w:t>1</w:t>
-            </w:r>
-          </w:p>
-        </w:tc>
-        <w:tc>
-          <w:tcPr>
-            <w:tcW w:type="dxa" w:w="2551"/>
-            <w:tcBorders>
-              <w:top w:val="single" w:sz="4" w:space="0" w:color="000000"/>
-              <w:left w:val="single" w:sz="4" w:space="0" w:color="000000"/>
-              <w:bottom w:val="single" w:sz="4" w:space="0" w:color="000000"/>
-              <w:right w:val="single" w:sz="4" w:space="0" w:color="000000"/>
-            </w:tcBorders>
-            <w:tcMar>
-              <w:top w:w="50" w:type="dxa"/>
-              <w:bottom w:w="50" w:type="dxa"/>
-              <w:left w:w="80" w:type="dxa"/>
-              <w:right w:w="80" w:type="dxa"/>
-            </w:tcMar>
-          </w:tcPr>
-          <w:p>
-            <w:pPr>
-              <w:jc w:val="left"/>
-            </w:pPr>
-            <w:r/>
-            <w:r>
-              <w:rPr>
-                <w:rFonts w:ascii="Arial" w:hAnsi="Arial"/>
-                <w:sz w:val="18"/>
-              </w:rPr>
-              <w:t>Oficina principal. 70 m²</w:t>
-            </w:r>
-          </w:p>
-        </w:tc>
-        <w:tc>
-          <w:tcPr>
-            <w:tcW w:type="dxa" w:w="850"/>
-            <w:tcBorders>
-              <w:top w:val="single" w:sz="4" w:space="0" w:color="000000"/>
-              <w:left w:val="single" w:sz="4" w:space="0" w:color="000000"/>
-              <w:bottom w:val="single" w:sz="4" w:space="0" w:color="000000"/>
-              <w:right w:val="single" w:sz="4" w:space="0" w:color="000000"/>
-            </w:tcBorders>
-            <w:tcMar>
-              <w:top w:w="50" w:type="dxa"/>
-              <w:bottom w:w="50" w:type="dxa"/>
-              <w:left w:w="80" w:type="dxa"/>
-              <w:right w:w="80" w:type="dxa"/>
-            </w:tcMar>
-          </w:tcPr>
-          <w:p>
-            <w:pPr>
-              <w:jc w:val="center"/>
-            </w:pPr>
-            <w:r/>
-            <w:r>
-              <w:rPr>
-                <w:rFonts w:ascii="Arial" w:hAnsi="Arial"/>
-                <w:sz w:val="18"/>
-              </w:rPr>
-              <w:t>1</w:t>
-            </w:r>
-          </w:p>
-        </w:tc>
-        <w:tc>
-          <w:tcPr>
-            <w:tcW w:type="dxa" w:w="4535"/>
-            <w:tcBorders>
-              <w:top w:val="single" w:sz="4" w:space="0" w:color="000000"/>
-              <w:left w:val="single" w:sz="4" w:space="0" w:color="000000"/>
-              <w:bottom w:val="single" w:sz="4" w:space="0" w:color="000000"/>
-              <w:right w:val="single" w:sz="4" w:space="0" w:color="000000"/>
-            </w:tcBorders>
-            <w:tcMar>
-              <w:top w:w="50" w:type="dxa"/>
-              <w:bottom w:w="50" w:type="dxa"/>
-              <w:left w:w="80" w:type="dxa"/>
-              <w:right w:w="80" w:type="dxa"/>
-            </w:tcMar>
-          </w:tcPr>
-          <w:p>
-            <w:pPr>
-              <w:jc w:val="both"/>
-            </w:pPr>
-            <w:r/>
-            <w:r>
-              <w:rPr>
-                <w:rFonts w:ascii="Arial" w:hAnsi="Arial"/>
-                <w:sz w:val="18"/>
-              </w:rPr>
-              <w:t>Oficina principal de operaciones de la empresa, ubicada en la Avenida Anauco, Edf. Golden Village, Apto. 6D, Caracas, Distrito Capital, amoblada y equipada.</w:t>
-            </w:r>
-          </w:p>
-        </w:tc>
-      </w:tr>
-      <w:tr>
-        <w:tc>
-          <w:tcPr>
-            <w:tcW w:type="dxa" w:w="680"/>
-            <w:tcBorders>
-              <w:top w:val="single" w:sz="4" w:space="0" w:color="000000"/>
-              <w:left w:val="single" w:sz="4" w:space="0" w:color="000000"/>
-              <w:bottom w:val="single" w:sz="4" w:space="0" w:color="000000"/>
-              <w:right w:val="single" w:sz="4" w:space="0" w:color="000000"/>
-            </w:tcBorders>
-            <w:tcMar>
-              <w:top w:w="50" w:type="dxa"/>
-              <w:bottom w:w="50" w:type="dxa"/>
-              <w:left w:w="80" w:type="dxa"/>
-              <w:right w:w="80" w:type="dxa"/>
-            </w:tcMar>
-          </w:tcPr>
-          <w:p>
-            <w:pPr>
-              <w:jc w:val="center"/>
-            </w:pPr>
-            <w:r/>
-            <w:r>
-              <w:rPr>
-                <w:rFonts w:ascii="Arial" w:hAnsi="Arial"/>
-                <w:sz w:val="18"/>
-              </w:rPr>
-              <w:t>2</w:t>
-            </w:r>
-          </w:p>
-        </w:tc>
-        <w:tc>
-          <w:tcPr>
-            <w:tcW w:type="dxa" w:w="2551"/>
-            <w:tcBorders>
-              <w:top w:val="single" w:sz="4" w:space="0" w:color="000000"/>
-              <w:left w:val="single" w:sz="4" w:space="0" w:color="000000"/>
-              <w:bottom w:val="single" w:sz="4" w:space="0" w:color="000000"/>
-              <w:right w:val="single" w:sz="4" w:space="0" w:color="000000"/>
-            </w:tcBorders>
-            <w:tcMar>
-              <w:top w:w="50" w:type="dxa"/>
-              <w:bottom w:w="50" w:type="dxa"/>
-              <w:left w:w="80" w:type="dxa"/>
-              <w:right w:w="80" w:type="dxa"/>
-            </w:tcMar>
-          </w:tcPr>
-          <w:p>
-            <w:pPr>
-              <w:jc w:val="left"/>
-            </w:pPr>
-            <w:r/>
-            <w:r>
-              <w:rPr>
-                <w:rFonts w:ascii="Arial" w:hAnsi="Arial"/>
-                <w:sz w:val="18"/>
-              </w:rPr>
-              <w:t>Escritorios ejecutivos de trabajo. 120 x 60 cm c/u</w:t>
-            </w:r>
-          </w:p>
-        </w:tc>
-        <w:tc>
-          <w:tcPr>
-            <w:tcW w:type="dxa" w:w="850"/>
-            <w:tcBorders>
-              <w:top w:val="single" w:sz="4" w:space="0" w:color="000000"/>
-              <w:left w:val="single" w:sz="4" w:space="0" w:color="000000"/>
-              <w:bottom w:val="single" w:sz="4" w:space="0" w:color="000000"/>
-              <w:right w:val="single" w:sz="4" w:space="0" w:color="000000"/>
-            </w:tcBorders>
-            <w:tcMar>
-              <w:top w:w="50" w:type="dxa"/>
-              <w:bottom w:w="50" w:type="dxa"/>
-              <w:left w:w="80" w:type="dxa"/>
-              <w:right w:w="80" w:type="dxa"/>
-            </w:tcMar>
-          </w:tcPr>
-          <w:p>
-            <w:pPr>
-              <w:jc w:val="center"/>
-            </w:pPr>
-            <w:r/>
-            <w:r>
-              <w:rPr>
-                <w:rFonts w:ascii="Arial" w:hAnsi="Arial"/>
-                <w:sz w:val="18"/>
-              </w:rPr>
-              <w:t>3</w:t>
-            </w:r>
-          </w:p>
-        </w:tc>
-        <w:tc>
-          <w:tcPr>
-            <w:tcW w:type="dxa" w:w="4535"/>
-            <w:tcBorders>
-              <w:top w:val="single" w:sz="4" w:space="0" w:color="000000"/>
-              <w:left w:val="single" w:sz="4" w:space="0" w:color="000000"/>
-              <w:bottom w:val="single" w:sz="4" w:space="0" w:color="000000"/>
-              <w:right w:val="single" w:sz="4" w:space="0" w:color="000000"/>
-            </w:tcBorders>
-            <w:tcMar>
-              <w:top w:w="50" w:type="dxa"/>
-              <w:bottom w:w="50" w:type="dxa"/>
-              <w:left w:w="80" w:type="dxa"/>
-              <w:right w:w="80" w:type="dxa"/>
-            </w:tcMar>
-          </w:tcPr>
-          <w:p>
-            <w:pPr>
-              <w:jc w:val="both"/>
-            </w:pPr>
-            <w:r/>
-            <w:r>
-              <w:rPr>
-                <w:rFonts w:ascii="Arial" w:hAnsi="Arial"/>
-                <w:sz w:val="18"/>
-              </w:rPr>
-              <w:t>Escritorios de trabajo en MDM/MDF con estructura metálica, cajoneras, para estaciones de trabajo de programación y administración.</w:t>
-            </w:r>
-          </w:p>
-        </w:tc>
-      </w:tr>
-      <w:tr>
-        <w:tc>
-          <w:tcPr>
-            <w:tcW w:type="dxa" w:w="680"/>
-            <w:tcBorders>
-              <w:top w:val="single" w:sz="4" w:space="0" w:color="000000"/>
-              <w:left w:val="single" w:sz="4" w:space="0" w:color="000000"/>
-              <w:bottom w:val="single" w:sz="4" w:space="0" w:color="000000"/>
-              <w:right w:val="single" w:sz="4" w:space="0" w:color="000000"/>
-            </w:tcBorders>
-            <w:tcMar>
-              <w:top w:w="50" w:type="dxa"/>
-              <w:bottom w:w="50" w:type="dxa"/>
-              <w:left w:w="80" w:type="dxa"/>
-              <w:right w:w="80" w:type="dxa"/>
-            </w:tcMar>
-          </w:tcPr>
-          <w:p>
-            <w:pPr>
-              <w:jc w:val="center"/>
-            </w:pPr>
-            <w:r/>
-            <w:r>
-              <w:rPr>
-                <w:rFonts w:ascii="Arial" w:hAnsi="Arial"/>
-                <w:sz w:val="18"/>
-              </w:rPr>
-              <w:t>3</w:t>
-            </w:r>
-          </w:p>
-        </w:tc>
-        <w:tc>
-          <w:tcPr>
-            <w:tcW w:type="dxa" w:w="2551"/>
-            <w:tcBorders>
-              <w:top w:val="single" w:sz="4" w:space="0" w:color="000000"/>
-              <w:left w:val="single" w:sz="4" w:space="0" w:color="000000"/>
-              <w:bottom w:val="single" w:sz="4" w:space="0" w:color="000000"/>
-              <w:right w:val="single" w:sz="4" w:space="0" w:color="000000"/>
-            </w:tcBorders>
-            <w:tcMar>
-              <w:top w:w="50" w:type="dxa"/>
-              <w:bottom w:w="50" w:type="dxa"/>
-              <w:left w:w="80" w:type="dxa"/>
-              <w:right w:w="80" w:type="dxa"/>
-            </w:tcMar>
-          </w:tcPr>
-          <w:p>
-            <w:pPr>
-              <w:jc w:val="left"/>
-            </w:pPr>
-            <w:r/>
-            <w:r>
-              <w:rPr>
-                <w:rFonts w:ascii="Arial" w:hAnsi="Arial"/>
-                <w:sz w:val="18"/>
-              </w:rPr>
-              <w:t>Sillas ergonómicas de oficina</w:t>
-            </w:r>
-          </w:p>
-        </w:tc>
-        <w:tc>
-          <w:tcPr>
-            <w:tcW w:type="dxa" w:w="850"/>
-            <w:tcBorders>
-              <w:top w:val="single" w:sz="4" w:space="0" w:color="000000"/>
-              <w:left w:val="single" w:sz="4" w:space="0" w:color="000000"/>
-              <w:bottom w:val="single" w:sz="4" w:space="0" w:color="000000"/>
-              <w:right w:val="single" w:sz="4" w:space="0" w:color="000000"/>
-            </w:tcBorders>
-            <w:tcMar>
-              <w:top w:w="50" w:type="dxa"/>
-              <w:bottom w:w="50" w:type="dxa"/>
-              <w:left w:w="80" w:type="dxa"/>
-              <w:right w:w="80" w:type="dxa"/>
-            </w:tcMar>
-          </w:tcPr>
-          <w:p>
-            <w:pPr>
-              <w:jc w:val="center"/>
-            </w:pPr>
-            <w:r/>
-            <w:r>
-              <w:rPr>
-                <w:rFonts w:ascii="Arial" w:hAnsi="Arial"/>
-                <w:sz w:val="18"/>
-              </w:rPr>
-              <w:t>5</w:t>
-            </w:r>
-          </w:p>
-        </w:tc>
-        <w:tc>
-          <w:tcPr>
-            <w:tcW w:type="dxa" w:w="4535"/>
-            <w:tcBorders>
-              <w:top w:val="single" w:sz="4" w:space="0" w:color="000000"/>
-              <w:left w:val="single" w:sz="4" w:space="0" w:color="000000"/>
-              <w:bottom w:val="single" w:sz="4" w:space="0" w:color="000000"/>
-              <w:right w:val="single" w:sz="4" w:space="0" w:color="000000"/>
-            </w:tcBorders>
-            <w:tcMar>
-              <w:top w:w="50" w:type="dxa"/>
-              <w:bottom w:w="50" w:type="dxa"/>
-              <w:left w:w="80" w:type="dxa"/>
-              <w:right w:w="80" w:type="dxa"/>
-            </w:tcMar>
-          </w:tcPr>
-          <w:p>
-            <w:pPr>
-              <w:jc w:val="both"/>
-            </w:pPr>
-            <w:r/>
-            <w:r>
-              <w:rPr>
-                <w:rFonts w:ascii="Arial" w:hAnsi="Arial"/>
-                <w:sz w:val="18"/>
-              </w:rPr>
-              <w:t>Sillas giratorias ergonómicas con soporte lumbar, reposabrazos ajustables y base de cinco ruedas.</w:t>
-            </w:r>
-          </w:p>
-        </w:tc>
-      </w:tr>
-      <w:tr>
-        <w:tc>
-          <w:tcPr>
-            <w:tcW w:type="dxa" w:w="680"/>
-            <w:tcBorders>
-              <w:top w:val="single" w:sz="4" w:space="0" w:color="000000"/>
-              <w:left w:val="single" w:sz="4" w:space="0" w:color="000000"/>
-              <w:bottom w:val="single" w:sz="4" w:space="0" w:color="000000"/>
-              <w:right w:val="single" w:sz="4" w:space="0" w:color="000000"/>
-            </w:tcBorders>
-            <w:tcMar>
-              <w:top w:w="50" w:type="dxa"/>
-              <w:bottom w:w="50" w:type="dxa"/>
-              <w:left w:w="80" w:type="dxa"/>
-              <w:right w:w="80" w:type="dxa"/>
-            </w:tcMar>
-          </w:tcPr>
-          <w:p>
-            <w:pPr>
-              <w:jc w:val="center"/>
-            </w:pPr>
-            <w:r/>
-            <w:r>
-              <w:rPr>
-                <w:rFonts w:ascii="Arial" w:hAnsi="Arial"/>
-                <w:sz w:val="18"/>
-              </w:rPr>
-              <w:t>4</w:t>
-            </w:r>
-          </w:p>
-        </w:tc>
-        <w:tc>
-          <w:tcPr>
-            <w:tcW w:type="dxa" w:w="2551"/>
-            <w:tcBorders>
-              <w:top w:val="single" w:sz="4" w:space="0" w:color="000000"/>
-              <w:left w:val="single" w:sz="4" w:space="0" w:color="000000"/>
-              <w:bottom w:val="single" w:sz="4" w:space="0" w:color="000000"/>
-              <w:right w:val="single" w:sz="4" w:space="0" w:color="000000"/>
-            </w:tcBorders>
-            <w:tcMar>
-              <w:top w:w="50" w:type="dxa"/>
-              <w:bottom w:w="50" w:type="dxa"/>
-              <w:left w:w="80" w:type="dxa"/>
-              <w:right w:w="80" w:type="dxa"/>
-            </w:tcMar>
-          </w:tcPr>
-          <w:p>
-            <w:pPr>
-              <w:jc w:val="left"/>
-            </w:pPr>
-            <w:r/>
-            <w:r>
-              <w:rPr>
-                <w:rFonts w:ascii="Arial" w:hAnsi="Arial"/>
-                <w:sz w:val="18"/>
-              </w:rPr>
-              <w:t>Mesa de juntas/conferencias. 180 x 90 cm</w:t>
-            </w:r>
-          </w:p>
-        </w:tc>
-        <w:tc>
-          <w:tcPr>
-            <w:tcW w:type="dxa" w:w="850"/>
-            <w:tcBorders>
-              <w:top w:val="single" w:sz="4" w:space="0" w:color="000000"/>
-              <w:left w:val="single" w:sz="4" w:space="0" w:color="000000"/>
-              <w:bottom w:val="single" w:sz="4" w:space="0" w:color="000000"/>
-              <w:right w:val="single" w:sz="4" w:space="0" w:color="000000"/>
-            </w:tcBorders>
-            <w:tcMar>
-              <w:top w:w="50" w:type="dxa"/>
-              <w:bottom w:w="50" w:type="dxa"/>
-              <w:left w:w="80" w:type="dxa"/>
-              <w:right w:w="80" w:type="dxa"/>
-            </w:tcMar>
-          </w:tcPr>
-          <w:p>
-            <w:pPr>
-              <w:jc w:val="center"/>
-            </w:pPr>
-            <w:r/>
-            <w:r>
-              <w:rPr>
-                <w:rFonts w:ascii="Arial" w:hAnsi="Arial"/>
-                <w:sz w:val="18"/>
-              </w:rPr>
-              <w:t>1</w:t>
-            </w:r>
-          </w:p>
-        </w:tc>
-        <w:tc>
-          <w:tcPr>
-            <w:tcW w:type="dxa" w:w="4535"/>
-            <w:tcBorders>
-              <w:top w:val="single" w:sz="4" w:space="0" w:color="000000"/>
-              <w:left w:val="single" w:sz="4" w:space="0" w:color="000000"/>
-              <w:bottom w:val="single" w:sz="4" w:space="0" w:color="000000"/>
-              <w:right w:val="single" w:sz="4" w:space="0" w:color="000000"/>
-            </w:tcBorders>
-            <w:tcMar>
-              <w:top w:w="50" w:type="dxa"/>
-              <w:bottom w:w="50" w:type="dxa"/>
-              <w:left w:w="80" w:type="dxa"/>
-              <w:right w:w="80" w:type="dxa"/>
-            </w:tcMar>
-          </w:tcPr>
-          <w:p>
-            <w:pPr>
-              <w:jc w:val="both"/>
-            </w:pPr>
-            <w:r/>
-            <w:r>
-              <w:rPr>
-                <w:rFonts w:ascii="Arial" w:hAnsi="Arial"/>
-                <w:sz w:val="18"/>
-              </w:rPr>
-              <w:t>Mesa rectangular de reuniones con capacidad para 6 personas, superficie laminada.</w:t>
-            </w:r>
-          </w:p>
-        </w:tc>
-      </w:tr>
-      <w:tr>
-        <w:tc>
-          <w:tcPr>
-            <w:tcW w:type="dxa" w:w="680"/>
-            <w:tcBorders>
-              <w:top w:val="single" w:sz="4" w:space="0" w:color="000000"/>
-              <w:left w:val="single" w:sz="4" w:space="0" w:color="000000"/>
-              <w:bottom w:val="single" w:sz="4" w:space="0" w:color="000000"/>
-              <w:right w:val="single" w:sz="4" w:space="0" w:color="000000"/>
-            </w:tcBorders>
-            <w:tcMar>
-              <w:top w:w="50" w:type="dxa"/>
-              <w:bottom w:w="50" w:type="dxa"/>
-              <w:left w:w="80" w:type="dxa"/>
-              <w:right w:w="80" w:type="dxa"/>
-            </w:tcMar>
-          </w:tcPr>
-          <w:p>
-            <w:pPr>
-              <w:jc w:val="center"/>
-            </w:pPr>
-            <w:r/>
-            <w:r>
-              <w:rPr>
-                <w:rFonts w:ascii="Arial" w:hAnsi="Arial"/>
-                <w:sz w:val="18"/>
-              </w:rPr>
-              <w:t>5</w:t>
-            </w:r>
-          </w:p>
-        </w:tc>
-        <w:tc>
-          <w:tcPr>
-            <w:tcW w:type="dxa" w:w="2551"/>
-            <w:tcBorders>
-              <w:top w:val="single" w:sz="4" w:space="0" w:color="000000"/>
-              <w:left w:val="single" w:sz="4" w:space="0" w:color="000000"/>
-              <w:bottom w:val="single" w:sz="4" w:space="0" w:color="000000"/>
-              <w:right w:val="single" w:sz="4" w:space="0" w:color="000000"/>
-            </w:tcBorders>
-            <w:tcMar>
-              <w:top w:w="50" w:type="dxa"/>
-              <w:bottom w:w="50" w:type="dxa"/>
-              <w:left w:w="80" w:type="dxa"/>
-              <w:right w:w="80" w:type="dxa"/>
-            </w:tcMar>
-          </w:tcPr>
-          <w:p>
-            <w:pPr>
-              <w:jc w:val="left"/>
-            </w:pPr>
-            <w:r/>
-            <w:r>
-              <w:rPr>
-                <w:rFonts w:ascii="Arial" w:hAnsi="Arial"/>
-                <w:sz w:val="18"/>
-              </w:rPr>
-              <w:t>Estantería modular de almacenamiento</w:t>
-            </w:r>
-          </w:p>
-        </w:tc>
-        <w:tc>
-          <w:tcPr>
-            <w:tcW w:type="dxa" w:w="850"/>
-            <w:tcBorders>
-              <w:top w:val="single" w:sz="4" w:space="0" w:color="000000"/>
-              <w:left w:val="single" w:sz="4" w:space="0" w:color="000000"/>
-              <w:bottom w:val="single" w:sz="4" w:space="0" w:color="000000"/>
-              <w:right w:val="single" w:sz="4" w:space="0" w:color="000000"/>
-            </w:tcBorders>
-            <w:tcMar>
-              <w:top w:w="50" w:type="dxa"/>
-              <w:bottom w:w="50" w:type="dxa"/>
-              <w:left w:w="80" w:type="dxa"/>
-              <w:right w:w="80" w:type="dxa"/>
-            </w:tcMar>
-          </w:tcPr>
-          <w:p>
-            <w:pPr>
-              <w:jc w:val="center"/>
-            </w:pPr>
-            <w:r/>
-            <w:r>
-              <w:rPr>
-                <w:rFonts w:ascii="Arial" w:hAnsi="Arial"/>
-                <w:sz w:val="18"/>
-              </w:rPr>
-              <w:t>2</w:t>
-            </w:r>
-          </w:p>
-        </w:tc>
-        <w:tc>
-          <w:tcPr>
-            <w:tcW w:type="dxa" w:w="4535"/>
-            <w:tcBorders>
-              <w:top w:val="single" w:sz="4" w:space="0" w:color="000000"/>
-              <w:left w:val="single" w:sz="4" w:space="0" w:color="000000"/>
-              <w:bottom w:val="single" w:sz="4" w:space="0" w:color="000000"/>
-              <w:right w:val="single" w:sz="4" w:space="0" w:color="000000"/>
-            </w:tcBorders>
-            <w:tcMar>
-              <w:top w:w="50" w:type="dxa"/>
-              <w:bottom w:w="50" w:type="dxa"/>
-              <w:left w:w="80" w:type="dxa"/>
-              <w:right w:w="80" w:type="dxa"/>
-            </w:tcMar>
-          </w:tcPr>
-          <w:p>
-            <w:pPr>
-              <w:jc w:val="both"/>
-            </w:pPr>
-            <w:r/>
-            <w:r>
-              <w:rPr>
-                <w:rFonts w:ascii="Arial" w:hAnsi="Arial"/>
-                <w:sz w:val="18"/>
-              </w:rPr>
-              <w:t>Estantes modulares de 5 niveles cada uno, para almacenamiento de documentación, equipos y suministros de oficina.</w:t>
-            </w:r>
-          </w:p>
-        </w:tc>
-      </w:tr>
-      <w:tr>
-        <w:tc>
-          <w:tcPr>
-            <w:tcW w:type="dxa" w:w="680"/>
-            <w:tcBorders>
-              <w:top w:val="single" w:sz="4" w:space="0" w:color="000000"/>
-              <w:left w:val="single" w:sz="4" w:space="0" w:color="000000"/>
-              <w:bottom w:val="single" w:sz="4" w:space="0" w:color="000000"/>
-              <w:right w:val="single" w:sz="4" w:space="0" w:color="000000"/>
-            </w:tcBorders>
-            <w:tcMar>
-              <w:top w:w="50" w:type="dxa"/>
-              <w:bottom w:w="50" w:type="dxa"/>
-              <w:left w:w="80" w:type="dxa"/>
-              <w:right w:w="80" w:type="dxa"/>
-            </w:tcMar>
-          </w:tcPr>
-          <w:p>
-            <w:pPr>
-              <w:jc w:val="center"/>
-            </w:pPr>
-            <w:r/>
-            <w:r>
-              <w:rPr>
-                <w:rFonts w:ascii="Arial" w:hAnsi="Arial"/>
-                <w:sz w:val="18"/>
-              </w:rPr>
-              <w:t>6</w:t>
-            </w:r>
-          </w:p>
-        </w:tc>
-        <w:tc>
-          <w:tcPr>
-            <w:tcW w:type="dxa" w:w="2551"/>
-            <w:tcBorders>
-              <w:top w:val="single" w:sz="4" w:space="0" w:color="000000"/>
-              <w:left w:val="single" w:sz="4" w:space="0" w:color="000000"/>
-              <w:bottom w:val="single" w:sz="4" w:space="0" w:color="000000"/>
-              <w:right w:val="single" w:sz="4" w:space="0" w:color="000000"/>
-            </w:tcBorders>
-            <w:tcMar>
-              <w:top w:w="50" w:type="dxa"/>
-              <w:bottom w:w="50" w:type="dxa"/>
-              <w:left w:w="80" w:type="dxa"/>
-              <w:right w:w="80" w:type="dxa"/>
-            </w:tcMar>
-          </w:tcPr>
-          <w:p>
-            <w:pPr>
-              <w:jc w:val="left"/>
-            </w:pPr>
-            <w:r/>
-            <w:r>
-              <w:rPr>
-                <w:rFonts w:ascii="Arial" w:hAnsi="Arial"/>
-                <w:sz w:val="18"/>
-              </w:rPr>
-              <w:t>Archivador metálico de seguridad. 4 gavetas</w:t>
-            </w:r>
-          </w:p>
-        </w:tc>
-        <w:tc>
-          <w:tcPr>
-            <w:tcW w:type="dxa" w:w="850"/>
-            <w:tcBorders>
-              <w:top w:val="single" w:sz="4" w:space="0" w:color="000000"/>
-              <w:left w:val="single" w:sz="4" w:space="0" w:color="000000"/>
-              <w:bottom w:val="single" w:sz="4" w:space="0" w:color="000000"/>
-              <w:right w:val="single" w:sz="4" w:space="0" w:color="000000"/>
-            </w:tcBorders>
-            <w:tcMar>
-              <w:top w:w="50" w:type="dxa"/>
-              <w:bottom w:w="50" w:type="dxa"/>
-              <w:left w:w="80" w:type="dxa"/>
-              <w:right w:w="80" w:type="dxa"/>
-            </w:tcMar>
-          </w:tcPr>
-          <w:p>
-            <w:pPr>
-              <w:jc w:val="center"/>
-            </w:pPr>
-            <w:r/>
-            <w:r>
-              <w:rPr>
-                <w:rFonts w:ascii="Arial" w:hAnsi="Arial"/>
-                <w:sz w:val="18"/>
-              </w:rPr>
-              <w:t>1</w:t>
-            </w:r>
-          </w:p>
-        </w:tc>
-        <w:tc>
-          <w:tcPr>
-            <w:tcW w:type="dxa" w:w="4535"/>
-            <w:tcBorders>
-              <w:top w:val="single" w:sz="4" w:space="0" w:color="000000"/>
-              <w:left w:val="single" w:sz="4" w:space="0" w:color="000000"/>
-              <w:bottom w:val="single" w:sz="4" w:space="0" w:color="000000"/>
-              <w:right w:val="single" w:sz="4" w:space="0" w:color="000000"/>
-            </w:tcBorders>
-            <w:tcMar>
-              <w:top w:w="50" w:type="dxa"/>
-              <w:bottom w:w="50" w:type="dxa"/>
-              <w:left w:w="80" w:type="dxa"/>
-              <w:right w:w="80" w:type="dxa"/>
-            </w:tcMar>
-          </w:tcPr>
-          <w:p>
-            <w:pPr>
-              <w:jc w:val="both"/>
-            </w:pPr>
-            <w:r/>
-            <w:r>
-              <w:rPr>
-                <w:rFonts w:ascii="Arial" w:hAnsi="Arial"/>
-                <w:sz w:val="18"/>
-              </w:rPr>
-              <w:t>Archivador vertical metálico con cerradura de seguridad, para custodia de documentos legales, financieros y contratos.</w:t>
-            </w:r>
-          </w:p>
-        </w:tc>
-      </w:tr>
-      <w:tr>
-        <w:tc>
-          <w:tcPr>
-            <w:tcW w:type="dxa" w:w="680"/>
-            <w:tcBorders>
-              <w:top w:val="single" w:sz="4" w:space="0" w:color="000000"/>
-              <w:left w:val="single" w:sz="4" w:space="0" w:color="000000"/>
-              <w:bottom w:val="single" w:sz="4" w:space="0" w:color="000000"/>
-              <w:right w:val="single" w:sz="4" w:space="0" w:color="000000"/>
-            </w:tcBorders>
-            <w:tcMar>
-              <w:top w:w="50" w:type="dxa"/>
-              <w:bottom w:w="50" w:type="dxa"/>
-              <w:left w:w="80" w:type="dxa"/>
-              <w:right w:w="80" w:type="dxa"/>
-            </w:tcMar>
-          </w:tcPr>
-          <w:p>
-            <w:pPr>
-              <w:jc w:val="center"/>
-            </w:pPr>
-            <w:r/>
-            <w:r>
-              <w:rPr>
-                <w:rFonts w:ascii="Arial" w:hAnsi="Arial"/>
-                <w:sz w:val="18"/>
-              </w:rPr>
-              <w:t>7</w:t>
-            </w:r>
-          </w:p>
-        </w:tc>
-        <w:tc>
-          <w:tcPr>
-            <w:tcW w:type="dxa" w:w="2551"/>
-            <w:tcBorders>
-              <w:top w:val="single" w:sz="4" w:space="0" w:color="000000"/>
-              <w:left w:val="single" w:sz="4" w:space="0" w:color="000000"/>
-              <w:bottom w:val="single" w:sz="4" w:space="0" w:color="000000"/>
-              <w:right w:val="single" w:sz="4" w:space="0" w:color="000000"/>
-            </w:tcBorders>
-            <w:tcMar>
-              <w:top w:w="50" w:type="dxa"/>
-              <w:bottom w:w="50" w:type="dxa"/>
-              <w:left w:w="80" w:type="dxa"/>
-              <w:right w:w="80" w:type="dxa"/>
-            </w:tcMar>
-          </w:tcPr>
-          <w:p>
-            <w:pPr>
-              <w:jc w:val="left"/>
-            </w:pPr>
-            <w:r/>
-            <w:r>
-              <w:rPr>
-                <w:rFonts w:ascii="Arial" w:hAnsi="Arial"/>
-                <w:sz w:val="18"/>
-              </w:rPr>
-              <w:t>Cortinas blackout para oficina. Según ventana</w:t>
-            </w:r>
-          </w:p>
-        </w:tc>
-        <w:tc>
-          <w:tcPr>
-            <w:tcW w:type="dxa" w:w="850"/>
-            <w:tcBorders>
-              <w:top w:val="single" w:sz="4" w:space="0" w:color="000000"/>
-              <w:left w:val="single" w:sz="4" w:space="0" w:color="000000"/>
-              <w:bottom w:val="single" w:sz="4" w:space="0" w:color="000000"/>
-              <w:right w:val="single" w:sz="4" w:space="0" w:color="000000"/>
-            </w:tcBorders>
-            <w:tcMar>
-              <w:top w:w="50" w:type="dxa"/>
-              <w:bottom w:w="50" w:type="dxa"/>
-              <w:left w:w="80" w:type="dxa"/>
-              <w:right w:w="80" w:type="dxa"/>
-            </w:tcMar>
-          </w:tcPr>
-          <w:p>
-            <w:pPr>
-              <w:jc w:val="center"/>
-            </w:pPr>
-            <w:r/>
-            <w:r>
-              <w:rPr>
-                <w:rFonts w:ascii="Arial" w:hAnsi="Arial"/>
-                <w:sz w:val="18"/>
-              </w:rPr>
-              <w:t>3</w:t>
-            </w:r>
-          </w:p>
-        </w:tc>
-        <w:tc>
-          <w:tcPr>
-            <w:tcW w:type="dxa" w:w="4535"/>
-            <w:tcBorders>
-              <w:top w:val="single" w:sz="4" w:space="0" w:color="000000"/>
-              <w:left w:val="single" w:sz="4" w:space="0" w:color="000000"/>
-              <w:bottom w:val="single" w:sz="4" w:space="0" w:color="000000"/>
-              <w:right w:val="single" w:sz="4" w:space="0" w:color="000000"/>
-            </w:tcBorders>
-            <w:tcMar>
-              <w:top w:w="50" w:type="dxa"/>
-              <w:bottom w:w="50" w:type="dxa"/>
-              <w:left w:w="80" w:type="dxa"/>
-              <w:right w:w="80" w:type="dxa"/>
-            </w:tcMar>
-          </w:tcPr>
-          <w:p>
-            <w:pPr>
-              <w:jc w:val="both"/>
-            </w:pPr>
-            <w:r/>
-            <w:r>
-              <w:rPr>
-                <w:rFonts w:ascii="Arial" w:hAnsi="Arial"/>
-                <w:sz w:val="18"/>
-              </w:rPr>
-              <w:t>Cortinas opacas reguladoras de luz para ventanas de la oficina, necesarias para producciones audiovisuales.</w:t>
-            </w:r>
-          </w:p>
-        </w:tc>
-      </w:tr>
-    </w:tbl>
-    <w:p/>
-    <w:p>
-      <w:pPr>
-        <w:jc w:val="center"/>
-      </w:pPr>
-      <w:r>
-        <w:rPr>
-          <w:rFonts w:ascii="Arial" w:hAnsi="Arial"/>
-          <w:b/>
-          <w:sz w:val="24"/>
-        </w:rPr>
-        <w:t>CATEGORÍA 2: EQUIPOS DE CÓMPUTO Y TELECOMUNICACIONES</w:t>
-      </w:r>
-    </w:p>
-    <w:p/>
-    <w:p>
-      <w:pPr>
-        <w:jc w:val="both"/>
-      </w:pPr>
-      <w:r>
-        <w:rPr>
-          <w:rFonts w:ascii="Arial" w:hAnsi="Arial"/>
-          <w:b w:val="0"/>
-        </w:rPr>
-        <w:t>Equipos de cómputo, telecomunicaciones, climatización e infraestructura tecnológica necesarios para el desarrollo de software, operaciones de plataforma y comunicaciones institucionales.</w:t>
-      </w:r>
-    </w:p>
-    <w:p/>
-    <w:tbl>
-      <w:tblPr>
-        <w:tblW w:type="auto" w:w="0"/>
-        <w:jc w:val="center"/>
-        <w:tblLayout w:type="fixed"/>
-        <w:tblLook w:firstColumn="1" w:firstRow="1" w:lastColumn="0" w:lastRow="0" w:noHBand="0" w:noVBand="1" w:val="04A0"/>
-      </w:tblPr>
-      <w:tblGrid>
-        <w:gridCol w:w="2280"/>
-        <w:gridCol w:w="2280"/>
-        <w:gridCol w:w="2280"/>
-        <w:gridCol w:w="2280"/>
-      </w:tblGrid>
-      <w:tr>
-        <w:tc>
-          <w:tcPr>
-            <w:tcW w:type="dxa" w:w="680"/>
-            <w:tcBorders>
-              <w:top w:val="single" w:sz="4" w:space="0" w:color="000000"/>
-              <w:left w:val="single" w:sz="4" w:space="0" w:color="000000"/>
-              <w:bottom w:val="single" w:sz="4" w:space="0" w:color="000000"/>
-              <w:right w:val="single" w:sz="4" w:space="0" w:color="000000"/>
-            </w:tcBorders>
-            <w:tcMar>
-              <w:top w:w="50" w:type="dxa"/>
-              <w:bottom w:w="50" w:type="dxa"/>
-              <w:left w:w="80" w:type="dxa"/>
-              <w:right w:w="80" w:type="dxa"/>
-            </w:tcMar>
-          </w:tcPr>
-          <w:p>
-            <w:pPr>
-              <w:jc w:val="center"/>
-            </w:pPr>
-            <w:r/>
-            <w:r>
-              <w:rPr>
-                <w:rFonts w:ascii="Arial" w:hAnsi="Arial"/>
-                <w:b/>
-                <w:sz w:val="18"/>
-              </w:rPr>
-              <w:t>N°</w:t>
-            </w:r>
-          </w:p>
-        </w:tc>
-        <w:tc>
-          <w:tcPr>
-            <w:tcW w:type="dxa" w:w="2551"/>
-            <w:tcBorders>
-              <w:top w:val="single" w:sz="4" w:space="0" w:color="000000"/>
-              <w:left w:val="single" w:sz="4" w:space="0" w:color="000000"/>
-              <w:bottom w:val="single" w:sz="4" w:space="0" w:color="000000"/>
-              <w:right w:val="single" w:sz="4" w:space="0" w:color="000000"/>
-            </w:tcBorders>
-            <w:tcMar>
-              <w:top w:w="50" w:type="dxa"/>
-              <w:bottom w:w="50" w:type="dxa"/>
-              <w:left w:w="80" w:type="dxa"/>
-              <w:right w:w="80" w:type="dxa"/>
-            </w:tcMar>
-          </w:tcPr>
-          <w:p>
-            <w:pPr>
-              <w:jc w:val="center"/>
-            </w:pPr>
-            <w:r/>
-            <w:r>
-              <w:rPr>
-                <w:rFonts w:ascii="Arial" w:hAnsi="Arial"/>
-                <w:b/>
-                <w:sz w:val="18"/>
-              </w:rPr>
-              <w:t>DESCRIPCIÓN DEL BIEN</w:t>
-            </w:r>
-          </w:p>
-        </w:tc>
-        <w:tc>
-          <w:tcPr>
-            <w:tcW w:type="dxa" w:w="850"/>
-            <w:tcBorders>
-              <w:top w:val="single" w:sz="4" w:space="0" w:color="000000"/>
-              <w:left w:val="single" w:sz="4" w:space="0" w:color="000000"/>
-              <w:bottom w:val="single" w:sz="4" w:space="0" w:color="000000"/>
-              <w:right w:val="single" w:sz="4" w:space="0" w:color="000000"/>
-            </w:tcBorders>
-            <w:tcMar>
-              <w:top w:w="50" w:type="dxa"/>
-              <w:bottom w:w="50" w:type="dxa"/>
-              <w:left w:w="80" w:type="dxa"/>
-              <w:right w:w="80" w:type="dxa"/>
-            </w:tcMar>
-          </w:tcPr>
-          <w:p>
-            <w:pPr>
-              <w:jc w:val="center"/>
-            </w:pPr>
-            <w:r/>
-            <w:r>
-              <w:rPr>
-                <w:rFonts w:ascii="Arial" w:hAnsi="Arial"/>
-                <w:b/>
-                <w:sz w:val="18"/>
-              </w:rPr>
-              <w:t>CANT.</w:t>
-            </w:r>
-          </w:p>
-        </w:tc>
-        <w:tc>
-          <w:tcPr>
-            <w:tcW w:type="dxa" w:w="4535"/>
-            <w:tcBorders>
-              <w:top w:val="single" w:sz="4" w:space="0" w:color="000000"/>
-              <w:left w:val="single" w:sz="4" w:space="0" w:color="000000"/>
-              <w:bottom w:val="single" w:sz="4" w:space="0" w:color="000000"/>
-              <w:right w:val="single" w:sz="4" w:space="0" w:color="000000"/>
-            </w:tcBorders>
-            <w:tcMar>
-              <w:top w:w="50" w:type="dxa"/>
-              <w:bottom w:w="50" w:type="dxa"/>
-              <w:left w:w="80" w:type="dxa"/>
-              <w:right w:w="80" w:type="dxa"/>
-            </w:tcMar>
-          </w:tcPr>
-          <w:p>
-            <w:pPr>
-              <w:jc w:val="center"/>
-            </w:pPr>
-            <w:r/>
-            <w:r>
-              <w:rPr>
-                <w:rFonts w:ascii="Arial" w:hAnsi="Arial"/>
-                <w:b/>
-                <w:sz w:val="18"/>
-              </w:rPr>
-              <w:t>OBSERVACIONES</w:t>
-            </w:r>
-          </w:p>
-        </w:tc>
-      </w:tr>
-      <w:tr>
-        <w:tc>
-          <w:tcPr>
-            <w:tcW w:type="dxa" w:w="680"/>
-            <w:tcBorders>
-              <w:top w:val="single" w:sz="4" w:space="0" w:color="000000"/>
-              <w:left w:val="single" w:sz="4" w:space="0" w:color="000000"/>
-              <w:bottom w:val="single" w:sz="4" w:space="0" w:color="000000"/>
-              <w:right w:val="single" w:sz="4" w:space="0" w:color="000000"/>
-            </w:tcBorders>
-            <w:tcMar>
-              <w:top w:w="50" w:type="dxa"/>
-              <w:bottom w:w="50" w:type="dxa"/>
-              <w:left w:w="80" w:type="dxa"/>
-              <w:right w:w="80" w:type="dxa"/>
-            </w:tcMar>
-          </w:tcPr>
-          <w:p>
-            <w:pPr>
-              <w:jc w:val="center"/>
-            </w:pPr>
-            <w:r/>
-            <w:r>
-              <w:rPr>
-                <w:rFonts w:ascii="Arial" w:hAnsi="Arial"/>
-                <w:sz w:val="18"/>
-              </w:rPr>
-              <w:t>8</w:t>
-            </w:r>
-          </w:p>
-        </w:tc>
-        <w:tc>
-          <w:tcPr>
-            <w:tcW w:type="dxa" w:w="2551"/>
-            <w:tcBorders>
-              <w:top w:val="single" w:sz="4" w:space="0" w:color="000000"/>
-              <w:left w:val="single" w:sz="4" w:space="0" w:color="000000"/>
-              <w:bottom w:val="single" w:sz="4" w:space="0" w:color="000000"/>
-              <w:right w:val="single" w:sz="4" w:space="0" w:color="000000"/>
-            </w:tcBorders>
-            <w:tcMar>
-              <w:top w:w="50" w:type="dxa"/>
-              <w:bottom w:w="50" w:type="dxa"/>
-              <w:left w:w="80" w:type="dxa"/>
-              <w:right w:w="80" w:type="dxa"/>
-            </w:tcMar>
-          </w:tcPr>
-          <w:p>
-            <w:pPr>
-              <w:jc w:val="left"/>
-            </w:pPr>
-            <w:r/>
-            <w:r>
-              <w:rPr>
-                <w:rFonts w:ascii="Arial" w:hAnsi="Arial"/>
-                <w:sz w:val="18"/>
-              </w:rPr>
-              <w:t>Computadoras de escritorio / portátiles</w:t>
-            </w:r>
-          </w:p>
-        </w:tc>
-        <w:tc>
-          <w:tcPr>
-            <w:tcW w:type="dxa" w:w="850"/>
-            <w:tcBorders>
-              <w:top w:val="single" w:sz="4" w:space="0" w:color="000000"/>
-              <w:left w:val="single" w:sz="4" w:space="0" w:color="000000"/>
-              <w:bottom w:val="single" w:sz="4" w:space="0" w:color="000000"/>
-              <w:right w:val="single" w:sz="4" w:space="0" w:color="000000"/>
-            </w:tcBorders>
-            <w:tcMar>
-              <w:top w:w="50" w:type="dxa"/>
-              <w:bottom w:w="50" w:type="dxa"/>
-              <w:left w:w="80" w:type="dxa"/>
-              <w:right w:w="80" w:type="dxa"/>
-            </w:tcMar>
-          </w:tcPr>
-          <w:p>
-            <w:pPr>
-              <w:jc w:val="center"/>
-            </w:pPr>
-            <w:r/>
-            <w:r>
-              <w:rPr>
-                <w:rFonts w:ascii="Arial" w:hAnsi="Arial"/>
-                <w:sz w:val="18"/>
-              </w:rPr>
-              <w:t>3</w:t>
-            </w:r>
-          </w:p>
-        </w:tc>
-        <w:tc>
-          <w:tcPr>
-            <w:tcW w:type="dxa" w:w="4535"/>
-            <w:tcBorders>
-              <w:top w:val="single" w:sz="4" w:space="0" w:color="000000"/>
-              <w:left w:val="single" w:sz="4" w:space="0" w:color="000000"/>
-              <w:bottom w:val="single" w:sz="4" w:space="0" w:color="000000"/>
-              <w:right w:val="single" w:sz="4" w:space="0" w:color="000000"/>
-            </w:tcBorders>
-            <w:tcMar>
-              <w:top w:w="50" w:type="dxa"/>
-              <w:bottom w:w="50" w:type="dxa"/>
-              <w:left w:w="80" w:type="dxa"/>
-              <w:right w:w="80" w:type="dxa"/>
-            </w:tcMar>
-          </w:tcPr>
-          <w:p>
-            <w:pPr>
-              <w:jc w:val="both"/>
-            </w:pPr>
-            <w:r/>
-            <w:r>
-              <w:rPr>
-                <w:rFonts w:ascii="Arial" w:hAnsi="Arial"/>
-                <w:sz w:val="18"/>
-              </w:rPr>
-              <w:t>Equipos de cómputo para desarrollo de software, gestión administrativa y operaciones de plataforma. Incluyen procesador, memoria RAM y almacenamiento SSD.</w:t>
-            </w:r>
-          </w:p>
-        </w:tc>
-      </w:tr>
-      <w:tr>
-        <w:tc>
-          <w:tcPr>
-            <w:tcW w:type="dxa" w:w="680"/>
-            <w:tcBorders>
-              <w:top w:val="single" w:sz="4" w:space="0" w:color="000000"/>
-              <w:left w:val="single" w:sz="4" w:space="0" w:color="000000"/>
-              <w:bottom w:val="single" w:sz="4" w:space="0" w:color="000000"/>
-              <w:right w:val="single" w:sz="4" w:space="0" w:color="000000"/>
-            </w:tcBorders>
-            <w:tcMar>
-              <w:top w:w="50" w:type="dxa"/>
-              <w:bottom w:w="50" w:type="dxa"/>
-              <w:left w:w="80" w:type="dxa"/>
-              <w:right w:w="80" w:type="dxa"/>
-            </w:tcMar>
-          </w:tcPr>
-          <w:p>
-            <w:pPr>
-              <w:jc w:val="center"/>
-            </w:pPr>
-            <w:r/>
-            <w:r>
-              <w:rPr>
-                <w:rFonts w:ascii="Arial" w:hAnsi="Arial"/>
-                <w:sz w:val="18"/>
-              </w:rPr>
-              <w:t>9</w:t>
-            </w:r>
-          </w:p>
-        </w:tc>
-        <w:tc>
-          <w:tcPr>
-            <w:tcW w:type="dxa" w:w="2551"/>
-            <w:tcBorders>
-              <w:top w:val="single" w:sz="4" w:space="0" w:color="000000"/>
-              <w:left w:val="single" w:sz="4" w:space="0" w:color="000000"/>
-              <w:bottom w:val="single" w:sz="4" w:space="0" w:color="000000"/>
-              <w:right w:val="single" w:sz="4" w:space="0" w:color="000000"/>
-            </w:tcBorders>
-            <w:tcMar>
-              <w:top w:w="50" w:type="dxa"/>
-              <w:bottom w:w="50" w:type="dxa"/>
-              <w:left w:w="80" w:type="dxa"/>
-              <w:right w:w="80" w:type="dxa"/>
-            </w:tcMar>
-          </w:tcPr>
-          <w:p>
-            <w:pPr>
-              <w:jc w:val="left"/>
-            </w:pPr>
-            <w:r/>
-            <w:r>
-              <w:rPr>
-                <w:rFonts w:ascii="Arial" w:hAnsi="Arial"/>
-                <w:sz w:val="18"/>
-              </w:rPr>
-              <w:t>Monitores LED de alta resolución. 24 pulgadas c/u</w:t>
-            </w:r>
-          </w:p>
-        </w:tc>
-        <w:tc>
-          <w:tcPr>
-            <w:tcW w:type="dxa" w:w="850"/>
-            <w:tcBorders>
-              <w:top w:val="single" w:sz="4" w:space="0" w:color="000000"/>
-              <w:left w:val="single" w:sz="4" w:space="0" w:color="000000"/>
-              <w:bottom w:val="single" w:sz="4" w:space="0" w:color="000000"/>
-              <w:right w:val="single" w:sz="4" w:space="0" w:color="000000"/>
-            </w:tcBorders>
-            <w:tcMar>
-              <w:top w:w="50" w:type="dxa"/>
-              <w:bottom w:w="50" w:type="dxa"/>
-              <w:left w:w="80" w:type="dxa"/>
-              <w:right w:w="80" w:type="dxa"/>
-            </w:tcMar>
-          </w:tcPr>
-          <w:p>
-            <w:pPr>
-              <w:jc w:val="center"/>
-            </w:pPr>
-            <w:r/>
-            <w:r>
-              <w:rPr>
-                <w:rFonts w:ascii="Arial" w:hAnsi="Arial"/>
-                <w:sz w:val="18"/>
-              </w:rPr>
-              <w:t>3</w:t>
-            </w:r>
-          </w:p>
-        </w:tc>
-        <w:tc>
-          <w:tcPr>
-            <w:tcW w:type="dxa" w:w="4535"/>
-            <w:tcBorders>
-              <w:top w:val="single" w:sz="4" w:space="0" w:color="000000"/>
-              <w:left w:val="single" w:sz="4" w:space="0" w:color="000000"/>
-              <w:bottom w:val="single" w:sz="4" w:space="0" w:color="000000"/>
-              <w:right w:val="single" w:sz="4" w:space="0" w:color="000000"/>
-            </w:tcBorders>
-            <w:tcMar>
-              <w:top w:w="50" w:type="dxa"/>
-              <w:bottom w:w="50" w:type="dxa"/>
-              <w:left w:w="80" w:type="dxa"/>
-              <w:right w:w="80" w:type="dxa"/>
-            </w:tcMar>
-          </w:tcPr>
-          <w:p>
-            <w:pPr>
-              <w:jc w:val="both"/>
-            </w:pPr>
-            <w:r/>
-            <w:r>
-              <w:rPr>
-                <w:rFonts w:ascii="Arial" w:hAnsi="Arial"/>
-                <w:sz w:val="18"/>
-              </w:rPr>
-              <w:t>Monitores de 24 pulgadas con resolución Full HD, panel IPS, para estaciones de trabajo de programación y diseño.</w:t>
-            </w:r>
-          </w:p>
-        </w:tc>
-      </w:tr>
-      <w:tr>
-        <w:tc>
-          <w:tcPr>
-            <w:tcW w:type="dxa" w:w="680"/>
-            <w:tcBorders>
-              <w:top w:val="single" w:sz="4" w:space="0" w:color="000000"/>
-              <w:left w:val="single" w:sz="4" w:space="0" w:color="000000"/>
-              <w:bottom w:val="single" w:sz="4" w:space="0" w:color="000000"/>
-              <w:right w:val="single" w:sz="4" w:space="0" w:color="000000"/>
-            </w:tcBorders>
-            <w:tcMar>
-              <w:top w:w="50" w:type="dxa"/>
-              <w:bottom w:w="50" w:type="dxa"/>
-              <w:left w:w="80" w:type="dxa"/>
-              <w:right w:w="80" w:type="dxa"/>
-            </w:tcMar>
-          </w:tcPr>
-          <w:p>
-            <w:pPr>
-              <w:jc w:val="center"/>
-            </w:pPr>
-            <w:r/>
-            <w:r>
-              <w:rPr>
-                <w:rFonts w:ascii="Arial" w:hAnsi="Arial"/>
-                <w:sz w:val="18"/>
-              </w:rPr>
-              <w:t>10</w:t>
-            </w:r>
-          </w:p>
-        </w:tc>
-        <w:tc>
-          <w:tcPr>
-            <w:tcW w:type="dxa" w:w="2551"/>
-            <w:tcBorders>
-              <w:top w:val="single" w:sz="4" w:space="0" w:color="000000"/>
-              <w:left w:val="single" w:sz="4" w:space="0" w:color="000000"/>
-              <w:bottom w:val="single" w:sz="4" w:space="0" w:color="000000"/>
-              <w:right w:val="single" w:sz="4" w:space="0" w:color="000000"/>
-            </w:tcBorders>
-            <w:tcMar>
-              <w:top w:w="50" w:type="dxa"/>
-              <w:bottom w:w="50" w:type="dxa"/>
-              <w:left w:w="80" w:type="dxa"/>
-              <w:right w:w="80" w:type="dxa"/>
-            </w:tcMar>
-          </w:tcPr>
-          <w:p>
-            <w:pPr>
-              <w:jc w:val="left"/>
-            </w:pPr>
-            <w:r/>
-            <w:r>
-              <w:rPr>
-                <w:rFonts w:ascii="Arial" w:hAnsi="Arial"/>
-                <w:sz w:val="18"/>
-              </w:rPr>
-              <w:t>Televisores LED inteligentes. 55 pulgadas c/u</w:t>
-            </w:r>
-          </w:p>
-        </w:tc>
-        <w:tc>
-          <w:tcPr>
-            <w:tcW w:type="dxa" w:w="850"/>
-            <w:tcBorders>
-              <w:top w:val="single" w:sz="4" w:space="0" w:color="000000"/>
-              <w:left w:val="single" w:sz="4" w:space="0" w:color="000000"/>
-              <w:bottom w:val="single" w:sz="4" w:space="0" w:color="000000"/>
-              <w:right w:val="single" w:sz="4" w:space="0" w:color="000000"/>
-            </w:tcBorders>
-            <w:tcMar>
-              <w:top w:w="50" w:type="dxa"/>
-              <w:bottom w:w="50" w:type="dxa"/>
-              <w:left w:w="80" w:type="dxa"/>
-              <w:right w:w="80" w:type="dxa"/>
-            </w:tcMar>
-          </w:tcPr>
-          <w:p>
-            <w:pPr>
-              <w:jc w:val="center"/>
-            </w:pPr>
-            <w:r/>
-            <w:r>
-              <w:rPr>
-                <w:rFonts w:ascii="Arial" w:hAnsi="Arial"/>
-                <w:sz w:val="18"/>
-              </w:rPr>
-              <w:t>3</w:t>
-            </w:r>
-          </w:p>
-        </w:tc>
-        <w:tc>
-          <w:tcPr>
-            <w:tcW w:type="dxa" w:w="4535"/>
-            <w:tcBorders>
-              <w:top w:val="single" w:sz="4" w:space="0" w:color="000000"/>
-              <w:left w:val="single" w:sz="4" w:space="0" w:color="000000"/>
-              <w:bottom w:val="single" w:sz="4" w:space="0" w:color="000000"/>
-              <w:right w:val="single" w:sz="4" w:space="0" w:color="000000"/>
-            </w:tcBorders>
-            <w:tcMar>
-              <w:top w:w="50" w:type="dxa"/>
-              <w:bottom w:w="50" w:type="dxa"/>
-              <w:left w:w="80" w:type="dxa"/>
-              <w:right w:w="80" w:type="dxa"/>
-            </w:tcMar>
-          </w:tcPr>
-          <w:p>
-            <w:pPr>
-              <w:jc w:val="both"/>
-            </w:pPr>
-            <w:r/>
-            <w:r>
-              <w:rPr>
-                <w:rFonts w:ascii="Arial" w:hAnsi="Arial"/>
-                <w:sz w:val="18"/>
-              </w:rPr>
-              <w:t>Televisores Smart TV de 55 pulgadas con conexión WiFi, para monitoreo de dashboards, presentaciones de clientes y panel de operaciones en tiempo real.</w:t>
-            </w:r>
-          </w:p>
-        </w:tc>
-      </w:tr>
-      <w:tr>
-        <w:tc>
-          <w:tcPr>
-            <w:tcW w:type="dxa" w:w="680"/>
-            <w:tcBorders>
-              <w:top w:val="single" w:sz="4" w:space="0" w:color="000000"/>
-              <w:left w:val="single" w:sz="4" w:space="0" w:color="000000"/>
-              <w:bottom w:val="single" w:sz="4" w:space="0" w:color="000000"/>
-              <w:right w:val="single" w:sz="4" w:space="0" w:color="000000"/>
-            </w:tcBorders>
-            <w:tcMar>
-              <w:top w:w="50" w:type="dxa"/>
-              <w:bottom w:w="50" w:type="dxa"/>
-              <w:left w:w="80" w:type="dxa"/>
-              <w:right w:w="80" w:type="dxa"/>
-            </w:tcMar>
-          </w:tcPr>
-          <w:p>
-            <w:pPr>
-              <w:jc w:val="center"/>
-            </w:pPr>
-            <w:r/>
-            <w:r>
-              <w:rPr>
-                <w:rFonts w:ascii="Arial" w:hAnsi="Arial"/>
-                <w:sz w:val="18"/>
-              </w:rPr>
-              <w:t>11</w:t>
-            </w:r>
-          </w:p>
-        </w:tc>
-        <w:tc>
-          <w:tcPr>
-            <w:tcW w:type="dxa" w:w="2551"/>
-            <w:tcBorders>
-              <w:top w:val="single" w:sz="4" w:space="0" w:color="000000"/>
-              <w:left w:val="single" w:sz="4" w:space="0" w:color="000000"/>
-              <w:bottom w:val="single" w:sz="4" w:space="0" w:color="000000"/>
-              <w:right w:val="single" w:sz="4" w:space="0" w:color="000000"/>
-            </w:tcBorders>
-            <w:tcMar>
-              <w:top w:w="50" w:type="dxa"/>
-              <w:bottom w:w="50" w:type="dxa"/>
-              <w:left w:w="80" w:type="dxa"/>
-              <w:right w:w="80" w:type="dxa"/>
-            </w:tcMar>
-          </w:tcPr>
-          <w:p>
-            <w:pPr>
-              <w:jc w:val="left"/>
-            </w:pPr>
-            <w:r/>
-            <w:r>
-              <w:rPr>
-                <w:rFonts w:ascii="Arial" w:hAnsi="Arial"/>
-                <w:sz w:val="18"/>
-              </w:rPr>
-              <w:t>Teléfono institucional de línea</w:t>
-            </w:r>
-          </w:p>
-        </w:tc>
-        <w:tc>
-          <w:tcPr>
-            <w:tcW w:type="dxa" w:w="850"/>
-            <w:tcBorders>
-              <w:top w:val="single" w:sz="4" w:space="0" w:color="000000"/>
-              <w:left w:val="single" w:sz="4" w:space="0" w:color="000000"/>
-              <w:bottom w:val="single" w:sz="4" w:space="0" w:color="000000"/>
-              <w:right w:val="single" w:sz="4" w:space="0" w:color="000000"/>
-            </w:tcBorders>
-            <w:tcMar>
-              <w:top w:w="50" w:type="dxa"/>
-              <w:bottom w:w="50" w:type="dxa"/>
-              <w:left w:w="80" w:type="dxa"/>
-              <w:right w:w="80" w:type="dxa"/>
-            </w:tcMar>
-          </w:tcPr>
-          <w:p>
-            <w:pPr>
-              <w:jc w:val="center"/>
-            </w:pPr>
-            <w:r/>
-            <w:r>
-              <w:rPr>
-                <w:rFonts w:ascii="Arial" w:hAnsi="Arial"/>
-                <w:sz w:val="18"/>
-              </w:rPr>
-              <w:t>1</w:t>
-            </w:r>
-          </w:p>
-        </w:tc>
-        <w:tc>
-          <w:tcPr>
-            <w:tcW w:type="dxa" w:w="4535"/>
-            <w:tcBorders>
-              <w:top w:val="single" w:sz="4" w:space="0" w:color="000000"/>
-              <w:left w:val="single" w:sz="4" w:space="0" w:color="000000"/>
-              <w:bottom w:val="single" w:sz="4" w:space="0" w:color="000000"/>
-              <w:right w:val="single" w:sz="4" w:space="0" w:color="000000"/>
-            </w:tcBorders>
-            <w:tcMar>
-              <w:top w:w="50" w:type="dxa"/>
-              <w:bottom w:w="50" w:type="dxa"/>
-              <w:left w:w="80" w:type="dxa"/>
-              <w:right w:w="80" w:type="dxa"/>
-            </w:tcMar>
-          </w:tcPr>
-          <w:p>
-            <w:pPr>
-              <w:jc w:val="both"/>
-            </w:pPr>
-            <w:r/>
-            <w:r>
-              <w:rPr>
-                <w:rFonts w:ascii="Arial" w:hAnsi="Arial"/>
-                <w:sz w:val="18"/>
-              </w:rPr>
-              <w:t>Teléfono de línea fija con funciones de marcación rápida, contestadora y conferencia, para atención telefónica institucional.</w:t>
-            </w:r>
-          </w:p>
-        </w:tc>
-      </w:tr>
-      <w:tr>
-        <w:tc>
-          <w:tcPr>
-            <w:tcW w:type="dxa" w:w="680"/>
-            <w:tcBorders>
-              <w:top w:val="single" w:sz="4" w:space="0" w:color="000000"/>
-              <w:left w:val="single" w:sz="4" w:space="0" w:color="000000"/>
-              <w:bottom w:val="single" w:sz="4" w:space="0" w:color="000000"/>
-              <w:right w:val="single" w:sz="4" w:space="0" w:color="000000"/>
-            </w:tcBorders>
-            <w:tcMar>
-              <w:top w:w="50" w:type="dxa"/>
-              <w:bottom w:w="50" w:type="dxa"/>
-              <w:left w:w="80" w:type="dxa"/>
-              <w:right w:w="80" w:type="dxa"/>
-            </w:tcMar>
-          </w:tcPr>
-          <w:p>
-            <w:pPr>
-              <w:jc w:val="center"/>
-            </w:pPr>
-            <w:r/>
-            <w:r>
-              <w:rPr>
-                <w:rFonts w:ascii="Arial" w:hAnsi="Arial"/>
-                <w:sz w:val="18"/>
-              </w:rPr>
-              <w:t>12</w:t>
-            </w:r>
-          </w:p>
-        </w:tc>
-        <w:tc>
-          <w:tcPr>
-            <w:tcW w:type="dxa" w:w="2551"/>
-            <w:tcBorders>
-              <w:top w:val="single" w:sz="4" w:space="0" w:color="000000"/>
-              <w:left w:val="single" w:sz="4" w:space="0" w:color="000000"/>
-              <w:bottom w:val="single" w:sz="4" w:space="0" w:color="000000"/>
-              <w:right w:val="single" w:sz="4" w:space="0" w:color="000000"/>
-            </w:tcBorders>
-            <w:tcMar>
-              <w:top w:w="50" w:type="dxa"/>
-              <w:bottom w:w="50" w:type="dxa"/>
-              <w:left w:w="80" w:type="dxa"/>
-              <w:right w:w="80" w:type="dxa"/>
-            </w:tcMar>
-          </w:tcPr>
-          <w:p>
-            <w:pPr>
-              <w:jc w:val="left"/>
-            </w:pPr>
-            <w:r/>
-            <w:r>
-              <w:rPr>
-                <w:rFonts w:ascii="Arial" w:hAnsi="Arial"/>
-                <w:sz w:val="18"/>
-              </w:rPr>
-              <w:t>Equipos de aire acondicionado. 12.000 BTU c/u</w:t>
-            </w:r>
-          </w:p>
-        </w:tc>
-        <w:tc>
-          <w:tcPr>
-            <w:tcW w:type="dxa" w:w="850"/>
-            <w:tcBorders>
-              <w:top w:val="single" w:sz="4" w:space="0" w:color="000000"/>
-              <w:left w:val="single" w:sz="4" w:space="0" w:color="000000"/>
-              <w:bottom w:val="single" w:sz="4" w:space="0" w:color="000000"/>
-              <w:right w:val="single" w:sz="4" w:space="0" w:color="000000"/>
-            </w:tcBorders>
-            <w:tcMar>
-              <w:top w:w="50" w:type="dxa"/>
-              <w:bottom w:w="50" w:type="dxa"/>
-              <w:left w:w="80" w:type="dxa"/>
-              <w:right w:w="80" w:type="dxa"/>
-            </w:tcMar>
-          </w:tcPr>
-          <w:p>
-            <w:pPr>
-              <w:jc w:val="center"/>
-            </w:pPr>
-            <w:r/>
-            <w:r>
-              <w:rPr>
-                <w:rFonts w:ascii="Arial" w:hAnsi="Arial"/>
-                <w:sz w:val="18"/>
-              </w:rPr>
-              <w:t>2</w:t>
-            </w:r>
-          </w:p>
-        </w:tc>
-        <w:tc>
-          <w:tcPr>
-            <w:tcW w:type="dxa" w:w="4535"/>
-            <w:tcBorders>
-              <w:top w:val="single" w:sz="4" w:space="0" w:color="000000"/>
-              <w:left w:val="single" w:sz="4" w:space="0" w:color="000000"/>
-              <w:bottom w:val="single" w:sz="4" w:space="0" w:color="000000"/>
-              <w:right w:val="single" w:sz="4" w:space="0" w:color="000000"/>
-            </w:tcBorders>
-            <w:tcMar>
-              <w:top w:w="50" w:type="dxa"/>
-              <w:bottom w:w="50" w:type="dxa"/>
-              <w:left w:w="80" w:type="dxa"/>
-              <w:right w:w="80" w:type="dxa"/>
-            </w:tcMar>
-          </w:tcPr>
-          <w:p>
-            <w:pPr>
-              <w:jc w:val="both"/>
-            </w:pPr>
-            <w:r/>
-            <w:r>
-              <w:rPr>
-                <w:rFonts w:ascii="Arial" w:hAnsi="Arial"/>
-                <w:sz w:val="18"/>
-              </w:rPr>
-              <w:t>Aires acondicionados split de 12.000 BTU, para climatización de la oficina principal y el área de producción audiovisual.</w:t>
-            </w:r>
-          </w:p>
-        </w:tc>
-      </w:tr>
-      <w:tr>
-        <w:tc>
-          <w:tcPr>
-            <w:tcW w:type="dxa" w:w="680"/>
-            <w:tcBorders>
-              <w:top w:val="single" w:sz="4" w:space="0" w:color="000000"/>
-              <w:left w:val="single" w:sz="4" w:space="0" w:color="000000"/>
-              <w:bottom w:val="single" w:sz="4" w:space="0" w:color="000000"/>
-              <w:right w:val="single" w:sz="4" w:space="0" w:color="000000"/>
-            </w:tcBorders>
-            <w:tcMar>
-              <w:top w:w="50" w:type="dxa"/>
-              <w:bottom w:w="50" w:type="dxa"/>
-              <w:left w:w="80" w:type="dxa"/>
-              <w:right w:w="80" w:type="dxa"/>
-            </w:tcMar>
-          </w:tcPr>
-          <w:p>
-            <w:pPr>
-              <w:jc w:val="center"/>
-            </w:pPr>
-            <w:r/>
-            <w:r>
-              <w:rPr>
-                <w:rFonts w:ascii="Arial" w:hAnsi="Arial"/>
-                <w:sz w:val="18"/>
-              </w:rPr>
-              <w:t>13</w:t>
-            </w:r>
-          </w:p>
-        </w:tc>
-        <w:tc>
-          <w:tcPr>
-            <w:tcW w:type="dxa" w:w="2551"/>
-            <w:tcBorders>
-              <w:top w:val="single" w:sz="4" w:space="0" w:color="000000"/>
-              <w:left w:val="single" w:sz="4" w:space="0" w:color="000000"/>
-              <w:bottom w:val="single" w:sz="4" w:space="0" w:color="000000"/>
-              <w:right w:val="single" w:sz="4" w:space="0" w:color="000000"/>
-            </w:tcBorders>
-            <w:tcMar>
-              <w:top w:w="50" w:type="dxa"/>
-              <w:bottom w:w="50" w:type="dxa"/>
-              <w:left w:w="80" w:type="dxa"/>
-              <w:right w:w="80" w:type="dxa"/>
-            </w:tcMar>
-          </w:tcPr>
-          <w:p>
-            <w:pPr>
-              <w:jc w:val="left"/>
-            </w:pPr>
-            <w:r/>
-            <w:r>
-              <w:rPr>
-                <w:rFonts w:ascii="Arial" w:hAnsi="Arial"/>
-                <w:sz w:val="18"/>
-              </w:rPr>
-              <w:t>Unidad de Protección Eléctrica (UPS). 1.500 VA c/u</w:t>
-            </w:r>
-          </w:p>
-        </w:tc>
-        <w:tc>
-          <w:tcPr>
-            <w:tcW w:type="dxa" w:w="850"/>
-            <w:tcBorders>
-              <w:top w:val="single" w:sz="4" w:space="0" w:color="000000"/>
-              <w:left w:val="single" w:sz="4" w:space="0" w:color="000000"/>
-              <w:bottom w:val="single" w:sz="4" w:space="0" w:color="000000"/>
-              <w:right w:val="single" w:sz="4" w:space="0" w:color="000000"/>
-            </w:tcBorders>
-            <w:tcMar>
-              <w:top w:w="50" w:type="dxa"/>
-              <w:bottom w:w="50" w:type="dxa"/>
-              <w:left w:w="80" w:type="dxa"/>
-              <w:right w:w="80" w:type="dxa"/>
-            </w:tcMar>
-          </w:tcPr>
-          <w:p>
-            <w:pPr>
-              <w:jc w:val="center"/>
-            </w:pPr>
-            <w:r/>
-            <w:r>
-              <w:rPr>
-                <w:rFonts w:ascii="Arial" w:hAnsi="Arial"/>
-                <w:sz w:val="18"/>
-              </w:rPr>
-              <w:t>2</w:t>
-            </w:r>
-          </w:p>
-        </w:tc>
-        <w:tc>
-          <w:tcPr>
-            <w:tcW w:type="dxa" w:w="4535"/>
-            <w:tcBorders>
-              <w:top w:val="single" w:sz="4" w:space="0" w:color="000000"/>
-              <w:left w:val="single" w:sz="4" w:space="0" w:color="000000"/>
-              <w:bottom w:val="single" w:sz="4" w:space="0" w:color="000000"/>
-              <w:right w:val="single" w:sz="4" w:space="0" w:color="000000"/>
-            </w:tcBorders>
-            <w:tcMar>
-              <w:top w:w="50" w:type="dxa"/>
-              <w:bottom w:w="50" w:type="dxa"/>
-              <w:left w:w="80" w:type="dxa"/>
-              <w:right w:w="80" w:type="dxa"/>
-            </w:tcMar>
-          </w:tcPr>
-          <w:p>
-            <w:pPr>
-              <w:jc w:val="both"/>
-            </w:pPr>
-            <w:r/>
-            <w:r>
-              <w:rPr>
-                <w:rFonts w:ascii="Arial" w:hAnsi="Arial"/>
-                <w:sz w:val="18"/>
-              </w:rPr>
-              <w:t>Sistemas de respaldo eléctrico continuo para protección de equipos de cómputo y producción ante fluctuaciones y cortes eléctricos.</w:t>
-            </w:r>
-          </w:p>
-        </w:tc>
-      </w:tr>
-      <w:tr>
-        <w:tc>
-          <w:tcPr>
-            <w:tcW w:type="dxa" w:w="680"/>
-            <w:tcBorders>
-              <w:top w:val="single" w:sz="4" w:space="0" w:color="000000"/>
-              <w:left w:val="single" w:sz="4" w:space="0" w:color="000000"/>
-              <w:bottom w:val="single" w:sz="4" w:space="0" w:color="000000"/>
-              <w:right w:val="single" w:sz="4" w:space="0" w:color="000000"/>
-            </w:tcBorders>
-            <w:tcMar>
-              <w:top w:w="50" w:type="dxa"/>
-              <w:bottom w:w="50" w:type="dxa"/>
-              <w:left w:w="80" w:type="dxa"/>
-              <w:right w:w="80" w:type="dxa"/>
-            </w:tcMar>
-          </w:tcPr>
-          <w:p>
-            <w:pPr>
-              <w:jc w:val="center"/>
-            </w:pPr>
-            <w:r/>
-            <w:r>
-              <w:rPr>
-                <w:rFonts w:ascii="Arial" w:hAnsi="Arial"/>
-                <w:sz w:val="18"/>
-              </w:rPr>
-              <w:t>14</w:t>
-            </w:r>
-          </w:p>
-        </w:tc>
-        <w:tc>
-          <w:tcPr>
-            <w:tcW w:type="dxa" w:w="2551"/>
-            <w:tcBorders>
-              <w:top w:val="single" w:sz="4" w:space="0" w:color="000000"/>
-              <w:left w:val="single" w:sz="4" w:space="0" w:color="000000"/>
-              <w:bottom w:val="single" w:sz="4" w:space="0" w:color="000000"/>
-              <w:right w:val="single" w:sz="4" w:space="0" w:color="000000"/>
-            </w:tcBorders>
-            <w:tcMar>
-              <w:top w:w="50" w:type="dxa"/>
-              <w:bottom w:w="50" w:type="dxa"/>
-              <w:left w:w="80" w:type="dxa"/>
-              <w:right w:w="80" w:type="dxa"/>
-            </w:tcMar>
-          </w:tcPr>
-          <w:p>
-            <w:pPr>
-              <w:jc w:val="left"/>
-            </w:pPr>
-            <w:r/>
-            <w:r>
-              <w:rPr>
-                <w:rFonts w:ascii="Arial" w:hAnsi="Arial"/>
-                <w:sz w:val="18"/>
-              </w:rPr>
-              <w:t>Router empresarial WiFi 6</w:t>
-            </w:r>
-          </w:p>
-        </w:tc>
-        <w:tc>
-          <w:tcPr>
-            <w:tcW w:type="dxa" w:w="850"/>
-            <w:tcBorders>
-              <w:top w:val="single" w:sz="4" w:space="0" w:color="000000"/>
-              <w:left w:val="single" w:sz="4" w:space="0" w:color="000000"/>
-              <w:bottom w:val="single" w:sz="4" w:space="0" w:color="000000"/>
-              <w:right w:val="single" w:sz="4" w:space="0" w:color="000000"/>
-            </w:tcBorders>
-            <w:tcMar>
-              <w:top w:w="50" w:type="dxa"/>
-              <w:bottom w:w="50" w:type="dxa"/>
-              <w:left w:w="80" w:type="dxa"/>
-              <w:right w:w="80" w:type="dxa"/>
-            </w:tcMar>
-          </w:tcPr>
-          <w:p>
-            <w:pPr>
-              <w:jc w:val="center"/>
-            </w:pPr>
-            <w:r/>
-            <w:r>
-              <w:rPr>
-                <w:rFonts w:ascii="Arial" w:hAnsi="Arial"/>
-                <w:sz w:val="18"/>
-              </w:rPr>
-              <w:t>1</w:t>
-            </w:r>
-          </w:p>
-        </w:tc>
-        <w:tc>
-          <w:tcPr>
-            <w:tcW w:type="dxa" w:w="4535"/>
-            <w:tcBorders>
-              <w:top w:val="single" w:sz="4" w:space="0" w:color="000000"/>
-              <w:left w:val="single" w:sz="4" w:space="0" w:color="000000"/>
-              <w:bottom w:val="single" w:sz="4" w:space="0" w:color="000000"/>
-              <w:right w:val="single" w:sz="4" w:space="0" w:color="000000"/>
-            </w:tcBorders>
-            <w:tcMar>
-              <w:top w:w="50" w:type="dxa"/>
-              <w:bottom w:w="50" w:type="dxa"/>
-              <w:left w:w="80" w:type="dxa"/>
-              <w:right w:w="80" w:type="dxa"/>
-            </w:tcMar>
-          </w:tcPr>
-          <w:p>
-            <w:pPr>
-              <w:jc w:val="both"/>
-            </w:pPr>
-            <w:r/>
-            <w:r>
-              <w:rPr>
-                <w:rFonts w:ascii="Arial" w:hAnsi="Arial"/>
-                <w:sz w:val="18"/>
-              </w:rPr>
-              <w:t>Router de alta capacidad con tecnología WiFi 6, soporte multiusuario y gestión de ancho de banda para operaciones simultáneas de desarrollo, producción y comunicaciones.</w:t>
-            </w:r>
-          </w:p>
-        </w:tc>
-      </w:tr>
-      <w:tr>
-        <w:tc>
-          <w:tcPr>
-            <w:tcW w:type="dxa" w:w="680"/>
-            <w:tcBorders>
-              <w:top w:val="single" w:sz="4" w:space="0" w:color="000000"/>
-              <w:left w:val="single" w:sz="4" w:space="0" w:color="000000"/>
-              <w:bottom w:val="single" w:sz="4" w:space="0" w:color="000000"/>
-              <w:right w:val="single" w:sz="4" w:space="0" w:color="000000"/>
-            </w:tcBorders>
-            <w:tcMar>
-              <w:top w:w="50" w:type="dxa"/>
-              <w:bottom w:w="50" w:type="dxa"/>
-              <w:left w:w="80" w:type="dxa"/>
-              <w:right w:w="80" w:type="dxa"/>
-            </w:tcMar>
-          </w:tcPr>
-          <w:p>
-            <w:pPr>
-              <w:jc w:val="center"/>
-            </w:pPr>
-            <w:r/>
-            <w:r>
-              <w:rPr>
-                <w:rFonts w:ascii="Arial" w:hAnsi="Arial"/>
-                <w:sz w:val="18"/>
-              </w:rPr>
-              <w:t>15</w:t>
-            </w:r>
-          </w:p>
-        </w:tc>
-        <w:tc>
-          <w:tcPr>
-            <w:tcW w:type="dxa" w:w="2551"/>
-            <w:tcBorders>
-              <w:top w:val="single" w:sz="4" w:space="0" w:color="000000"/>
-              <w:left w:val="single" w:sz="4" w:space="0" w:color="000000"/>
-              <w:bottom w:val="single" w:sz="4" w:space="0" w:color="000000"/>
-              <w:right w:val="single" w:sz="4" w:space="0" w:color="000000"/>
-            </w:tcBorders>
-            <w:tcMar>
-              <w:top w:w="50" w:type="dxa"/>
-              <w:bottom w:w="50" w:type="dxa"/>
-              <w:left w:w="80" w:type="dxa"/>
-              <w:right w:w="80" w:type="dxa"/>
-            </w:tcMar>
-          </w:tcPr>
-          <w:p>
-            <w:pPr>
-              <w:jc w:val="left"/>
-            </w:pPr>
-            <w:r/>
-            <w:r>
-              <w:rPr>
-                <w:rFonts w:ascii="Arial" w:hAnsi="Arial"/>
-                <w:sz w:val="18"/>
-              </w:rPr>
-              <w:t>Switch de red administrable. 8 puertos</w:t>
-            </w:r>
-          </w:p>
-        </w:tc>
-        <w:tc>
-          <w:tcPr>
-            <w:tcW w:type="dxa" w:w="850"/>
-            <w:tcBorders>
-              <w:top w:val="single" w:sz="4" w:space="0" w:color="000000"/>
-              <w:left w:val="single" w:sz="4" w:space="0" w:color="000000"/>
-              <w:bottom w:val="single" w:sz="4" w:space="0" w:color="000000"/>
-              <w:right w:val="single" w:sz="4" w:space="0" w:color="000000"/>
-            </w:tcBorders>
-            <w:tcMar>
-              <w:top w:w="50" w:type="dxa"/>
-              <w:bottom w:w="50" w:type="dxa"/>
-              <w:left w:w="80" w:type="dxa"/>
-              <w:right w:w="80" w:type="dxa"/>
-            </w:tcMar>
-          </w:tcPr>
-          <w:p>
-            <w:pPr>
-              <w:jc w:val="center"/>
-            </w:pPr>
-            <w:r/>
-            <w:r>
-              <w:rPr>
-                <w:rFonts w:ascii="Arial" w:hAnsi="Arial"/>
-                <w:sz w:val="18"/>
-              </w:rPr>
-              <w:t>1</w:t>
-            </w:r>
-          </w:p>
-        </w:tc>
-        <w:tc>
-          <w:tcPr>
-            <w:tcW w:type="dxa" w:w="4535"/>
-            <w:tcBorders>
-              <w:top w:val="single" w:sz="4" w:space="0" w:color="000000"/>
-              <w:left w:val="single" w:sz="4" w:space="0" w:color="000000"/>
-              <w:bottom w:val="single" w:sz="4" w:space="0" w:color="000000"/>
-              <w:right w:val="single" w:sz="4" w:space="0" w:color="000000"/>
-            </w:tcBorders>
-            <w:tcMar>
-              <w:top w:w="50" w:type="dxa"/>
-              <w:bottom w:w="50" w:type="dxa"/>
-              <w:left w:w="80" w:type="dxa"/>
-              <w:right w:w="80" w:type="dxa"/>
-            </w:tcMar>
-          </w:tcPr>
-          <w:p>
-            <w:pPr>
-              <w:jc w:val="both"/>
-            </w:pPr>
-            <w:r/>
-            <w:r>
-              <w:rPr>
-                <w:rFonts w:ascii="Arial" w:hAnsi="Arial"/>
-                <w:sz w:val="18"/>
-              </w:rPr>
-              <w:t>Switch gigabit con 8 puertos Ethernet para interconexión de equipos de red en la oficina.</w:t>
-            </w:r>
-          </w:p>
-        </w:tc>
-      </w:tr>
-      <w:tr>
-        <w:tc>
-          <w:tcPr>
-            <w:tcW w:type="dxa" w:w="680"/>
-            <w:tcBorders>
-              <w:top w:val="single" w:sz="4" w:space="0" w:color="000000"/>
-              <w:left w:val="single" w:sz="4" w:space="0" w:color="000000"/>
-              <w:bottom w:val="single" w:sz="4" w:space="0" w:color="000000"/>
-              <w:right w:val="single" w:sz="4" w:space="0" w:color="000000"/>
-            </w:tcBorders>
-            <w:tcMar>
-              <w:top w:w="50" w:type="dxa"/>
-              <w:bottom w:w="50" w:type="dxa"/>
-              <w:left w:w="80" w:type="dxa"/>
-              <w:right w:w="80" w:type="dxa"/>
-            </w:tcMar>
-          </w:tcPr>
-          <w:p>
-            <w:pPr>
-              <w:jc w:val="center"/>
-            </w:pPr>
-            <w:r/>
-            <w:r>
-              <w:rPr>
-                <w:rFonts w:ascii="Arial" w:hAnsi="Arial"/>
-                <w:sz w:val="18"/>
-              </w:rPr>
-              <w:t>16</w:t>
-            </w:r>
-          </w:p>
-        </w:tc>
-        <w:tc>
-          <w:tcPr>
-            <w:tcW w:type="dxa" w:w="2551"/>
-            <w:tcBorders>
-              <w:top w:val="single" w:sz="4" w:space="0" w:color="000000"/>
-              <w:left w:val="single" w:sz="4" w:space="0" w:color="000000"/>
-              <w:bottom w:val="single" w:sz="4" w:space="0" w:color="000000"/>
-              <w:right w:val="single" w:sz="4" w:space="0" w:color="000000"/>
-            </w:tcBorders>
-            <w:tcMar>
-              <w:top w:w="50" w:type="dxa"/>
-              <w:bottom w:w="50" w:type="dxa"/>
-              <w:left w:w="80" w:type="dxa"/>
-              <w:right w:w="80" w:type="dxa"/>
-            </w:tcMar>
-          </w:tcPr>
-          <w:p>
-            <w:pPr>
-              <w:jc w:val="left"/>
-            </w:pPr>
-            <w:r/>
-            <w:r>
-              <w:rPr>
-                <w:rFonts w:ascii="Arial" w:hAnsi="Arial"/>
-                <w:sz w:val="18"/>
-              </w:rPr>
-              <w:t>Servidor NAS de almacenamiento. 4 TB</w:t>
-            </w:r>
-          </w:p>
-        </w:tc>
-        <w:tc>
-          <w:tcPr>
-            <w:tcW w:type="dxa" w:w="850"/>
-            <w:tcBorders>
-              <w:top w:val="single" w:sz="4" w:space="0" w:color="000000"/>
-              <w:left w:val="single" w:sz="4" w:space="0" w:color="000000"/>
-              <w:bottom w:val="single" w:sz="4" w:space="0" w:color="000000"/>
-              <w:right w:val="single" w:sz="4" w:space="0" w:color="000000"/>
-            </w:tcBorders>
-            <w:tcMar>
-              <w:top w:w="50" w:type="dxa"/>
-              <w:bottom w:w="50" w:type="dxa"/>
-              <w:left w:w="80" w:type="dxa"/>
-              <w:right w:w="80" w:type="dxa"/>
-            </w:tcMar>
-          </w:tcPr>
-          <w:p>
-            <w:pPr>
-              <w:jc w:val="center"/>
-            </w:pPr>
-            <w:r/>
-            <w:r>
-              <w:rPr>
-                <w:rFonts w:ascii="Arial" w:hAnsi="Arial"/>
-                <w:sz w:val="18"/>
-              </w:rPr>
-              <w:t>1</w:t>
-            </w:r>
-          </w:p>
-        </w:tc>
-        <w:tc>
-          <w:tcPr>
-            <w:tcW w:type="dxa" w:w="4535"/>
-            <w:tcBorders>
-              <w:top w:val="single" w:sz="4" w:space="0" w:color="000000"/>
-              <w:left w:val="single" w:sz="4" w:space="0" w:color="000000"/>
-              <w:bottom w:val="single" w:sz="4" w:space="0" w:color="000000"/>
-              <w:right w:val="single" w:sz="4" w:space="0" w:color="000000"/>
-            </w:tcBorders>
-            <w:tcMar>
-              <w:top w:w="50" w:type="dxa"/>
-              <w:bottom w:w="50" w:type="dxa"/>
-              <w:left w:w="80" w:type="dxa"/>
-              <w:right w:w="80" w:type="dxa"/>
-            </w:tcMar>
-          </w:tcPr>
-          <w:p>
-            <w:pPr>
-              <w:jc w:val="both"/>
-            </w:pPr>
-            <w:r/>
-            <w:r>
-              <w:rPr>
-                <w:rFonts w:ascii="Arial" w:hAnsi="Arial"/>
-                <w:sz w:val="18"/>
-              </w:rPr>
-              <w:t>Dispositivo de almacenamiento en red con 4 TB de capacidad, para respaldos locales, archivos compartidos y gestión de contenido multimedia.</w:t>
-            </w:r>
-          </w:p>
-        </w:tc>
-      </w:tr>
-      <w:tr>
-        <w:tc>
-          <w:tcPr>
-            <w:tcW w:type="dxa" w:w="680"/>
-            <w:tcBorders>
-              <w:top w:val="single" w:sz="4" w:space="0" w:color="000000"/>
-              <w:left w:val="single" w:sz="4" w:space="0" w:color="000000"/>
-              <w:bottom w:val="single" w:sz="4" w:space="0" w:color="000000"/>
-              <w:right w:val="single" w:sz="4" w:space="0" w:color="000000"/>
-            </w:tcBorders>
-            <w:tcMar>
-              <w:top w:w="50" w:type="dxa"/>
-              <w:bottom w:w="50" w:type="dxa"/>
-              <w:left w:w="80" w:type="dxa"/>
-              <w:right w:w="80" w:type="dxa"/>
-            </w:tcMar>
-          </w:tcPr>
-          <w:p>
-            <w:pPr>
-              <w:jc w:val="center"/>
-            </w:pPr>
-            <w:r/>
-            <w:r>
-              <w:rPr>
-                <w:rFonts w:ascii="Arial" w:hAnsi="Arial"/>
-                <w:sz w:val="18"/>
-              </w:rPr>
-              <w:t>17</w:t>
-            </w:r>
-          </w:p>
-        </w:tc>
-        <w:tc>
-          <w:tcPr>
-            <w:tcW w:type="dxa" w:w="2551"/>
-            <w:tcBorders>
-              <w:top w:val="single" w:sz="4" w:space="0" w:color="000000"/>
-              <w:left w:val="single" w:sz="4" w:space="0" w:color="000000"/>
-              <w:bottom w:val="single" w:sz="4" w:space="0" w:color="000000"/>
-              <w:right w:val="single" w:sz="4" w:space="0" w:color="000000"/>
-            </w:tcBorders>
-            <w:tcMar>
-              <w:top w:w="50" w:type="dxa"/>
-              <w:bottom w:w="50" w:type="dxa"/>
-              <w:left w:w="80" w:type="dxa"/>
-              <w:right w:w="80" w:type="dxa"/>
-            </w:tcMar>
-          </w:tcPr>
-          <w:p>
-            <w:pPr>
-              <w:jc w:val="left"/>
-            </w:pPr>
-            <w:r/>
-            <w:r>
-              <w:rPr>
-                <w:rFonts w:ascii="Arial" w:hAnsi="Arial"/>
-                <w:sz w:val="18"/>
-              </w:rPr>
-              <w:t>Teléfonos celulares corporativos</w:t>
-            </w:r>
-          </w:p>
-        </w:tc>
-        <w:tc>
-          <w:tcPr>
-            <w:tcW w:type="dxa" w:w="850"/>
-            <w:tcBorders>
-              <w:top w:val="single" w:sz="4" w:space="0" w:color="000000"/>
-              <w:left w:val="single" w:sz="4" w:space="0" w:color="000000"/>
-              <w:bottom w:val="single" w:sz="4" w:space="0" w:color="000000"/>
-              <w:right w:val="single" w:sz="4" w:space="0" w:color="000000"/>
-            </w:tcBorders>
-            <w:tcMar>
-              <w:top w:w="50" w:type="dxa"/>
-              <w:bottom w:w="50" w:type="dxa"/>
-              <w:left w:w="80" w:type="dxa"/>
-              <w:right w:w="80" w:type="dxa"/>
-            </w:tcMar>
-          </w:tcPr>
-          <w:p>
-            <w:pPr>
-              <w:jc w:val="center"/>
-            </w:pPr>
-            <w:r/>
-            <w:r>
-              <w:rPr>
-                <w:rFonts w:ascii="Arial" w:hAnsi="Arial"/>
-                <w:sz w:val="18"/>
-              </w:rPr>
-              <w:t>2</w:t>
-            </w:r>
-          </w:p>
-        </w:tc>
-        <w:tc>
-          <w:tcPr>
-            <w:tcW w:type="dxa" w:w="4535"/>
-            <w:tcBorders>
-              <w:top w:val="single" w:sz="4" w:space="0" w:color="000000"/>
-              <w:left w:val="single" w:sz="4" w:space="0" w:color="000000"/>
-              <w:bottom w:val="single" w:sz="4" w:space="0" w:color="000000"/>
-              <w:right w:val="single" w:sz="4" w:space="0" w:color="000000"/>
-            </w:tcBorders>
-            <w:tcMar>
-              <w:top w:w="50" w:type="dxa"/>
-              <w:bottom w:w="50" w:type="dxa"/>
-              <w:left w:w="80" w:type="dxa"/>
-              <w:right w:w="80" w:type="dxa"/>
-            </w:tcMar>
-          </w:tcPr>
-          <w:p>
-            <w:pPr>
-              <w:jc w:val="both"/>
-            </w:pPr>
-            <w:r/>
-            <w:r>
-              <w:rPr>
-                <w:rFonts w:ascii="Arial" w:hAnsi="Arial"/>
-                <w:sz w:val="18"/>
-              </w:rPr>
-              <w:t>Teléfonos inteligentes asignados al equipo operativo para gestión de reservas, atención a clientes y notificaciones de plataforma.</w:t>
-            </w:r>
-          </w:p>
-        </w:tc>
-      </w:tr>
-    </w:tbl>
-    <w:p/>
-    <w:p>
-      <w:pPr>
-        <w:jc w:val="center"/>
-      </w:pPr>
-      <w:r>
-        <w:rPr>
-          <w:rFonts w:ascii="Arial" w:hAnsi="Arial"/>
-          <w:b/>
-          <w:sz w:val="24"/>
-        </w:rPr>
-        <w:t>CATEGORÍA 3: EQUIPOS DE AUDIOVISUAL Y PRODUCCIÓN</w:t>
-      </w:r>
-    </w:p>
-    <w:p/>
-    <w:p>
-      <w:pPr>
-        <w:jc w:val="both"/>
-      </w:pPr>
-      <w:r>
-        <w:rPr>
-          <w:rFonts w:ascii="Arial" w:hAnsi="Arial"/>
-          <w:b w:val="0"/>
-        </w:rPr>
-        <w:t>Equipos destinados a la producción de contenido fotográfico y audiovisual para publicación de propiedades en la plataforma, material publicitario, marketing digital y contenido de redes sociales.</w:t>
-      </w:r>
-    </w:p>
-    <w:p/>
-    <w:tbl>
-      <w:tblPr>
-        <w:tblW w:type="auto" w:w="0"/>
-        <w:jc w:val="center"/>
-        <w:tblLayout w:type="fixed"/>
-        <w:tblLook w:firstColumn="1" w:firstRow="1" w:lastColumn="0" w:lastRow="0" w:noHBand="0" w:noVBand="1" w:val="04A0"/>
-      </w:tblPr>
-      <w:tblGrid>
-        <w:gridCol w:w="2280"/>
-        <w:gridCol w:w="2280"/>
-        <w:gridCol w:w="2280"/>
-        <w:gridCol w:w="2280"/>
-      </w:tblGrid>
-      <w:tr>
-        <w:tc>
-          <w:tcPr>
-            <w:tcW w:type="dxa" w:w="680"/>
-            <w:tcBorders>
-              <w:top w:val="single" w:sz="4" w:space="0" w:color="000000"/>
-              <w:left w:val="single" w:sz="4" w:space="0" w:color="000000"/>
-              <w:bottom w:val="single" w:sz="4" w:space="0" w:color="000000"/>
-              <w:right w:val="single" w:sz="4" w:space="0" w:color="000000"/>
-            </w:tcBorders>
-            <w:tcMar>
-              <w:top w:w="50" w:type="dxa"/>
-              <w:bottom w:w="50" w:type="dxa"/>
-              <w:left w:w="80" w:type="dxa"/>
-              <w:right w:w="80" w:type="dxa"/>
-            </w:tcMar>
-          </w:tcPr>
-          <w:p>
-            <w:pPr>
-              <w:jc w:val="center"/>
-            </w:pPr>
-            <w:r/>
-            <w:r>
-              <w:rPr>
-                <w:rFonts w:ascii="Arial" w:hAnsi="Arial"/>
-                <w:b/>
-                <w:sz w:val="18"/>
-              </w:rPr>
-              <w:t>N°</w:t>
-            </w:r>
-          </w:p>
-        </w:tc>
-        <w:tc>
-          <w:tcPr>
-            <w:tcW w:type="dxa" w:w="2551"/>
-            <w:tcBorders>
-              <w:top w:val="single" w:sz="4" w:space="0" w:color="000000"/>
-              <w:left w:val="single" w:sz="4" w:space="0" w:color="000000"/>
-              <w:bottom w:val="single" w:sz="4" w:space="0" w:color="000000"/>
-              <w:right w:val="single" w:sz="4" w:space="0" w:color="000000"/>
-            </w:tcBorders>
-            <w:tcMar>
-              <w:top w:w="50" w:type="dxa"/>
-              <w:bottom w:w="50" w:type="dxa"/>
-              <w:left w:w="80" w:type="dxa"/>
-              <w:right w:w="80" w:type="dxa"/>
-            </w:tcMar>
-          </w:tcPr>
-          <w:p>
-            <w:pPr>
-              <w:jc w:val="center"/>
-            </w:pPr>
-            <w:r/>
-            <w:r>
-              <w:rPr>
-                <w:rFonts w:ascii="Arial" w:hAnsi="Arial"/>
-                <w:b/>
-                <w:sz w:val="18"/>
-              </w:rPr>
-              <w:t>DESCRIPCIÓN DEL BIEN</w:t>
-            </w:r>
-          </w:p>
-        </w:tc>
-        <w:tc>
-          <w:tcPr>
-            <w:tcW w:type="dxa" w:w="850"/>
-            <w:tcBorders>
-              <w:top w:val="single" w:sz="4" w:space="0" w:color="000000"/>
-              <w:left w:val="single" w:sz="4" w:space="0" w:color="000000"/>
-              <w:bottom w:val="single" w:sz="4" w:space="0" w:color="000000"/>
-              <w:right w:val="single" w:sz="4" w:space="0" w:color="000000"/>
-            </w:tcBorders>
-            <w:tcMar>
-              <w:top w:w="50" w:type="dxa"/>
-              <w:bottom w:w="50" w:type="dxa"/>
-              <w:left w:w="80" w:type="dxa"/>
-              <w:right w:w="80" w:type="dxa"/>
-            </w:tcMar>
-          </w:tcPr>
-          <w:p>
-            <w:pPr>
-              <w:jc w:val="center"/>
-            </w:pPr>
-            <w:r/>
-            <w:r>
-              <w:rPr>
-                <w:rFonts w:ascii="Arial" w:hAnsi="Arial"/>
-                <w:b/>
-                <w:sz w:val="18"/>
-              </w:rPr>
-              <w:t>CANT.</w:t>
-            </w:r>
-          </w:p>
-        </w:tc>
-        <w:tc>
-          <w:tcPr>
-            <w:tcW w:type="dxa" w:w="4535"/>
-            <w:tcBorders>
-              <w:top w:val="single" w:sz="4" w:space="0" w:color="000000"/>
-              <w:left w:val="single" w:sz="4" w:space="0" w:color="000000"/>
-              <w:bottom w:val="single" w:sz="4" w:space="0" w:color="000000"/>
-              <w:right w:val="single" w:sz="4" w:space="0" w:color="000000"/>
-            </w:tcBorders>
-            <w:tcMar>
-              <w:top w:w="50" w:type="dxa"/>
-              <w:bottom w:w="50" w:type="dxa"/>
-              <w:left w:w="80" w:type="dxa"/>
-              <w:right w:w="80" w:type="dxa"/>
-            </w:tcMar>
-          </w:tcPr>
-          <w:p>
-            <w:pPr>
-              <w:jc w:val="center"/>
-            </w:pPr>
-            <w:r/>
-            <w:r>
-              <w:rPr>
-                <w:rFonts w:ascii="Arial" w:hAnsi="Arial"/>
-                <w:b/>
-                <w:sz w:val="18"/>
-              </w:rPr>
-              <w:t>OBSERVACIONES</w:t>
-            </w:r>
-          </w:p>
-        </w:tc>
-      </w:tr>
-      <w:tr>
-        <w:tc>
-          <w:tcPr>
-            <w:tcW w:type="dxa" w:w="680"/>
-            <w:tcBorders>
-              <w:top w:val="single" w:sz="4" w:space="0" w:color="000000"/>
-              <w:left w:val="single" w:sz="4" w:space="0" w:color="000000"/>
-              <w:bottom w:val="single" w:sz="4" w:space="0" w:color="000000"/>
-              <w:right w:val="single" w:sz="4" w:space="0" w:color="000000"/>
-            </w:tcBorders>
-            <w:tcMar>
-              <w:top w:w="50" w:type="dxa"/>
-              <w:bottom w:w="50" w:type="dxa"/>
-              <w:left w:w="80" w:type="dxa"/>
-              <w:right w:w="80" w:type="dxa"/>
-            </w:tcMar>
-          </w:tcPr>
-          <w:p>
-            <w:pPr>
-              <w:jc w:val="center"/>
-            </w:pPr>
-            <w:r/>
-            <w:r>
-              <w:rPr>
-                <w:rFonts w:ascii="Arial" w:hAnsi="Arial"/>
-                <w:sz w:val="18"/>
-              </w:rPr>
-              <w:t>18</w:t>
-            </w:r>
-          </w:p>
-        </w:tc>
-        <w:tc>
-          <w:tcPr>
-            <w:tcW w:type="dxa" w:w="2551"/>
-            <w:tcBorders>
-              <w:top w:val="single" w:sz="4" w:space="0" w:color="000000"/>
-              <w:left w:val="single" w:sz="4" w:space="0" w:color="000000"/>
-              <w:bottom w:val="single" w:sz="4" w:space="0" w:color="000000"/>
-              <w:right w:val="single" w:sz="4" w:space="0" w:color="000000"/>
-            </w:tcBorders>
-            <w:tcMar>
-              <w:top w:w="50" w:type="dxa"/>
-              <w:bottom w:w="50" w:type="dxa"/>
-              <w:left w:w="80" w:type="dxa"/>
-              <w:right w:w="80" w:type="dxa"/>
-            </w:tcMar>
-          </w:tcPr>
-          <w:p>
-            <w:pPr>
-              <w:jc w:val="left"/>
-            </w:pPr>
-            <w:r/>
-            <w:r>
-              <w:rPr>
-                <w:rFonts w:ascii="Arial" w:hAnsi="Arial"/>
-                <w:sz w:val="18"/>
-              </w:rPr>
-              <w:t>Cámara profesional Sony a6700</w:t>
-            </w:r>
-          </w:p>
-        </w:tc>
-        <w:tc>
-          <w:tcPr>
-            <w:tcW w:type="dxa" w:w="850"/>
-            <w:tcBorders>
-              <w:top w:val="single" w:sz="4" w:space="0" w:color="000000"/>
-              <w:left w:val="single" w:sz="4" w:space="0" w:color="000000"/>
-              <w:bottom w:val="single" w:sz="4" w:space="0" w:color="000000"/>
-              <w:right w:val="single" w:sz="4" w:space="0" w:color="000000"/>
-            </w:tcBorders>
-            <w:tcMar>
-              <w:top w:w="50" w:type="dxa"/>
-              <w:bottom w:w="50" w:type="dxa"/>
-              <w:left w:w="80" w:type="dxa"/>
-              <w:right w:w="80" w:type="dxa"/>
-            </w:tcMar>
-          </w:tcPr>
-          <w:p>
-            <w:pPr>
-              <w:jc w:val="center"/>
-            </w:pPr>
-            <w:r/>
-            <w:r>
-              <w:rPr>
-                <w:rFonts w:ascii="Arial" w:hAnsi="Arial"/>
-                <w:sz w:val="18"/>
-              </w:rPr>
-              <w:t>1</w:t>
-            </w:r>
-          </w:p>
-        </w:tc>
-        <w:tc>
-          <w:tcPr>
-            <w:tcW w:type="dxa" w:w="4535"/>
-            <w:tcBorders>
-              <w:top w:val="single" w:sz="4" w:space="0" w:color="000000"/>
-              <w:left w:val="single" w:sz="4" w:space="0" w:color="000000"/>
-              <w:bottom w:val="single" w:sz="4" w:space="0" w:color="000000"/>
-              <w:right w:val="single" w:sz="4" w:space="0" w:color="000000"/>
-            </w:tcBorders>
-            <w:tcMar>
-              <w:top w:w="50" w:type="dxa"/>
-              <w:bottom w:w="50" w:type="dxa"/>
-              <w:left w:w="80" w:type="dxa"/>
-              <w:right w:w="80" w:type="dxa"/>
-            </w:tcMar>
-          </w:tcPr>
-          <w:p>
-            <w:pPr>
-              <w:jc w:val="both"/>
-            </w:pPr>
-            <w:r/>
-            <w:r>
-              <w:rPr>
-                <w:rFonts w:ascii="Arial" w:hAnsi="Arial"/>
-                <w:sz w:val="18"/>
-              </w:rPr>
-              <w:t>Cámara mirrorless APS-C de 26 MP, sensor Exmor R CMOS, grabación de video 4K a 60fps, pantalla táctil articulada, conectividad WiFi/Bluetooth, para fotografía profesional de propiedades y contenido audiovisual.</w:t>
-            </w:r>
-          </w:p>
-        </w:tc>
-      </w:tr>
-      <w:tr>
-        <w:tc>
-          <w:tcPr>
-            <w:tcW w:type="dxa" w:w="680"/>
-            <w:tcBorders>
-              <w:top w:val="single" w:sz="4" w:space="0" w:color="000000"/>
-              <w:left w:val="single" w:sz="4" w:space="0" w:color="000000"/>
-              <w:bottom w:val="single" w:sz="4" w:space="0" w:color="000000"/>
-              <w:right w:val="single" w:sz="4" w:space="0" w:color="000000"/>
-            </w:tcBorders>
-            <w:tcMar>
-              <w:top w:w="50" w:type="dxa"/>
-              <w:bottom w:w="50" w:type="dxa"/>
-              <w:left w:w="80" w:type="dxa"/>
-              <w:right w:w="80" w:type="dxa"/>
-            </w:tcMar>
-          </w:tcPr>
-          <w:p>
-            <w:pPr>
-              <w:jc w:val="center"/>
-            </w:pPr>
-            <w:r/>
-            <w:r>
-              <w:rPr>
-                <w:rFonts w:ascii="Arial" w:hAnsi="Arial"/>
-                <w:sz w:val="18"/>
-              </w:rPr>
-              <w:t>19</w:t>
-            </w:r>
-          </w:p>
-        </w:tc>
-        <w:tc>
-          <w:tcPr>
-            <w:tcW w:type="dxa" w:w="2551"/>
-            <w:tcBorders>
-              <w:top w:val="single" w:sz="4" w:space="0" w:color="000000"/>
-              <w:left w:val="single" w:sz="4" w:space="0" w:color="000000"/>
-              <w:bottom w:val="single" w:sz="4" w:space="0" w:color="000000"/>
-              <w:right w:val="single" w:sz="4" w:space="0" w:color="000000"/>
-            </w:tcBorders>
-            <w:tcMar>
-              <w:top w:w="50" w:type="dxa"/>
-              <w:bottom w:w="50" w:type="dxa"/>
-              <w:left w:w="80" w:type="dxa"/>
-              <w:right w:w="80" w:type="dxa"/>
-            </w:tcMar>
-          </w:tcPr>
-          <w:p>
-            <w:pPr>
-              <w:jc w:val="left"/>
-            </w:pPr>
-            <w:r/>
-            <w:r>
-              <w:rPr>
-                <w:rFonts w:ascii="Arial" w:hAnsi="Arial"/>
-                <w:sz w:val="18"/>
-              </w:rPr>
-              <w:t>Lente Sigma Montura E 35mm f/1.4. 35mm f/1.4</w:t>
-            </w:r>
-          </w:p>
-        </w:tc>
-        <w:tc>
-          <w:tcPr>
-            <w:tcW w:type="dxa" w:w="850"/>
-            <w:tcBorders>
-              <w:top w:val="single" w:sz="4" w:space="0" w:color="000000"/>
-              <w:left w:val="single" w:sz="4" w:space="0" w:color="000000"/>
-              <w:bottom w:val="single" w:sz="4" w:space="0" w:color="000000"/>
-              <w:right w:val="single" w:sz="4" w:space="0" w:color="000000"/>
-            </w:tcBorders>
-            <w:tcMar>
-              <w:top w:w="50" w:type="dxa"/>
-              <w:bottom w:w="50" w:type="dxa"/>
-              <w:left w:w="80" w:type="dxa"/>
-              <w:right w:w="80" w:type="dxa"/>
-            </w:tcMar>
-          </w:tcPr>
-          <w:p>
-            <w:pPr>
-              <w:jc w:val="center"/>
-            </w:pPr>
-            <w:r/>
-            <w:r>
-              <w:rPr>
-                <w:rFonts w:ascii="Arial" w:hAnsi="Arial"/>
-                <w:sz w:val="18"/>
-              </w:rPr>
-              <w:t>1</w:t>
-            </w:r>
-          </w:p>
-        </w:tc>
-        <w:tc>
-          <w:tcPr>
-            <w:tcW w:type="dxa" w:w="4535"/>
-            <w:tcBorders>
-              <w:top w:val="single" w:sz="4" w:space="0" w:color="000000"/>
-              <w:left w:val="single" w:sz="4" w:space="0" w:color="000000"/>
-              <w:bottom w:val="single" w:sz="4" w:space="0" w:color="000000"/>
-              <w:right w:val="single" w:sz="4" w:space="0" w:color="000000"/>
-            </w:tcBorders>
-            <w:tcMar>
-              <w:top w:w="50" w:type="dxa"/>
-              <w:bottom w:w="50" w:type="dxa"/>
-              <w:left w:w="80" w:type="dxa"/>
-              <w:right w:w="80" w:type="dxa"/>
-            </w:tcMar>
-          </w:tcPr>
-          <w:p>
-            <w:pPr>
-              <w:jc w:val="both"/>
-            </w:pPr>
-            <w:r/>
-            <w:r>
-              <w:rPr>
-                <w:rFonts w:ascii="Arial" w:hAnsi="Arial"/>
-                <w:sz w:val="18"/>
-              </w:rPr>
-              <w:t>Lente prime de distancia focal fija de 35mm y apertura máxima f/1.4, montura Sony E, ideal para fotografía de interiores, detalles arquitectónicos y retratos corporativos con desenfoque de fondo.</w:t>
-            </w:r>
-          </w:p>
-        </w:tc>
-      </w:tr>
-      <w:tr>
-        <w:tc>
-          <w:tcPr>
-            <w:tcW w:type="dxa" w:w="680"/>
-            <w:tcBorders>
-              <w:top w:val="single" w:sz="4" w:space="0" w:color="000000"/>
-              <w:left w:val="single" w:sz="4" w:space="0" w:color="000000"/>
-              <w:bottom w:val="single" w:sz="4" w:space="0" w:color="000000"/>
-              <w:right w:val="single" w:sz="4" w:space="0" w:color="000000"/>
-            </w:tcBorders>
-            <w:tcMar>
-              <w:top w:w="50" w:type="dxa"/>
-              <w:bottom w:w="50" w:type="dxa"/>
-              <w:left w:w="80" w:type="dxa"/>
-              <w:right w:w="80" w:type="dxa"/>
-            </w:tcMar>
-          </w:tcPr>
-          <w:p>
-            <w:pPr>
-              <w:jc w:val="center"/>
-            </w:pPr>
-            <w:r/>
-            <w:r>
-              <w:rPr>
-                <w:rFonts w:ascii="Arial" w:hAnsi="Arial"/>
-                <w:sz w:val="18"/>
-              </w:rPr>
-              <w:t>20</w:t>
-            </w:r>
-          </w:p>
-        </w:tc>
-        <w:tc>
-          <w:tcPr>
-            <w:tcW w:type="dxa" w:w="2551"/>
-            <w:tcBorders>
-              <w:top w:val="single" w:sz="4" w:space="0" w:color="000000"/>
-              <w:left w:val="single" w:sz="4" w:space="0" w:color="000000"/>
-              <w:bottom w:val="single" w:sz="4" w:space="0" w:color="000000"/>
-              <w:right w:val="single" w:sz="4" w:space="0" w:color="000000"/>
-            </w:tcBorders>
-            <w:tcMar>
-              <w:top w:w="50" w:type="dxa"/>
-              <w:bottom w:w="50" w:type="dxa"/>
-              <w:left w:w="80" w:type="dxa"/>
-              <w:right w:w="80" w:type="dxa"/>
-            </w:tcMar>
-          </w:tcPr>
-          <w:p>
-            <w:pPr>
-              <w:jc w:val="left"/>
-            </w:pPr>
-            <w:r/>
-            <w:r>
-              <w:rPr>
-                <w:rFonts w:ascii="Arial" w:hAnsi="Arial"/>
-                <w:sz w:val="18"/>
-              </w:rPr>
-              <w:t>Lente Sony 18-135mm Montura E. 18-135mm f/3.5-5.6</w:t>
-            </w:r>
-          </w:p>
-        </w:tc>
-        <w:tc>
-          <w:tcPr>
-            <w:tcW w:type="dxa" w:w="850"/>
-            <w:tcBorders>
-              <w:top w:val="single" w:sz="4" w:space="0" w:color="000000"/>
-              <w:left w:val="single" w:sz="4" w:space="0" w:color="000000"/>
-              <w:bottom w:val="single" w:sz="4" w:space="0" w:color="000000"/>
-              <w:right w:val="single" w:sz="4" w:space="0" w:color="000000"/>
-            </w:tcBorders>
-            <w:tcMar>
-              <w:top w:w="50" w:type="dxa"/>
-              <w:bottom w:w="50" w:type="dxa"/>
-              <w:left w:w="80" w:type="dxa"/>
-              <w:right w:w="80" w:type="dxa"/>
-            </w:tcMar>
-          </w:tcPr>
-          <w:p>
-            <w:pPr>
-              <w:jc w:val="center"/>
-            </w:pPr>
-            <w:r/>
-            <w:r>
-              <w:rPr>
-                <w:rFonts w:ascii="Arial" w:hAnsi="Arial"/>
-                <w:sz w:val="18"/>
-              </w:rPr>
-              <w:t>1</w:t>
-            </w:r>
-          </w:p>
-        </w:tc>
-        <w:tc>
-          <w:tcPr>
-            <w:tcW w:type="dxa" w:w="4535"/>
-            <w:tcBorders>
-              <w:top w:val="single" w:sz="4" w:space="0" w:color="000000"/>
-              <w:left w:val="single" w:sz="4" w:space="0" w:color="000000"/>
-              <w:bottom w:val="single" w:sz="4" w:space="0" w:color="000000"/>
-              <w:right w:val="single" w:sz="4" w:space="0" w:color="000000"/>
-            </w:tcBorders>
-            <w:tcMar>
-              <w:top w:w="50" w:type="dxa"/>
-              <w:bottom w:w="50" w:type="dxa"/>
-              <w:left w:w="80" w:type="dxa"/>
-              <w:right w:w="80" w:type="dxa"/>
-            </w:tcMar>
-          </w:tcPr>
-          <w:p>
-            <w:pPr>
-              <w:jc w:val="both"/>
-            </w:pPr>
-            <w:r/>
-            <w:r>
-              <w:rPr>
-                <w:rFonts w:ascii="Arial" w:hAnsi="Arial"/>
-                <w:sz w:val="18"/>
-              </w:rPr>
-              <w:t>Lente zoom versátil de 18 a 135mm, apertura f/3.5-5.6, montura Sony E, ideal para fotografía general de propiedades, exteriores y tomas de gran angular a teleobjetivo.</w:t>
-            </w:r>
-          </w:p>
-        </w:tc>
-      </w:tr>
-      <w:tr>
-        <w:tc>
-          <w:tcPr>
-            <w:tcW w:type="dxa" w:w="680"/>
-            <w:tcBorders>
-              <w:top w:val="single" w:sz="4" w:space="0" w:color="000000"/>
-              <w:left w:val="single" w:sz="4" w:space="0" w:color="000000"/>
-              <w:bottom w:val="single" w:sz="4" w:space="0" w:color="000000"/>
-              <w:right w:val="single" w:sz="4" w:space="0" w:color="000000"/>
-            </w:tcBorders>
-            <w:tcMar>
-              <w:top w:w="50" w:type="dxa"/>
-              <w:bottom w:w="50" w:type="dxa"/>
-              <w:left w:w="80" w:type="dxa"/>
-              <w:right w:w="80" w:type="dxa"/>
-            </w:tcMar>
-          </w:tcPr>
-          <w:p>
-            <w:pPr>
-              <w:jc w:val="center"/>
-            </w:pPr>
-            <w:r/>
-            <w:r>
-              <w:rPr>
-                <w:rFonts w:ascii="Arial" w:hAnsi="Arial"/>
-                <w:sz w:val="18"/>
-              </w:rPr>
-              <w:t>21</w:t>
-            </w:r>
-          </w:p>
-        </w:tc>
-        <w:tc>
-          <w:tcPr>
-            <w:tcW w:type="dxa" w:w="2551"/>
-            <w:tcBorders>
-              <w:top w:val="single" w:sz="4" w:space="0" w:color="000000"/>
-              <w:left w:val="single" w:sz="4" w:space="0" w:color="000000"/>
-              <w:bottom w:val="single" w:sz="4" w:space="0" w:color="000000"/>
-              <w:right w:val="single" w:sz="4" w:space="0" w:color="000000"/>
-            </w:tcBorders>
-            <w:tcMar>
-              <w:top w:w="50" w:type="dxa"/>
-              <w:bottom w:w="50" w:type="dxa"/>
-              <w:left w:w="80" w:type="dxa"/>
-              <w:right w:w="80" w:type="dxa"/>
-            </w:tcMar>
-          </w:tcPr>
-          <w:p>
-            <w:pPr>
-              <w:jc w:val="left"/>
-            </w:pPr>
-            <w:r/>
-            <w:r>
-              <w:rPr>
-                <w:rFonts w:ascii="Arial" w:hAnsi="Arial"/>
-                <w:sz w:val="18"/>
-              </w:rPr>
-              <w:t>Estabilizador gimbal DJI RS 4 Pro</w:t>
-            </w:r>
-          </w:p>
-        </w:tc>
-        <w:tc>
-          <w:tcPr>
-            <w:tcW w:type="dxa" w:w="850"/>
-            <w:tcBorders>
-              <w:top w:val="single" w:sz="4" w:space="0" w:color="000000"/>
-              <w:left w:val="single" w:sz="4" w:space="0" w:color="000000"/>
-              <w:bottom w:val="single" w:sz="4" w:space="0" w:color="000000"/>
-              <w:right w:val="single" w:sz="4" w:space="0" w:color="000000"/>
-            </w:tcBorders>
-            <w:tcMar>
-              <w:top w:w="50" w:type="dxa"/>
-              <w:bottom w:w="50" w:type="dxa"/>
-              <w:left w:w="80" w:type="dxa"/>
-              <w:right w:w="80" w:type="dxa"/>
-            </w:tcMar>
-          </w:tcPr>
-          <w:p>
-            <w:pPr>
-              <w:jc w:val="center"/>
-            </w:pPr>
-            <w:r/>
-            <w:r>
-              <w:rPr>
-                <w:rFonts w:ascii="Arial" w:hAnsi="Arial"/>
-                <w:sz w:val="18"/>
-              </w:rPr>
-              <w:t>1</w:t>
-            </w:r>
-          </w:p>
-        </w:tc>
-        <w:tc>
-          <w:tcPr>
-            <w:tcW w:type="dxa" w:w="4535"/>
-            <w:tcBorders>
-              <w:top w:val="single" w:sz="4" w:space="0" w:color="000000"/>
-              <w:left w:val="single" w:sz="4" w:space="0" w:color="000000"/>
-              <w:bottom w:val="single" w:sz="4" w:space="0" w:color="000000"/>
-              <w:right w:val="single" w:sz="4" w:space="0" w:color="000000"/>
-            </w:tcBorders>
-            <w:tcMar>
-              <w:top w:w="50" w:type="dxa"/>
-              <w:bottom w:w="50" w:type="dxa"/>
-              <w:left w:w="80" w:type="dxa"/>
-              <w:right w:w="80" w:type="dxa"/>
-            </w:tcMar>
-          </w:tcPr>
-          <w:p>
-            <w:pPr>
-              <w:jc w:val="both"/>
-            </w:pPr>
-            <w:r/>
-            <w:r>
-              <w:rPr>
-                <w:rFonts w:ascii="Arial" w:hAnsi="Arial"/>
-                <w:sz w:val="18"/>
-              </w:rPr>
-              <w:t>Gimbal estabilizador de ejes para cámaras mirrorless, capacidad de carga hasta 4.5 kg, modo seguimiento, timelapse, vertical y sujetador integrado, para video fluido de recorridos virtuales por propiedades.</w:t>
-            </w:r>
-          </w:p>
-        </w:tc>
-      </w:tr>
-      <w:tr>
-        <w:tc>
-          <w:tcPr>
-            <w:tcW w:type="dxa" w:w="680"/>
-            <w:tcBorders>
-              <w:top w:val="single" w:sz="4" w:space="0" w:color="000000"/>
-              <w:left w:val="single" w:sz="4" w:space="0" w:color="000000"/>
-              <w:bottom w:val="single" w:sz="4" w:space="0" w:color="000000"/>
-              <w:right w:val="single" w:sz="4" w:space="0" w:color="000000"/>
-            </w:tcBorders>
-            <w:tcMar>
-              <w:top w:w="50" w:type="dxa"/>
-              <w:bottom w:w="50" w:type="dxa"/>
-              <w:left w:w="80" w:type="dxa"/>
-              <w:right w:w="80" w:type="dxa"/>
-            </w:tcMar>
-          </w:tcPr>
-          <w:p>
-            <w:pPr>
-              <w:jc w:val="center"/>
-            </w:pPr>
-            <w:r/>
-            <w:r>
-              <w:rPr>
-                <w:rFonts w:ascii="Arial" w:hAnsi="Arial"/>
-                <w:sz w:val="18"/>
-              </w:rPr>
-              <w:t>22</w:t>
-            </w:r>
-          </w:p>
-        </w:tc>
-        <w:tc>
-          <w:tcPr>
-            <w:tcW w:type="dxa" w:w="2551"/>
-            <w:tcBorders>
-              <w:top w:val="single" w:sz="4" w:space="0" w:color="000000"/>
-              <w:left w:val="single" w:sz="4" w:space="0" w:color="000000"/>
-              <w:bottom w:val="single" w:sz="4" w:space="0" w:color="000000"/>
-              <w:right w:val="single" w:sz="4" w:space="0" w:color="000000"/>
-            </w:tcBorders>
-            <w:tcMar>
-              <w:top w:w="50" w:type="dxa"/>
-              <w:bottom w:w="50" w:type="dxa"/>
-              <w:left w:w="80" w:type="dxa"/>
-              <w:right w:w="80" w:type="dxa"/>
-            </w:tcMar>
-          </w:tcPr>
-          <w:p>
-            <w:pPr>
-              <w:jc w:val="left"/>
-            </w:pPr>
-            <w:r/>
-            <w:r>
-              <w:rPr>
-                <w:rFonts w:ascii="Arial" w:hAnsi="Arial"/>
-                <w:sz w:val="18"/>
-              </w:rPr>
-              <w:t>Focos LED RGB profesionales</w:t>
-            </w:r>
-          </w:p>
-        </w:tc>
-        <w:tc>
-          <w:tcPr>
-            <w:tcW w:type="dxa" w:w="850"/>
-            <w:tcBorders>
-              <w:top w:val="single" w:sz="4" w:space="0" w:color="000000"/>
-              <w:left w:val="single" w:sz="4" w:space="0" w:color="000000"/>
-              <w:bottom w:val="single" w:sz="4" w:space="0" w:color="000000"/>
-              <w:right w:val="single" w:sz="4" w:space="0" w:color="000000"/>
-            </w:tcBorders>
-            <w:tcMar>
-              <w:top w:w="50" w:type="dxa"/>
-              <w:bottom w:w="50" w:type="dxa"/>
-              <w:left w:w="80" w:type="dxa"/>
-              <w:right w:w="80" w:type="dxa"/>
-            </w:tcMar>
-          </w:tcPr>
-          <w:p>
-            <w:pPr>
-              <w:jc w:val="center"/>
-            </w:pPr>
-            <w:r/>
-            <w:r>
-              <w:rPr>
-                <w:rFonts w:ascii="Arial" w:hAnsi="Arial"/>
-                <w:sz w:val="18"/>
-              </w:rPr>
-              <w:t>2</w:t>
-            </w:r>
-          </w:p>
-        </w:tc>
-        <w:tc>
-          <w:tcPr>
-            <w:tcW w:type="dxa" w:w="4535"/>
-            <w:tcBorders>
-              <w:top w:val="single" w:sz="4" w:space="0" w:color="000000"/>
-              <w:left w:val="single" w:sz="4" w:space="0" w:color="000000"/>
-              <w:bottom w:val="single" w:sz="4" w:space="0" w:color="000000"/>
-              <w:right w:val="single" w:sz="4" w:space="0" w:color="000000"/>
-            </w:tcBorders>
-            <w:tcMar>
-              <w:top w:w="50" w:type="dxa"/>
-              <w:bottom w:w="50" w:type="dxa"/>
-              <w:left w:w="80" w:type="dxa"/>
-              <w:right w:w="80" w:type="dxa"/>
-            </w:tcMar>
-          </w:tcPr>
-          <w:p>
-            <w:pPr>
-              <w:jc w:val="both"/>
-            </w:pPr>
-            <w:r/>
-            <w:r>
-              <w:rPr>
-                <w:rFonts w:ascii="Arial" w:hAnsi="Arial"/>
-                <w:sz w:val="18"/>
-              </w:rPr>
-              <w:t>Luces LED RGB con ajuste de temperatura de color (3.200K-5.600K), intensidad variable, control remoto por app, montura de estudio, para iluminación de escenarios de fotografía y video de interiores.</w:t>
-            </w:r>
-          </w:p>
-        </w:tc>
-      </w:tr>
-      <w:tr>
-        <w:tc>
-          <w:tcPr>
-            <w:tcW w:type="dxa" w:w="680"/>
-            <w:tcBorders>
-              <w:top w:val="single" w:sz="4" w:space="0" w:color="000000"/>
-              <w:left w:val="single" w:sz="4" w:space="0" w:color="000000"/>
-              <w:bottom w:val="single" w:sz="4" w:space="0" w:color="000000"/>
-              <w:right w:val="single" w:sz="4" w:space="0" w:color="000000"/>
-            </w:tcBorders>
-            <w:tcMar>
-              <w:top w:w="50" w:type="dxa"/>
-              <w:bottom w:w="50" w:type="dxa"/>
-              <w:left w:w="80" w:type="dxa"/>
-              <w:right w:w="80" w:type="dxa"/>
-            </w:tcMar>
-          </w:tcPr>
-          <w:p>
-            <w:pPr>
-              <w:jc w:val="center"/>
-            </w:pPr>
-            <w:r/>
-            <w:r>
-              <w:rPr>
-                <w:rFonts w:ascii="Arial" w:hAnsi="Arial"/>
-                <w:sz w:val="18"/>
-              </w:rPr>
-              <w:t>23</w:t>
-            </w:r>
-          </w:p>
-        </w:tc>
-        <w:tc>
-          <w:tcPr>
-            <w:tcW w:type="dxa" w:w="2551"/>
-            <w:tcBorders>
-              <w:top w:val="single" w:sz="4" w:space="0" w:color="000000"/>
-              <w:left w:val="single" w:sz="4" w:space="0" w:color="000000"/>
-              <w:bottom w:val="single" w:sz="4" w:space="0" w:color="000000"/>
-              <w:right w:val="single" w:sz="4" w:space="0" w:color="000000"/>
-            </w:tcBorders>
-            <w:tcMar>
-              <w:top w:w="50" w:type="dxa"/>
-              <w:bottom w:w="50" w:type="dxa"/>
-              <w:left w:w="80" w:type="dxa"/>
-              <w:right w:w="80" w:type="dxa"/>
-            </w:tcMar>
-          </w:tcPr>
-          <w:p>
-            <w:pPr>
-              <w:jc w:val="left"/>
-            </w:pPr>
-            <w:r/>
-            <w:r>
-              <w:rPr>
-                <w:rFonts w:ascii="Arial" w:hAnsi="Arial"/>
-                <w:sz w:val="18"/>
-              </w:rPr>
-              <w:t>Micrófonos profesionales Shure</w:t>
-            </w:r>
-          </w:p>
-        </w:tc>
-        <w:tc>
-          <w:tcPr>
-            <w:tcW w:type="dxa" w:w="850"/>
-            <w:tcBorders>
-              <w:top w:val="single" w:sz="4" w:space="0" w:color="000000"/>
-              <w:left w:val="single" w:sz="4" w:space="0" w:color="000000"/>
-              <w:bottom w:val="single" w:sz="4" w:space="0" w:color="000000"/>
-              <w:right w:val="single" w:sz="4" w:space="0" w:color="000000"/>
-            </w:tcBorders>
-            <w:tcMar>
-              <w:top w:w="50" w:type="dxa"/>
-              <w:bottom w:w="50" w:type="dxa"/>
-              <w:left w:w="80" w:type="dxa"/>
-              <w:right w:w="80" w:type="dxa"/>
-            </w:tcMar>
-          </w:tcPr>
-          <w:p>
-            <w:pPr>
-              <w:jc w:val="center"/>
-            </w:pPr>
-            <w:r/>
-            <w:r>
-              <w:rPr>
-                <w:rFonts w:ascii="Arial" w:hAnsi="Arial"/>
-                <w:sz w:val="18"/>
-              </w:rPr>
-              <w:t>3</w:t>
-            </w:r>
-          </w:p>
-        </w:tc>
-        <w:tc>
-          <w:tcPr>
-            <w:tcW w:type="dxa" w:w="4535"/>
-            <w:tcBorders>
-              <w:top w:val="single" w:sz="4" w:space="0" w:color="000000"/>
-              <w:left w:val="single" w:sz="4" w:space="0" w:color="000000"/>
-              <w:bottom w:val="single" w:sz="4" w:space="0" w:color="000000"/>
-              <w:right w:val="single" w:sz="4" w:space="0" w:color="000000"/>
-            </w:tcBorders>
-            <w:tcMar>
-              <w:top w:w="50" w:type="dxa"/>
-              <w:bottom w:w="50" w:type="dxa"/>
-              <w:left w:w="80" w:type="dxa"/>
-              <w:right w:w="80" w:type="dxa"/>
-            </w:tcMar>
-          </w:tcPr>
-          <w:p>
-            <w:pPr>
-              <w:jc w:val="both"/>
-            </w:pPr>
-            <w:r/>
-            <w:r>
-              <w:rPr>
-                <w:rFonts w:ascii="Arial" w:hAnsi="Arial"/>
-                <w:sz w:val="18"/>
-              </w:rPr>
-              <w:t>Micrófonos dinámicos cardioides profesionales marca Shure, con captación direccional de audio, para grabación de voz, entrevistas, contenido de redes sociales y podcasts corporativos.</w:t>
-            </w:r>
-          </w:p>
-        </w:tc>
-      </w:tr>
-      <w:tr>
-        <w:tc>
-          <w:tcPr>
-            <w:tcW w:type="dxa" w:w="680"/>
-            <w:tcBorders>
-              <w:top w:val="single" w:sz="4" w:space="0" w:color="000000"/>
-              <w:left w:val="single" w:sz="4" w:space="0" w:color="000000"/>
-              <w:bottom w:val="single" w:sz="4" w:space="0" w:color="000000"/>
-              <w:right w:val="single" w:sz="4" w:space="0" w:color="000000"/>
-            </w:tcBorders>
-            <w:tcMar>
-              <w:top w:w="50" w:type="dxa"/>
-              <w:bottom w:w="50" w:type="dxa"/>
-              <w:left w:w="80" w:type="dxa"/>
-              <w:right w:w="80" w:type="dxa"/>
-            </w:tcMar>
-          </w:tcPr>
-          <w:p>
-            <w:pPr>
-              <w:jc w:val="center"/>
-            </w:pPr>
-            <w:r/>
-            <w:r>
-              <w:rPr>
-                <w:rFonts w:ascii="Arial" w:hAnsi="Arial"/>
-                <w:sz w:val="18"/>
-              </w:rPr>
-              <w:t>24</w:t>
-            </w:r>
-          </w:p>
-        </w:tc>
-        <w:tc>
-          <w:tcPr>
-            <w:tcW w:type="dxa" w:w="2551"/>
-            <w:tcBorders>
-              <w:top w:val="single" w:sz="4" w:space="0" w:color="000000"/>
-              <w:left w:val="single" w:sz="4" w:space="0" w:color="000000"/>
-              <w:bottom w:val="single" w:sz="4" w:space="0" w:color="000000"/>
-              <w:right w:val="single" w:sz="4" w:space="0" w:color="000000"/>
-            </w:tcBorders>
-            <w:tcMar>
-              <w:top w:w="50" w:type="dxa"/>
-              <w:bottom w:w="50" w:type="dxa"/>
-              <w:left w:w="80" w:type="dxa"/>
-              <w:right w:w="80" w:type="dxa"/>
-            </w:tcMar>
-          </w:tcPr>
-          <w:p>
-            <w:pPr>
-              <w:jc w:val="left"/>
-            </w:pPr>
-            <w:r/>
-            <w:r>
-              <w:rPr>
-                <w:rFonts w:ascii="Arial" w:hAnsi="Arial"/>
-                <w:sz w:val="18"/>
-              </w:rPr>
-              <w:t>Trípode profesional de video</w:t>
-            </w:r>
-          </w:p>
-        </w:tc>
-        <w:tc>
-          <w:tcPr>
-            <w:tcW w:type="dxa" w:w="850"/>
-            <w:tcBorders>
-              <w:top w:val="single" w:sz="4" w:space="0" w:color="000000"/>
-              <w:left w:val="single" w:sz="4" w:space="0" w:color="000000"/>
-              <w:bottom w:val="single" w:sz="4" w:space="0" w:color="000000"/>
-              <w:right w:val="single" w:sz="4" w:space="0" w:color="000000"/>
-            </w:tcBorders>
-            <w:tcMar>
-              <w:top w:w="50" w:type="dxa"/>
-              <w:bottom w:w="50" w:type="dxa"/>
-              <w:left w:w="80" w:type="dxa"/>
-              <w:right w:w="80" w:type="dxa"/>
-            </w:tcMar>
-          </w:tcPr>
-          <w:p>
-            <w:pPr>
-              <w:jc w:val="center"/>
-            </w:pPr>
-            <w:r/>
-            <w:r>
-              <w:rPr>
-                <w:rFonts w:ascii="Arial" w:hAnsi="Arial"/>
-                <w:sz w:val="18"/>
-              </w:rPr>
-              <w:t>1</w:t>
-            </w:r>
-          </w:p>
-        </w:tc>
-        <w:tc>
-          <w:tcPr>
-            <w:tcW w:type="dxa" w:w="4535"/>
-            <w:tcBorders>
-              <w:top w:val="single" w:sz="4" w:space="0" w:color="000000"/>
-              <w:left w:val="single" w:sz="4" w:space="0" w:color="000000"/>
-              <w:bottom w:val="single" w:sz="4" w:space="0" w:color="000000"/>
-              <w:right w:val="single" w:sz="4" w:space="0" w:color="000000"/>
-            </w:tcBorders>
-            <w:tcMar>
-              <w:top w:w="50" w:type="dxa"/>
-              <w:bottom w:w="50" w:type="dxa"/>
-              <w:left w:w="80" w:type="dxa"/>
-              <w:right w:w="80" w:type="dxa"/>
-            </w:tcMar>
-          </w:tcPr>
-          <w:p>
-            <w:pPr>
-              <w:jc w:val="both"/>
-            </w:pPr>
-            <w:r/>
-            <w:r>
-              <w:rPr>
-                <w:rFonts w:ascii="Arial" w:hAnsi="Arial"/>
-                <w:sz w:val="18"/>
-              </w:rPr>
-              <w:t>Trípode de aluminio con fluid head, altura máxima 180 cm, capacidad de carga hasta 5 kg, bolsa de transporte incluida, para estabilización de tomas fijas en producciones de video.</w:t>
-            </w:r>
-          </w:p>
-        </w:tc>
-      </w:tr>
-      <w:tr>
-        <w:tc>
-          <w:tcPr>
-            <w:tcW w:type="dxa" w:w="680"/>
-            <w:tcBorders>
-              <w:top w:val="single" w:sz="4" w:space="0" w:color="000000"/>
-              <w:left w:val="single" w:sz="4" w:space="0" w:color="000000"/>
-              <w:bottom w:val="single" w:sz="4" w:space="0" w:color="000000"/>
-              <w:right w:val="single" w:sz="4" w:space="0" w:color="000000"/>
-            </w:tcBorders>
-            <w:tcMar>
-              <w:top w:w="50" w:type="dxa"/>
-              <w:bottom w:w="50" w:type="dxa"/>
-              <w:left w:w="80" w:type="dxa"/>
-              <w:right w:w="80" w:type="dxa"/>
-            </w:tcMar>
-          </w:tcPr>
-          <w:p>
-            <w:pPr>
-              <w:jc w:val="center"/>
-            </w:pPr>
-            <w:r/>
-            <w:r>
-              <w:rPr>
-                <w:rFonts w:ascii="Arial" w:hAnsi="Arial"/>
-                <w:sz w:val="18"/>
-              </w:rPr>
-              <w:t>25</w:t>
-            </w:r>
-          </w:p>
-        </w:tc>
-        <w:tc>
-          <w:tcPr>
-            <w:tcW w:type="dxa" w:w="2551"/>
-            <w:tcBorders>
-              <w:top w:val="single" w:sz="4" w:space="0" w:color="000000"/>
-              <w:left w:val="single" w:sz="4" w:space="0" w:color="000000"/>
-              <w:bottom w:val="single" w:sz="4" w:space="0" w:color="000000"/>
-              <w:right w:val="single" w:sz="4" w:space="0" w:color="000000"/>
-            </w:tcBorders>
-            <w:tcMar>
-              <w:top w:w="50" w:type="dxa"/>
-              <w:bottom w:w="50" w:type="dxa"/>
-              <w:left w:w="80" w:type="dxa"/>
-              <w:right w:w="80" w:type="dxa"/>
-            </w:tcMar>
-          </w:tcPr>
-          <w:p>
-            <w:pPr>
-              <w:jc w:val="left"/>
-            </w:pPr>
-            <w:r/>
-            <w:r>
-              <w:rPr>
-                <w:rFonts w:ascii="Arial" w:hAnsi="Arial"/>
-                <w:sz w:val="18"/>
-              </w:rPr>
-              <w:t>Pantalla de croma / green screen. 2 x 3 metros</w:t>
-            </w:r>
-          </w:p>
-        </w:tc>
-        <w:tc>
-          <w:tcPr>
-            <w:tcW w:type="dxa" w:w="850"/>
-            <w:tcBorders>
-              <w:top w:val="single" w:sz="4" w:space="0" w:color="000000"/>
-              <w:left w:val="single" w:sz="4" w:space="0" w:color="000000"/>
-              <w:bottom w:val="single" w:sz="4" w:space="0" w:color="000000"/>
-              <w:right w:val="single" w:sz="4" w:space="0" w:color="000000"/>
-            </w:tcBorders>
-            <w:tcMar>
-              <w:top w:w="50" w:type="dxa"/>
-              <w:bottom w:w="50" w:type="dxa"/>
-              <w:left w:w="80" w:type="dxa"/>
-              <w:right w:w="80" w:type="dxa"/>
-            </w:tcMar>
-          </w:tcPr>
-          <w:p>
-            <w:pPr>
-              <w:jc w:val="center"/>
-            </w:pPr>
-            <w:r/>
-            <w:r>
-              <w:rPr>
-                <w:rFonts w:ascii="Arial" w:hAnsi="Arial"/>
-                <w:sz w:val="18"/>
-              </w:rPr>
-              <w:t>1</w:t>
-            </w:r>
-          </w:p>
-        </w:tc>
-        <w:tc>
-          <w:tcPr>
-            <w:tcW w:type="dxa" w:w="4535"/>
-            <w:tcBorders>
-              <w:top w:val="single" w:sz="4" w:space="0" w:color="000000"/>
-              <w:left w:val="single" w:sz="4" w:space="0" w:color="000000"/>
-              <w:bottom w:val="single" w:sz="4" w:space="0" w:color="000000"/>
-              <w:right w:val="single" w:sz="4" w:space="0" w:color="000000"/>
-            </w:tcBorders>
-            <w:tcMar>
-              <w:top w:w="50" w:type="dxa"/>
-              <w:bottom w:w="50" w:type="dxa"/>
-              <w:left w:w="80" w:type="dxa"/>
-              <w:right w:w="80" w:type="dxa"/>
-            </w:tcMar>
-          </w:tcPr>
-          <w:p>
-            <w:pPr>
-              <w:jc w:val="both"/>
-            </w:pPr>
-            <w:r/>
-            <w:r>
-              <w:rPr>
-                <w:rFonts w:ascii="Arial" w:hAnsi="Arial"/>
-                <w:sz w:val="18"/>
-              </w:rPr>
-              <w:t>Pantalla plegable de tela verde (chroma key) de 2 x 3 metros con soporte telescópico, para producción de contenido con fondos virtuales.</w:t>
-            </w:r>
-          </w:p>
-        </w:tc>
-      </w:tr>
-      <w:tr>
-        <w:tc>
-          <w:tcPr>
-            <w:tcW w:type="dxa" w:w="680"/>
-            <w:tcBorders>
-              <w:top w:val="single" w:sz="4" w:space="0" w:color="000000"/>
-              <w:left w:val="single" w:sz="4" w:space="0" w:color="000000"/>
-              <w:bottom w:val="single" w:sz="4" w:space="0" w:color="000000"/>
-              <w:right w:val="single" w:sz="4" w:space="0" w:color="000000"/>
-            </w:tcBorders>
-            <w:tcMar>
-              <w:top w:w="50" w:type="dxa"/>
-              <w:bottom w:w="50" w:type="dxa"/>
-              <w:left w:w="80" w:type="dxa"/>
-              <w:right w:w="80" w:type="dxa"/>
-            </w:tcMar>
-          </w:tcPr>
-          <w:p>
-            <w:pPr>
-              <w:jc w:val="center"/>
-            </w:pPr>
-            <w:r/>
-            <w:r>
-              <w:rPr>
-                <w:rFonts w:ascii="Arial" w:hAnsi="Arial"/>
-                <w:sz w:val="18"/>
-              </w:rPr>
-              <w:t>26</w:t>
-            </w:r>
-          </w:p>
-        </w:tc>
-        <w:tc>
-          <w:tcPr>
-            <w:tcW w:type="dxa" w:w="2551"/>
-            <w:tcBorders>
-              <w:top w:val="single" w:sz="4" w:space="0" w:color="000000"/>
-              <w:left w:val="single" w:sz="4" w:space="0" w:color="000000"/>
-              <w:bottom w:val="single" w:sz="4" w:space="0" w:color="000000"/>
-              <w:right w:val="single" w:sz="4" w:space="0" w:color="000000"/>
-            </w:tcBorders>
-            <w:tcMar>
-              <w:top w:w="50" w:type="dxa"/>
-              <w:bottom w:w="50" w:type="dxa"/>
-              <w:left w:w="80" w:type="dxa"/>
-              <w:right w:w="80" w:type="dxa"/>
-            </w:tcMar>
-          </w:tcPr>
-          <w:p>
-            <w:pPr>
-              <w:jc w:val="left"/>
-            </w:pPr>
-            <w:r/>
-            <w:r>
-              <w:rPr>
-                <w:rFonts w:ascii="Arial" w:hAnsi="Arial"/>
-                <w:sz w:val="18"/>
-              </w:rPr>
-              <w:t>Backdrops de estudio para fotografía</w:t>
-            </w:r>
-          </w:p>
-        </w:tc>
-        <w:tc>
-          <w:tcPr>
-            <w:tcW w:type="dxa" w:w="850"/>
-            <w:tcBorders>
-              <w:top w:val="single" w:sz="4" w:space="0" w:color="000000"/>
-              <w:left w:val="single" w:sz="4" w:space="0" w:color="000000"/>
-              <w:bottom w:val="single" w:sz="4" w:space="0" w:color="000000"/>
-              <w:right w:val="single" w:sz="4" w:space="0" w:color="000000"/>
-            </w:tcBorders>
-            <w:tcMar>
-              <w:top w:w="50" w:type="dxa"/>
-              <w:bottom w:w="50" w:type="dxa"/>
-              <w:left w:w="80" w:type="dxa"/>
-              <w:right w:w="80" w:type="dxa"/>
-            </w:tcMar>
-          </w:tcPr>
-          <w:p>
-            <w:pPr>
-              <w:jc w:val="center"/>
-            </w:pPr>
-            <w:r/>
-            <w:r>
-              <w:rPr>
-                <w:rFonts w:ascii="Arial" w:hAnsi="Arial"/>
-                <w:sz w:val="18"/>
-              </w:rPr>
-              <w:t>2</w:t>
-            </w:r>
-          </w:p>
-        </w:tc>
-        <w:tc>
-          <w:tcPr>
-            <w:tcW w:type="dxa" w:w="4535"/>
-            <w:tcBorders>
-              <w:top w:val="single" w:sz="4" w:space="0" w:color="000000"/>
-              <w:left w:val="single" w:sz="4" w:space="0" w:color="000000"/>
-              <w:bottom w:val="single" w:sz="4" w:space="0" w:color="000000"/>
-              <w:right w:val="single" w:sz="4" w:space="0" w:color="000000"/>
-            </w:tcBorders>
-            <w:tcMar>
-              <w:top w:w="50" w:type="dxa"/>
-              <w:bottom w:w="50" w:type="dxa"/>
-              <w:left w:w="80" w:type="dxa"/>
-              <w:right w:w="80" w:type="dxa"/>
-            </w:tcMar>
-          </w:tcPr>
-          <w:p>
-            <w:pPr>
-              <w:jc w:val="both"/>
-            </w:pPr>
-            <w:r/>
-            <w:r>
-              <w:rPr>
-                <w:rFonts w:ascii="Arial" w:hAnsi="Arial"/>
-                <w:sz w:val="18"/>
-              </w:rPr>
-              <w:t>Fondos de estudio de papel neutro (blanco y gris) con soporte extensible, para sesiones de fotografía profesional de productos del Boogie Store y material corporativo.</w:t>
-            </w:r>
-          </w:p>
-        </w:tc>
-      </w:tr>
-      <w:tr>
-        <w:tc>
-          <w:tcPr>
-            <w:tcW w:type="dxa" w:w="680"/>
-            <w:tcBorders>
-              <w:top w:val="single" w:sz="4" w:space="0" w:color="000000"/>
-              <w:left w:val="single" w:sz="4" w:space="0" w:color="000000"/>
-              <w:bottom w:val="single" w:sz="4" w:space="0" w:color="000000"/>
-              <w:right w:val="single" w:sz="4" w:space="0" w:color="000000"/>
-            </w:tcBorders>
-            <w:tcMar>
-              <w:top w:w="50" w:type="dxa"/>
-              <w:bottom w:w="50" w:type="dxa"/>
-              <w:left w:w="80" w:type="dxa"/>
-              <w:right w:w="80" w:type="dxa"/>
-            </w:tcMar>
-          </w:tcPr>
-          <w:p>
-            <w:pPr>
-              <w:jc w:val="center"/>
-            </w:pPr>
-            <w:r/>
-            <w:r>
-              <w:rPr>
-                <w:rFonts w:ascii="Arial" w:hAnsi="Arial"/>
-                <w:sz w:val="18"/>
-              </w:rPr>
-              <w:t>27</w:t>
-            </w:r>
-          </w:p>
-        </w:tc>
-        <w:tc>
-          <w:tcPr>
-            <w:tcW w:type="dxa" w:w="2551"/>
-            <w:tcBorders>
-              <w:top w:val="single" w:sz="4" w:space="0" w:color="000000"/>
-              <w:left w:val="single" w:sz="4" w:space="0" w:color="000000"/>
-              <w:bottom w:val="single" w:sz="4" w:space="0" w:color="000000"/>
-              <w:right w:val="single" w:sz="4" w:space="0" w:color="000000"/>
-            </w:tcBorders>
-            <w:tcMar>
-              <w:top w:w="50" w:type="dxa"/>
-              <w:bottom w:w="50" w:type="dxa"/>
-              <w:left w:w="80" w:type="dxa"/>
-              <w:right w:w="80" w:type="dxa"/>
-            </w:tcMar>
-          </w:tcPr>
-          <w:p>
-            <w:pPr>
-              <w:jc w:val="left"/>
-            </w:pPr>
-            <w:r/>
-            <w:r>
-              <w:rPr>
-                <w:rFonts w:ascii="Arial" w:hAnsi="Arial"/>
-                <w:sz w:val="18"/>
-              </w:rPr>
-              <w:t>Accesorios de iluminación y producción</w:t>
-            </w:r>
-          </w:p>
-        </w:tc>
-        <w:tc>
-          <w:tcPr>
-            <w:tcW w:type="dxa" w:w="850"/>
-            <w:tcBorders>
-              <w:top w:val="single" w:sz="4" w:space="0" w:color="000000"/>
-              <w:left w:val="single" w:sz="4" w:space="0" w:color="000000"/>
-              <w:bottom w:val="single" w:sz="4" w:space="0" w:color="000000"/>
-              <w:right w:val="single" w:sz="4" w:space="0" w:color="000000"/>
-            </w:tcBorders>
-            <w:tcMar>
-              <w:top w:w="50" w:type="dxa"/>
-              <w:bottom w:w="50" w:type="dxa"/>
-              <w:left w:w="80" w:type="dxa"/>
-              <w:right w:w="80" w:type="dxa"/>
-            </w:tcMar>
-          </w:tcPr>
-          <w:p>
-            <w:pPr>
-              <w:jc w:val="center"/>
-            </w:pPr>
-            <w:r/>
-            <w:r>
-              <w:rPr>
-                <w:rFonts w:ascii="Arial" w:hAnsi="Arial"/>
-                <w:sz w:val="18"/>
-              </w:rPr>
-              <w:t>—</w:t>
-            </w:r>
-          </w:p>
-        </w:tc>
-        <w:tc>
-          <w:tcPr>
-            <w:tcW w:type="dxa" w:w="4535"/>
-            <w:tcBorders>
-              <w:top w:val="single" w:sz="4" w:space="0" w:color="000000"/>
-              <w:left w:val="single" w:sz="4" w:space="0" w:color="000000"/>
-              <w:bottom w:val="single" w:sz="4" w:space="0" w:color="000000"/>
-              <w:right w:val="single" w:sz="4" w:space="0" w:color="000000"/>
-            </w:tcBorders>
-            <w:tcMar>
-              <w:top w:w="50" w:type="dxa"/>
-              <w:bottom w:w="50" w:type="dxa"/>
-              <w:left w:w="80" w:type="dxa"/>
-              <w:right w:w="80" w:type="dxa"/>
-            </w:tcMar>
-          </w:tcPr>
-          <w:p>
-            <w:pPr>
-              <w:jc w:val="both"/>
-            </w:pPr>
-            <w:r/>
-            <w:r>
-              <w:rPr>
-                <w:rFonts w:ascii="Arial" w:hAnsi="Arial"/>
-                <w:sz w:val="18"/>
-              </w:rPr>
-              <w:t>Incluye: reflectores plegables, difusores, filtros ND, baterías recargables para cámara y gimbal, tarjetas de memoria SD de alta velocidad, cables de audio, maletines de transporte para equipos, limpiador de lentes y fundas protectoras.</w:t>
-            </w:r>
-          </w:p>
-        </w:tc>
-      </w:tr>
-    </w:tbl>
-    <w:p/>
-    <w:p>
-      <w:pPr>
-        <w:jc w:val="center"/>
-      </w:pPr>
-      <w:r>
-        <w:rPr>
-          <w:rFonts w:ascii="Arial" w:hAnsi="Arial"/>
-          <w:b/>
-          <w:sz w:val="24"/>
-        </w:rPr>
-        <w:t>CATEGORÍA 4: ACTIVOS DIGITALES Y SOFTWARE</w:t>
-      </w:r>
-    </w:p>
-    <w:p/>
-    <w:p>
-      <w:pPr>
-        <w:jc w:val="both"/>
-      </w:pPr>
-      <w:r>
-        <w:rPr>
-          <w:rFonts w:ascii="Arial" w:hAnsi="Arial"/>
-          <w:b w:val="0"/>
-        </w:rPr>
-        <w:t>Activos intangibles de propiedad de la Sociedad, incluyendo la plataforma tecnológica, aplicaciones, dominios, sistemas de información y software desarrollado internamente o adquirido con licencia.</w:t>
-      </w:r>
-    </w:p>
-    <w:p/>
-    <w:tbl>
-      <w:tblPr>
-        <w:tblW w:type="auto" w:w="0"/>
-        <w:jc w:val="center"/>
-        <w:tblLayout w:type="fixed"/>
-        <w:tblLook w:firstColumn="1" w:firstRow="1" w:lastColumn="0" w:lastRow="0" w:noHBand="0" w:noVBand="1" w:val="04A0"/>
-      </w:tblPr>
-      <w:tblGrid>
-        <w:gridCol w:w="2280"/>
-        <w:gridCol w:w="2280"/>
-        <w:gridCol w:w="2280"/>
-        <w:gridCol w:w="2280"/>
-      </w:tblGrid>
-      <w:tr>
-        <w:tc>
-          <w:tcPr>
-            <w:tcW w:type="dxa" w:w="680"/>
-            <w:tcBorders>
-              <w:top w:val="single" w:sz="4" w:space="0" w:color="000000"/>
-              <w:left w:val="single" w:sz="4" w:space="0" w:color="000000"/>
-              <w:bottom w:val="single" w:sz="4" w:space="0" w:color="000000"/>
-              <w:right w:val="single" w:sz="4" w:space="0" w:color="000000"/>
-            </w:tcBorders>
-            <w:tcMar>
-              <w:top w:w="50" w:type="dxa"/>
-              <w:bottom w:w="50" w:type="dxa"/>
-              <w:left w:w="80" w:type="dxa"/>
-              <w:right w:w="80" w:type="dxa"/>
-            </w:tcMar>
-          </w:tcPr>
-          <w:p>
-            <w:pPr>
-              <w:jc w:val="center"/>
-            </w:pPr>
-            <w:r/>
-            <w:r>
-              <w:rPr>
-                <w:rFonts w:ascii="Arial" w:hAnsi="Arial"/>
-                <w:b/>
-                <w:sz w:val="18"/>
-              </w:rPr>
-              <w:t>N°</w:t>
-            </w:r>
-          </w:p>
-        </w:tc>
-        <w:tc>
-          <w:tcPr>
-            <w:tcW w:type="dxa" w:w="2551"/>
-            <w:tcBorders>
-              <w:top w:val="single" w:sz="4" w:space="0" w:color="000000"/>
-              <w:left w:val="single" w:sz="4" w:space="0" w:color="000000"/>
-              <w:bottom w:val="single" w:sz="4" w:space="0" w:color="000000"/>
-              <w:right w:val="single" w:sz="4" w:space="0" w:color="000000"/>
-            </w:tcBorders>
-            <w:tcMar>
-              <w:top w:w="50" w:type="dxa"/>
-              <w:bottom w:w="50" w:type="dxa"/>
-              <w:left w:w="80" w:type="dxa"/>
-              <w:right w:w="80" w:type="dxa"/>
-            </w:tcMar>
-          </w:tcPr>
-          <w:p>
-            <w:pPr>
-              <w:jc w:val="center"/>
-            </w:pPr>
-            <w:r/>
-            <w:r>
-              <w:rPr>
-                <w:rFonts w:ascii="Arial" w:hAnsi="Arial"/>
-                <w:b/>
-                <w:sz w:val="18"/>
-              </w:rPr>
-              <w:t>DESCRIPCIÓN DEL BIEN</w:t>
-            </w:r>
-          </w:p>
-        </w:tc>
-        <w:tc>
-          <w:tcPr>
-            <w:tcW w:type="dxa" w:w="850"/>
-            <w:tcBorders>
-              <w:top w:val="single" w:sz="4" w:space="0" w:color="000000"/>
-              <w:left w:val="single" w:sz="4" w:space="0" w:color="000000"/>
-              <w:bottom w:val="single" w:sz="4" w:space="0" w:color="000000"/>
-              <w:right w:val="single" w:sz="4" w:space="0" w:color="000000"/>
-            </w:tcBorders>
-            <w:tcMar>
-              <w:top w:w="50" w:type="dxa"/>
-              <w:bottom w:w="50" w:type="dxa"/>
-              <w:left w:w="80" w:type="dxa"/>
-              <w:right w:w="80" w:type="dxa"/>
-            </w:tcMar>
-          </w:tcPr>
-          <w:p>
-            <w:pPr>
-              <w:jc w:val="center"/>
-            </w:pPr>
-            <w:r/>
-            <w:r>
-              <w:rPr>
-                <w:rFonts w:ascii="Arial" w:hAnsi="Arial"/>
-                <w:b/>
-                <w:sz w:val="18"/>
-              </w:rPr>
-              <w:t>CANT.</w:t>
-            </w:r>
-          </w:p>
-        </w:tc>
-        <w:tc>
-          <w:tcPr>
-            <w:tcW w:type="dxa" w:w="4535"/>
-            <w:tcBorders>
-              <w:top w:val="single" w:sz="4" w:space="0" w:color="000000"/>
-              <w:left w:val="single" w:sz="4" w:space="0" w:color="000000"/>
-              <w:bottom w:val="single" w:sz="4" w:space="0" w:color="000000"/>
-              <w:right w:val="single" w:sz="4" w:space="0" w:color="000000"/>
-            </w:tcBorders>
-            <w:tcMar>
-              <w:top w:w="50" w:type="dxa"/>
-              <w:bottom w:w="50" w:type="dxa"/>
-              <w:left w:w="80" w:type="dxa"/>
-              <w:right w:w="80" w:type="dxa"/>
-            </w:tcMar>
-          </w:tcPr>
-          <w:p>
-            <w:pPr>
-              <w:jc w:val="center"/>
-            </w:pPr>
-            <w:r/>
-            <w:r>
-              <w:rPr>
-                <w:rFonts w:ascii="Arial" w:hAnsi="Arial"/>
-                <w:b/>
-                <w:sz w:val="18"/>
-              </w:rPr>
-              <w:t>OBSERVACIONES</w:t>
-            </w:r>
-          </w:p>
-        </w:tc>
-      </w:tr>
-      <w:tr>
-        <w:tc>
-          <w:tcPr>
-            <w:tcW w:type="dxa" w:w="680"/>
-            <w:tcBorders>
-              <w:top w:val="single" w:sz="4" w:space="0" w:color="000000"/>
-              <w:left w:val="single" w:sz="4" w:space="0" w:color="000000"/>
-              <w:bottom w:val="single" w:sz="4" w:space="0" w:color="000000"/>
-              <w:right w:val="single" w:sz="4" w:space="0" w:color="000000"/>
-            </w:tcBorders>
-            <w:tcMar>
-              <w:top w:w="50" w:type="dxa"/>
-              <w:bottom w:w="50" w:type="dxa"/>
-              <w:left w:w="80" w:type="dxa"/>
-              <w:right w:w="80" w:type="dxa"/>
-            </w:tcMar>
-          </w:tcPr>
-          <w:p>
-            <w:pPr>
-              <w:jc w:val="center"/>
-            </w:pPr>
-            <w:r/>
-            <w:r>
-              <w:rPr>
-                <w:rFonts w:ascii="Arial" w:hAnsi="Arial"/>
-                <w:sz w:val="18"/>
-              </w:rPr>
-              <w:t>28</w:t>
-            </w:r>
-          </w:p>
-        </w:tc>
-        <w:tc>
-          <w:tcPr>
-            <w:tcW w:type="dxa" w:w="2551"/>
-            <w:tcBorders>
-              <w:top w:val="single" w:sz="4" w:space="0" w:color="000000"/>
-              <w:left w:val="single" w:sz="4" w:space="0" w:color="000000"/>
-              <w:bottom w:val="single" w:sz="4" w:space="0" w:color="000000"/>
-              <w:right w:val="single" w:sz="4" w:space="0" w:color="000000"/>
-            </w:tcBorders>
-            <w:tcMar>
-              <w:top w:w="50" w:type="dxa"/>
-              <w:bottom w:w="50" w:type="dxa"/>
-              <w:left w:w="80" w:type="dxa"/>
-              <w:right w:w="80" w:type="dxa"/>
-            </w:tcMar>
-          </w:tcPr>
-          <w:p>
-            <w:pPr>
-              <w:jc w:val="left"/>
-            </w:pPr>
-            <w:r/>
-            <w:r>
-              <w:rPr>
-                <w:rFonts w:ascii="Arial" w:hAnsi="Arial"/>
-                <w:sz w:val="18"/>
-              </w:rPr>
-              <w:t>Página web y plataforma principal Boogie. boogierent.com</w:t>
-            </w:r>
-          </w:p>
-        </w:tc>
-        <w:tc>
-          <w:tcPr>
-            <w:tcW w:type="dxa" w:w="850"/>
-            <w:tcBorders>
-              <w:top w:val="single" w:sz="4" w:space="0" w:color="000000"/>
-              <w:left w:val="single" w:sz="4" w:space="0" w:color="000000"/>
-              <w:bottom w:val="single" w:sz="4" w:space="0" w:color="000000"/>
-              <w:right w:val="single" w:sz="4" w:space="0" w:color="000000"/>
-            </w:tcBorders>
-            <w:tcMar>
-              <w:top w:w="50" w:type="dxa"/>
-              <w:bottom w:w="50" w:type="dxa"/>
-              <w:left w:w="80" w:type="dxa"/>
-              <w:right w:w="80" w:type="dxa"/>
-            </w:tcMar>
-          </w:tcPr>
-          <w:p>
-            <w:pPr>
-              <w:jc w:val="center"/>
-            </w:pPr>
-            <w:r/>
-            <w:r>
-              <w:rPr>
-                <w:rFonts w:ascii="Arial" w:hAnsi="Arial"/>
-                <w:sz w:val="18"/>
-              </w:rPr>
-              <w:t>1</w:t>
-            </w:r>
-          </w:p>
-        </w:tc>
-        <w:tc>
-          <w:tcPr>
-            <w:tcW w:type="dxa" w:w="4535"/>
-            <w:tcBorders>
-              <w:top w:val="single" w:sz="4" w:space="0" w:color="000000"/>
-              <w:left w:val="single" w:sz="4" w:space="0" w:color="000000"/>
-              <w:bottom w:val="single" w:sz="4" w:space="0" w:color="000000"/>
-              <w:right w:val="single" w:sz="4" w:space="0" w:color="000000"/>
-            </w:tcBorders>
-            <w:tcMar>
-              <w:top w:w="50" w:type="dxa"/>
-              <w:bottom w:w="50" w:type="dxa"/>
-              <w:left w:w="80" w:type="dxa"/>
-              <w:right w:w="80" w:type="dxa"/>
-            </w:tcMar>
-          </w:tcPr>
-          <w:p>
-            <w:pPr>
-              <w:jc w:val="both"/>
-            </w:pPr>
-            <w:r/>
-            <w:r>
-              <w:rPr>
-                <w:rFonts w:ascii="Arial" w:hAnsi="Arial"/>
-                <w:sz w:val="18"/>
-              </w:rPr>
-              <w:t>Plataforma web completa de intermediación de alojamiento vacacional, incluyendo: catálogo de propiedades con búsqueda avanzada, sistema de reservas, panel de anfitriones, panel de administración, chat en tiempo real, pasarela de pagos, sistema de reseñas, gestión de cupones, Boogie Store, sistema de ofertas 'Negocia tu Boogie', dashboard de métricas y estadísticas.</w:t>
-            </w:r>
-          </w:p>
-        </w:tc>
-      </w:tr>
-      <w:tr>
-        <w:tc>
-          <w:tcPr>
-            <w:tcW w:type="dxa" w:w="680"/>
-            <w:tcBorders>
-              <w:top w:val="single" w:sz="4" w:space="0" w:color="000000"/>
-              <w:left w:val="single" w:sz="4" w:space="0" w:color="000000"/>
-              <w:bottom w:val="single" w:sz="4" w:space="0" w:color="000000"/>
-              <w:right w:val="single" w:sz="4" w:space="0" w:color="000000"/>
-            </w:tcBorders>
-            <w:tcMar>
-              <w:top w:w="50" w:type="dxa"/>
-              <w:bottom w:w="50" w:type="dxa"/>
-              <w:left w:w="80" w:type="dxa"/>
-              <w:right w:w="80" w:type="dxa"/>
-            </w:tcMar>
-          </w:tcPr>
-          <w:p>
-            <w:pPr>
-              <w:jc w:val="center"/>
-            </w:pPr>
-            <w:r/>
-            <w:r>
-              <w:rPr>
-                <w:rFonts w:ascii="Arial" w:hAnsi="Arial"/>
-                <w:sz w:val="18"/>
-              </w:rPr>
-              <w:t>29</w:t>
-            </w:r>
-          </w:p>
-        </w:tc>
-        <w:tc>
-          <w:tcPr>
-            <w:tcW w:type="dxa" w:w="2551"/>
-            <w:tcBorders>
-              <w:top w:val="single" w:sz="4" w:space="0" w:color="000000"/>
-              <w:left w:val="single" w:sz="4" w:space="0" w:color="000000"/>
-              <w:bottom w:val="single" w:sz="4" w:space="0" w:color="000000"/>
-              <w:right w:val="single" w:sz="4" w:space="0" w:color="000000"/>
-            </w:tcBorders>
-            <w:tcMar>
-              <w:top w:w="50" w:type="dxa"/>
-              <w:bottom w:w="50" w:type="dxa"/>
-              <w:left w:w="80" w:type="dxa"/>
-              <w:right w:w="80" w:type="dxa"/>
-            </w:tcMar>
-          </w:tcPr>
-          <w:p>
-            <w:pPr>
-              <w:jc w:val="left"/>
-            </w:pPr>
-            <w:r/>
-            <w:r>
-              <w:rPr>
-                <w:rFonts w:ascii="Arial" w:hAnsi="Arial"/>
-                <w:sz w:val="18"/>
-              </w:rPr>
-              <w:t>Aplicaciones móviles Boogie (iOS y Android)</w:t>
-            </w:r>
-          </w:p>
-        </w:tc>
-        <w:tc>
-          <w:tcPr>
-            <w:tcW w:type="dxa" w:w="850"/>
-            <w:tcBorders>
-              <w:top w:val="single" w:sz="4" w:space="0" w:color="000000"/>
-              <w:left w:val="single" w:sz="4" w:space="0" w:color="000000"/>
-              <w:bottom w:val="single" w:sz="4" w:space="0" w:color="000000"/>
-              <w:right w:val="single" w:sz="4" w:space="0" w:color="000000"/>
-            </w:tcBorders>
-            <w:tcMar>
-              <w:top w:w="50" w:type="dxa"/>
-              <w:bottom w:w="50" w:type="dxa"/>
-              <w:left w:w="80" w:type="dxa"/>
-              <w:right w:w="80" w:type="dxa"/>
-            </w:tcMar>
-          </w:tcPr>
-          <w:p>
-            <w:pPr>
-              <w:jc w:val="center"/>
-            </w:pPr>
-            <w:r/>
-            <w:r>
-              <w:rPr>
-                <w:rFonts w:ascii="Arial" w:hAnsi="Arial"/>
-                <w:sz w:val="18"/>
-              </w:rPr>
-              <w:t>2</w:t>
-            </w:r>
-          </w:p>
-        </w:tc>
-        <w:tc>
-          <w:tcPr>
-            <w:tcW w:type="dxa" w:w="4535"/>
-            <w:tcBorders>
-              <w:top w:val="single" w:sz="4" w:space="0" w:color="000000"/>
-              <w:left w:val="single" w:sz="4" w:space="0" w:color="000000"/>
-              <w:bottom w:val="single" w:sz="4" w:space="0" w:color="000000"/>
-              <w:right w:val="single" w:sz="4" w:space="0" w:color="000000"/>
-            </w:tcBorders>
-            <w:tcMar>
-              <w:top w:w="50" w:type="dxa"/>
-              <w:bottom w:w="50" w:type="dxa"/>
-              <w:left w:w="80" w:type="dxa"/>
-              <w:right w:w="80" w:type="dxa"/>
-            </w:tcMar>
-          </w:tcPr>
-          <w:p>
-            <w:pPr>
-              <w:jc w:val="both"/>
-            </w:pPr>
-            <w:r/>
-            <w:r>
-              <w:rPr>
-                <w:rFonts w:ascii="Arial" w:hAnsi="Arial"/>
-                <w:sz w:val="18"/>
-              </w:rPr>
-              <w:t>Aplicaciones nativas multiplataforma (iOS y Android) con funcionalidades de búsqueda, reserva, check-in/check-out, notificaciones push, chat, pagos y gestión de propiedades.</w:t>
-            </w:r>
-          </w:p>
-        </w:tc>
-      </w:tr>
-      <w:tr>
-        <w:tc>
-          <w:tcPr>
-            <w:tcW w:type="dxa" w:w="680"/>
-            <w:tcBorders>
-              <w:top w:val="single" w:sz="4" w:space="0" w:color="000000"/>
-              <w:left w:val="single" w:sz="4" w:space="0" w:color="000000"/>
-              <w:bottom w:val="single" w:sz="4" w:space="0" w:color="000000"/>
-              <w:right w:val="single" w:sz="4" w:space="0" w:color="000000"/>
-            </w:tcBorders>
-            <w:tcMar>
-              <w:top w:w="50" w:type="dxa"/>
-              <w:bottom w:w="50" w:type="dxa"/>
-              <w:left w:w="80" w:type="dxa"/>
-              <w:right w:w="80" w:type="dxa"/>
-            </w:tcMar>
-          </w:tcPr>
-          <w:p>
-            <w:pPr>
-              <w:jc w:val="center"/>
-            </w:pPr>
-            <w:r/>
-            <w:r>
-              <w:rPr>
-                <w:rFonts w:ascii="Arial" w:hAnsi="Arial"/>
-                <w:sz w:val="18"/>
-              </w:rPr>
-              <w:t>30</w:t>
-            </w:r>
-          </w:p>
-        </w:tc>
-        <w:tc>
-          <w:tcPr>
-            <w:tcW w:type="dxa" w:w="2551"/>
-            <w:tcBorders>
-              <w:top w:val="single" w:sz="4" w:space="0" w:color="000000"/>
-              <w:left w:val="single" w:sz="4" w:space="0" w:color="000000"/>
-              <w:bottom w:val="single" w:sz="4" w:space="0" w:color="000000"/>
-              <w:right w:val="single" w:sz="4" w:space="0" w:color="000000"/>
-            </w:tcBorders>
-            <w:tcMar>
-              <w:top w:w="50" w:type="dxa"/>
-              <w:bottom w:w="50" w:type="dxa"/>
-              <w:left w:w="80" w:type="dxa"/>
-              <w:right w:w="80" w:type="dxa"/>
-            </w:tcMar>
-          </w:tcPr>
-          <w:p>
-            <w:pPr>
-              <w:jc w:val="left"/>
-            </w:pPr>
-            <w:r/>
-            <w:r>
-              <w:rPr>
-                <w:rFonts w:ascii="Arial" w:hAnsi="Arial"/>
-                <w:sz w:val="18"/>
-              </w:rPr>
-              <w:t>Backend API en Go microservice</w:t>
-            </w:r>
-          </w:p>
-        </w:tc>
-        <w:tc>
-          <w:tcPr>
-            <w:tcW w:type="dxa" w:w="850"/>
-            <w:tcBorders>
-              <w:top w:val="single" w:sz="4" w:space="0" w:color="000000"/>
-              <w:left w:val="single" w:sz="4" w:space="0" w:color="000000"/>
-              <w:bottom w:val="single" w:sz="4" w:space="0" w:color="000000"/>
-              <w:right w:val="single" w:sz="4" w:space="0" w:color="000000"/>
-            </w:tcBorders>
-            <w:tcMar>
-              <w:top w:w="50" w:type="dxa"/>
-              <w:bottom w:w="50" w:type="dxa"/>
-              <w:left w:w="80" w:type="dxa"/>
-              <w:right w:w="80" w:type="dxa"/>
-            </w:tcMar>
-          </w:tcPr>
-          <w:p>
-            <w:pPr>
-              <w:jc w:val="center"/>
-            </w:pPr>
-            <w:r/>
-            <w:r>
-              <w:rPr>
-                <w:rFonts w:ascii="Arial" w:hAnsi="Arial"/>
-                <w:sz w:val="18"/>
-              </w:rPr>
-              <w:t>1</w:t>
-            </w:r>
-          </w:p>
-        </w:tc>
-        <w:tc>
-          <w:tcPr>
-            <w:tcW w:type="dxa" w:w="4535"/>
-            <w:tcBorders>
-              <w:top w:val="single" w:sz="4" w:space="0" w:color="000000"/>
-              <w:left w:val="single" w:sz="4" w:space="0" w:color="000000"/>
-              <w:bottom w:val="single" w:sz="4" w:space="0" w:color="000000"/>
-              <w:right w:val="single" w:sz="4" w:space="0" w:color="000000"/>
-            </w:tcBorders>
-            <w:tcMar>
-              <w:top w:w="50" w:type="dxa"/>
-              <w:bottom w:w="50" w:type="dxa"/>
-              <w:left w:w="80" w:type="dxa"/>
-              <w:right w:w="80" w:type="dxa"/>
-            </w:tcMar>
-          </w:tcPr>
-          <w:p>
-            <w:pPr>
-              <w:jc w:val="both"/>
-            </w:pPr>
-            <w:r/>
-            <w:r>
-              <w:rPr>
-                <w:rFonts w:ascii="Arial" w:hAnsi="Arial"/>
-                <w:sz w:val="18"/>
-              </w:rPr>
-              <w:t>Servicio backend en lenguaje Go con arquitectura de microservicios, base de datos PostgreSQL (Supabase), autenticación JWT, procesamiento de pagos cripto (CryptAPI), integración BCV para tipos de cambio y webhooks de verificación (MetaMap).</w:t>
-            </w:r>
-          </w:p>
-        </w:tc>
-      </w:tr>
-      <w:tr>
-        <w:tc>
-          <w:tcPr>
-            <w:tcW w:type="dxa" w:w="680"/>
-            <w:tcBorders>
-              <w:top w:val="single" w:sz="4" w:space="0" w:color="000000"/>
-              <w:left w:val="single" w:sz="4" w:space="0" w:color="000000"/>
-              <w:bottom w:val="single" w:sz="4" w:space="0" w:color="000000"/>
-              <w:right w:val="single" w:sz="4" w:space="0" w:color="000000"/>
-            </w:tcBorders>
-            <w:tcMar>
-              <w:top w:w="50" w:type="dxa"/>
-              <w:bottom w:w="50" w:type="dxa"/>
-              <w:left w:w="80" w:type="dxa"/>
-              <w:right w:w="80" w:type="dxa"/>
-            </w:tcMar>
-          </w:tcPr>
-          <w:p>
-            <w:pPr>
-              <w:jc w:val="center"/>
-            </w:pPr>
-            <w:r/>
-            <w:r>
-              <w:rPr>
-                <w:rFonts w:ascii="Arial" w:hAnsi="Arial"/>
-                <w:sz w:val="18"/>
-              </w:rPr>
-              <w:t>31</w:t>
-            </w:r>
-          </w:p>
-        </w:tc>
-        <w:tc>
-          <w:tcPr>
-            <w:tcW w:type="dxa" w:w="2551"/>
-            <w:tcBorders>
-              <w:top w:val="single" w:sz="4" w:space="0" w:color="000000"/>
-              <w:left w:val="single" w:sz="4" w:space="0" w:color="000000"/>
-              <w:bottom w:val="single" w:sz="4" w:space="0" w:color="000000"/>
-              <w:right w:val="single" w:sz="4" w:space="0" w:color="000000"/>
-            </w:tcBorders>
-            <w:tcMar>
-              <w:top w:w="50" w:type="dxa"/>
-              <w:bottom w:w="50" w:type="dxa"/>
-              <w:left w:w="80" w:type="dxa"/>
-              <w:right w:w="80" w:type="dxa"/>
-            </w:tcMar>
-          </w:tcPr>
-          <w:p>
-            <w:pPr>
-              <w:jc w:val="left"/>
-            </w:pPr>
-            <w:r/>
-            <w:r>
-              <w:rPr>
-                <w:rFonts w:ascii="Arial" w:hAnsi="Arial"/>
-                <w:sz w:val="18"/>
-              </w:rPr>
-              <w:t>Base de datos PostgreSQL (Supabase)</w:t>
-            </w:r>
-          </w:p>
-        </w:tc>
-        <w:tc>
-          <w:tcPr>
-            <w:tcW w:type="dxa" w:w="850"/>
-            <w:tcBorders>
-              <w:top w:val="single" w:sz="4" w:space="0" w:color="000000"/>
-              <w:left w:val="single" w:sz="4" w:space="0" w:color="000000"/>
-              <w:bottom w:val="single" w:sz="4" w:space="0" w:color="000000"/>
-              <w:right w:val="single" w:sz="4" w:space="0" w:color="000000"/>
-            </w:tcBorders>
-            <w:tcMar>
-              <w:top w:w="50" w:type="dxa"/>
-              <w:bottom w:w="50" w:type="dxa"/>
-              <w:left w:w="80" w:type="dxa"/>
-              <w:right w:w="80" w:type="dxa"/>
-            </w:tcMar>
-          </w:tcPr>
-          <w:p>
-            <w:pPr>
-              <w:jc w:val="center"/>
-            </w:pPr>
-            <w:r/>
-            <w:r>
-              <w:rPr>
-                <w:rFonts w:ascii="Arial" w:hAnsi="Arial"/>
-                <w:sz w:val="18"/>
-              </w:rPr>
-              <w:t>1</w:t>
-            </w:r>
-          </w:p>
-        </w:tc>
-        <w:tc>
-          <w:tcPr>
-            <w:tcW w:type="dxa" w:w="4535"/>
-            <w:tcBorders>
-              <w:top w:val="single" w:sz="4" w:space="0" w:color="000000"/>
-              <w:left w:val="single" w:sz="4" w:space="0" w:color="000000"/>
-              <w:bottom w:val="single" w:sz="4" w:space="0" w:color="000000"/>
-              <w:right w:val="single" w:sz="4" w:space="0" w:color="000000"/>
-            </w:tcBorders>
-            <w:tcMar>
-              <w:top w:w="50" w:type="dxa"/>
-              <w:bottom w:w="50" w:type="dxa"/>
-              <w:left w:w="80" w:type="dxa"/>
-              <w:right w:w="80" w:type="dxa"/>
-            </w:tcMar>
-          </w:tcPr>
-          <w:p>
-            <w:pPr>
-              <w:jc w:val="both"/>
-            </w:pPr>
-            <w:r/>
-            <w:r>
-              <w:rPr>
-                <w:rFonts w:ascii="Arial" w:hAnsi="Arial"/>
-                <w:sz w:val="18"/>
-              </w:rPr>
-              <w:t>Base de datos relacional alojada en Supabase con tablas de: usuarios, propiedades, reservas, pagos, reseñas, cupones, ofertas, notificaciones, audit logs y configuraciones de plataforma.</w:t>
-            </w:r>
-          </w:p>
-        </w:tc>
-      </w:tr>
-      <w:tr>
-        <w:tc>
-          <w:tcPr>
-            <w:tcW w:type="dxa" w:w="680"/>
-            <w:tcBorders>
-              <w:top w:val="single" w:sz="4" w:space="0" w:color="000000"/>
-              <w:left w:val="single" w:sz="4" w:space="0" w:color="000000"/>
-              <w:bottom w:val="single" w:sz="4" w:space="0" w:color="000000"/>
-              <w:right w:val="single" w:sz="4" w:space="0" w:color="000000"/>
-            </w:tcBorders>
-            <w:tcMar>
-              <w:top w:w="50" w:type="dxa"/>
-              <w:bottom w:w="50" w:type="dxa"/>
-              <w:left w:w="80" w:type="dxa"/>
-              <w:right w:w="80" w:type="dxa"/>
-            </w:tcMar>
-          </w:tcPr>
-          <w:p>
-            <w:pPr>
-              <w:jc w:val="center"/>
-            </w:pPr>
-            <w:r/>
-            <w:r>
-              <w:rPr>
-                <w:rFonts w:ascii="Arial" w:hAnsi="Arial"/>
-                <w:sz w:val="18"/>
-              </w:rPr>
-              <w:t>32</w:t>
-            </w:r>
-          </w:p>
-        </w:tc>
-        <w:tc>
-          <w:tcPr>
-            <w:tcW w:type="dxa" w:w="2551"/>
-            <w:tcBorders>
-              <w:top w:val="single" w:sz="4" w:space="0" w:color="000000"/>
-              <w:left w:val="single" w:sz="4" w:space="0" w:color="000000"/>
-              <w:bottom w:val="single" w:sz="4" w:space="0" w:color="000000"/>
-              <w:right w:val="single" w:sz="4" w:space="0" w:color="000000"/>
-            </w:tcBorders>
-            <w:tcMar>
-              <w:top w:w="50" w:type="dxa"/>
-              <w:bottom w:w="50" w:type="dxa"/>
-              <w:left w:w="80" w:type="dxa"/>
-              <w:right w:w="80" w:type="dxa"/>
-            </w:tcMar>
-          </w:tcPr>
-          <w:p>
-            <w:pPr>
-              <w:jc w:val="left"/>
-            </w:pPr>
-            <w:r/>
-            <w:r>
-              <w:rPr>
-                <w:rFonts w:ascii="Arial" w:hAnsi="Arial"/>
-                <w:sz w:val="18"/>
-              </w:rPr>
-              <w:t>Dominio boogierent.com</w:t>
-            </w:r>
-          </w:p>
-        </w:tc>
-        <w:tc>
-          <w:tcPr>
-            <w:tcW w:type="dxa" w:w="850"/>
-            <w:tcBorders>
-              <w:top w:val="single" w:sz="4" w:space="0" w:color="000000"/>
-              <w:left w:val="single" w:sz="4" w:space="0" w:color="000000"/>
-              <w:bottom w:val="single" w:sz="4" w:space="0" w:color="000000"/>
-              <w:right w:val="single" w:sz="4" w:space="0" w:color="000000"/>
-            </w:tcBorders>
-            <w:tcMar>
-              <w:top w:w="50" w:type="dxa"/>
-              <w:bottom w:w="50" w:type="dxa"/>
-              <w:left w:w="80" w:type="dxa"/>
-              <w:right w:w="80" w:type="dxa"/>
-            </w:tcMar>
-          </w:tcPr>
-          <w:p>
-            <w:pPr>
-              <w:jc w:val="center"/>
-            </w:pPr>
-            <w:r/>
-            <w:r>
-              <w:rPr>
-                <w:rFonts w:ascii="Arial" w:hAnsi="Arial"/>
-                <w:sz w:val="18"/>
-              </w:rPr>
-              <w:t>1</w:t>
-            </w:r>
-          </w:p>
-        </w:tc>
-        <w:tc>
-          <w:tcPr>
-            <w:tcW w:type="dxa" w:w="4535"/>
-            <w:tcBorders>
-              <w:top w:val="single" w:sz="4" w:space="0" w:color="000000"/>
-              <w:left w:val="single" w:sz="4" w:space="0" w:color="000000"/>
-              <w:bottom w:val="single" w:sz="4" w:space="0" w:color="000000"/>
-              <w:right w:val="single" w:sz="4" w:space="0" w:color="000000"/>
-            </w:tcBorders>
-            <w:tcMar>
-              <w:top w:w="50" w:type="dxa"/>
-              <w:bottom w:w="50" w:type="dxa"/>
-              <w:left w:w="80" w:type="dxa"/>
-              <w:right w:w="80" w:type="dxa"/>
-            </w:tcMar>
-          </w:tcPr>
-          <w:p>
-            <w:pPr>
-              <w:jc w:val="both"/>
-            </w:pPr>
-            <w:r/>
-            <w:r>
-              <w:rPr>
-                <w:rFonts w:ascii="Arial" w:hAnsi="Arial"/>
-                <w:sz w:val="18"/>
-              </w:rPr>
-              <w:t>Nombre de dominio principal registrado y administrado por la Sociedad para la operación de la plataforma web.</w:t>
-            </w:r>
-          </w:p>
-        </w:tc>
-      </w:tr>
-      <w:tr>
-        <w:tc>
-          <w:tcPr>
-            <w:tcW w:type="dxa" w:w="680"/>
-            <w:tcBorders>
-              <w:top w:val="single" w:sz="4" w:space="0" w:color="000000"/>
-              <w:left w:val="single" w:sz="4" w:space="0" w:color="000000"/>
-              <w:bottom w:val="single" w:sz="4" w:space="0" w:color="000000"/>
-              <w:right w:val="single" w:sz="4" w:space="0" w:color="000000"/>
-            </w:tcBorders>
-            <w:tcMar>
-              <w:top w:w="50" w:type="dxa"/>
-              <w:bottom w:w="50" w:type="dxa"/>
-              <w:left w:w="80" w:type="dxa"/>
-              <w:right w:w="80" w:type="dxa"/>
-            </w:tcMar>
-          </w:tcPr>
-          <w:p>
-            <w:pPr>
-              <w:jc w:val="center"/>
-            </w:pPr>
-            <w:r/>
-            <w:r>
-              <w:rPr>
-                <w:rFonts w:ascii="Arial" w:hAnsi="Arial"/>
-                <w:sz w:val="18"/>
-              </w:rPr>
-              <w:t>33</w:t>
-            </w:r>
-          </w:p>
-        </w:tc>
-        <w:tc>
-          <w:tcPr>
-            <w:tcW w:type="dxa" w:w="2551"/>
-            <w:tcBorders>
-              <w:top w:val="single" w:sz="4" w:space="0" w:color="000000"/>
-              <w:left w:val="single" w:sz="4" w:space="0" w:color="000000"/>
-              <w:bottom w:val="single" w:sz="4" w:space="0" w:color="000000"/>
-              <w:right w:val="single" w:sz="4" w:space="0" w:color="000000"/>
-            </w:tcBorders>
-            <w:tcMar>
-              <w:top w:w="50" w:type="dxa"/>
-              <w:bottom w:w="50" w:type="dxa"/>
-              <w:left w:w="80" w:type="dxa"/>
-              <w:right w:w="80" w:type="dxa"/>
-            </w:tcMar>
-          </w:tcPr>
-          <w:p>
-            <w:pPr>
-              <w:jc w:val="left"/>
-            </w:pPr>
-            <w:r/>
-            <w:r>
-              <w:rPr>
-                <w:rFonts w:ascii="Arial" w:hAnsi="Arial"/>
-                <w:sz w:val="18"/>
-              </w:rPr>
-              <w:t>Certificado SSL/TLS</w:t>
-            </w:r>
-          </w:p>
-        </w:tc>
-        <w:tc>
-          <w:tcPr>
-            <w:tcW w:type="dxa" w:w="850"/>
-            <w:tcBorders>
-              <w:top w:val="single" w:sz="4" w:space="0" w:color="000000"/>
-              <w:left w:val="single" w:sz="4" w:space="0" w:color="000000"/>
-              <w:bottom w:val="single" w:sz="4" w:space="0" w:color="000000"/>
-              <w:right w:val="single" w:sz="4" w:space="0" w:color="000000"/>
-            </w:tcBorders>
-            <w:tcMar>
-              <w:top w:w="50" w:type="dxa"/>
-              <w:bottom w:w="50" w:type="dxa"/>
-              <w:left w:w="80" w:type="dxa"/>
-              <w:right w:w="80" w:type="dxa"/>
-            </w:tcMar>
-          </w:tcPr>
-          <w:p>
-            <w:pPr>
-              <w:jc w:val="center"/>
-            </w:pPr>
-            <w:r/>
-            <w:r>
-              <w:rPr>
-                <w:rFonts w:ascii="Arial" w:hAnsi="Arial"/>
-                <w:sz w:val="18"/>
-              </w:rPr>
-              <w:t>1</w:t>
-            </w:r>
-          </w:p>
-        </w:tc>
-        <w:tc>
-          <w:tcPr>
-            <w:tcW w:type="dxa" w:w="4535"/>
-            <w:tcBorders>
-              <w:top w:val="single" w:sz="4" w:space="0" w:color="000000"/>
-              <w:left w:val="single" w:sz="4" w:space="0" w:color="000000"/>
-              <w:bottom w:val="single" w:sz="4" w:space="0" w:color="000000"/>
-              <w:right w:val="single" w:sz="4" w:space="0" w:color="000000"/>
-            </w:tcBorders>
-            <w:tcMar>
-              <w:top w:w="50" w:type="dxa"/>
-              <w:bottom w:w="50" w:type="dxa"/>
-              <w:left w:w="80" w:type="dxa"/>
-              <w:right w:w="80" w:type="dxa"/>
-            </w:tcMar>
-          </w:tcPr>
-          <w:p>
-            <w:pPr>
-              <w:jc w:val="both"/>
-            </w:pPr>
-            <w:r/>
-            <w:r>
-              <w:rPr>
-                <w:rFonts w:ascii="Arial" w:hAnsi="Arial"/>
-                <w:sz w:val="18"/>
-              </w:rPr>
-              <w:t>Certificado de seguridad digital para encriptación de comunicaciones entre usuarios y la plataforma.</w:t>
-            </w:r>
-          </w:p>
-        </w:tc>
-      </w:tr>
-      <w:tr>
-        <w:tc>
-          <w:tcPr>
-            <w:tcW w:type="dxa" w:w="680"/>
-            <w:tcBorders>
-              <w:top w:val="single" w:sz="4" w:space="0" w:color="000000"/>
-              <w:left w:val="single" w:sz="4" w:space="0" w:color="000000"/>
-              <w:bottom w:val="single" w:sz="4" w:space="0" w:color="000000"/>
-              <w:right w:val="single" w:sz="4" w:space="0" w:color="000000"/>
-            </w:tcBorders>
-            <w:tcMar>
-              <w:top w:w="50" w:type="dxa"/>
-              <w:bottom w:w="50" w:type="dxa"/>
-              <w:left w:w="80" w:type="dxa"/>
-              <w:right w:w="80" w:type="dxa"/>
-            </w:tcMar>
-          </w:tcPr>
-          <w:p>
-            <w:pPr>
-              <w:jc w:val="center"/>
-            </w:pPr>
-            <w:r/>
-            <w:r>
-              <w:rPr>
-                <w:rFonts w:ascii="Arial" w:hAnsi="Arial"/>
-                <w:sz w:val="18"/>
-              </w:rPr>
-              <w:t>34</w:t>
-            </w:r>
-          </w:p>
-        </w:tc>
-        <w:tc>
-          <w:tcPr>
-            <w:tcW w:type="dxa" w:w="2551"/>
-            <w:tcBorders>
-              <w:top w:val="single" w:sz="4" w:space="0" w:color="000000"/>
-              <w:left w:val="single" w:sz="4" w:space="0" w:color="000000"/>
-              <w:bottom w:val="single" w:sz="4" w:space="0" w:color="000000"/>
-              <w:right w:val="single" w:sz="4" w:space="0" w:color="000000"/>
-            </w:tcBorders>
-            <w:tcMar>
-              <w:top w:w="50" w:type="dxa"/>
-              <w:bottom w:w="50" w:type="dxa"/>
-              <w:left w:w="80" w:type="dxa"/>
-              <w:right w:w="80" w:type="dxa"/>
-            </w:tcMar>
-          </w:tcPr>
-          <w:p>
-            <w:pPr>
-              <w:jc w:val="left"/>
-            </w:pPr>
-            <w:r/>
-            <w:r>
-              <w:rPr>
-                <w:rFonts w:ascii="Arial" w:hAnsi="Arial"/>
-                <w:sz w:val="18"/>
-              </w:rPr>
-              <w:t>Marcas registradas y logotipos</w:t>
-            </w:r>
-          </w:p>
-        </w:tc>
-        <w:tc>
-          <w:tcPr>
-            <w:tcW w:type="dxa" w:w="850"/>
-            <w:tcBorders>
-              <w:top w:val="single" w:sz="4" w:space="0" w:color="000000"/>
-              <w:left w:val="single" w:sz="4" w:space="0" w:color="000000"/>
-              <w:bottom w:val="single" w:sz="4" w:space="0" w:color="000000"/>
-              <w:right w:val="single" w:sz="4" w:space="0" w:color="000000"/>
-            </w:tcBorders>
-            <w:tcMar>
-              <w:top w:w="50" w:type="dxa"/>
-              <w:bottom w:w="50" w:type="dxa"/>
-              <w:left w:w="80" w:type="dxa"/>
-              <w:right w:w="80" w:type="dxa"/>
-            </w:tcMar>
-          </w:tcPr>
-          <w:p>
-            <w:pPr>
-              <w:jc w:val="center"/>
-            </w:pPr>
-            <w:r/>
-            <w:r>
-              <w:rPr>
-                <w:rFonts w:ascii="Arial" w:hAnsi="Arial"/>
-                <w:sz w:val="18"/>
-              </w:rPr>
-              <w:t>1</w:t>
-            </w:r>
-          </w:p>
-        </w:tc>
-        <w:tc>
-          <w:tcPr>
-            <w:tcW w:type="dxa" w:w="4535"/>
-            <w:tcBorders>
-              <w:top w:val="single" w:sz="4" w:space="0" w:color="000000"/>
-              <w:left w:val="single" w:sz="4" w:space="0" w:color="000000"/>
-              <w:bottom w:val="single" w:sz="4" w:space="0" w:color="000000"/>
-              <w:right w:val="single" w:sz="4" w:space="0" w:color="000000"/>
-            </w:tcBorders>
-            <w:tcMar>
-              <w:top w:w="50" w:type="dxa"/>
-              <w:bottom w:w="50" w:type="dxa"/>
-              <w:left w:w="80" w:type="dxa"/>
-              <w:right w:w="80" w:type="dxa"/>
-            </w:tcMar>
-          </w:tcPr>
-          <w:p>
-            <w:pPr>
-              <w:jc w:val="both"/>
-            </w:pPr>
-            <w:r/>
-            <w:r>
-              <w:rPr>
-                <w:rFonts w:ascii="Arial" w:hAnsi="Arial"/>
-                <w:sz w:val="18"/>
-              </w:rPr>
-              <w:t>Incluye: logotipo principal Boogie, logotipo Boogie Store, logotipo Negocia tu Boogie, tipografías institucionales, paleta de colores, guía de marca y activos gráficos para redes sociales.</w:t>
-            </w:r>
-          </w:p>
-        </w:tc>
-      </w:tr>
-      <w:tr>
-        <w:tc>
-          <w:tcPr>
-            <w:tcW w:type="dxa" w:w="680"/>
-            <w:tcBorders>
-              <w:top w:val="single" w:sz="4" w:space="0" w:color="000000"/>
-              <w:left w:val="single" w:sz="4" w:space="0" w:color="000000"/>
-              <w:bottom w:val="single" w:sz="4" w:space="0" w:color="000000"/>
-              <w:right w:val="single" w:sz="4" w:space="0" w:color="000000"/>
-            </w:tcBorders>
-            <w:tcMar>
-              <w:top w:w="50" w:type="dxa"/>
-              <w:bottom w:w="50" w:type="dxa"/>
-              <w:left w:w="80" w:type="dxa"/>
-              <w:right w:w="80" w:type="dxa"/>
-            </w:tcMar>
-          </w:tcPr>
-          <w:p>
-            <w:pPr>
-              <w:jc w:val="center"/>
-            </w:pPr>
-            <w:r/>
-            <w:r>
-              <w:rPr>
-                <w:rFonts w:ascii="Arial" w:hAnsi="Arial"/>
-                <w:sz w:val="18"/>
-              </w:rPr>
-              <w:t>35</w:t>
-            </w:r>
-          </w:p>
-        </w:tc>
-        <w:tc>
-          <w:tcPr>
-            <w:tcW w:type="dxa" w:w="2551"/>
-            <w:tcBorders>
-              <w:top w:val="single" w:sz="4" w:space="0" w:color="000000"/>
-              <w:left w:val="single" w:sz="4" w:space="0" w:color="000000"/>
-              <w:bottom w:val="single" w:sz="4" w:space="0" w:color="000000"/>
-              <w:right w:val="single" w:sz="4" w:space="0" w:color="000000"/>
-            </w:tcBorders>
-            <w:tcMar>
-              <w:top w:w="50" w:type="dxa"/>
-              <w:bottom w:w="50" w:type="dxa"/>
-              <w:left w:w="80" w:type="dxa"/>
-              <w:right w:w="80" w:type="dxa"/>
-            </w:tcMar>
-          </w:tcPr>
-          <w:p>
-            <w:pPr>
-              <w:jc w:val="left"/>
-            </w:pPr>
-            <w:r/>
-            <w:r>
-              <w:rPr>
-                <w:rFonts w:ascii="Arial" w:hAnsi="Arial"/>
-                <w:sz w:val="18"/>
-              </w:rPr>
-              <w:t>Licencias de software y servicios SaaS</w:t>
-            </w:r>
-          </w:p>
-        </w:tc>
-        <w:tc>
-          <w:tcPr>
-            <w:tcW w:type="dxa" w:w="850"/>
-            <w:tcBorders>
-              <w:top w:val="single" w:sz="4" w:space="0" w:color="000000"/>
-              <w:left w:val="single" w:sz="4" w:space="0" w:color="000000"/>
-              <w:bottom w:val="single" w:sz="4" w:space="0" w:color="000000"/>
-              <w:right w:val="single" w:sz="4" w:space="0" w:color="000000"/>
-            </w:tcBorders>
-            <w:tcMar>
-              <w:top w:w="50" w:type="dxa"/>
-              <w:bottom w:w="50" w:type="dxa"/>
-              <w:left w:w="80" w:type="dxa"/>
-              <w:right w:w="80" w:type="dxa"/>
-            </w:tcMar>
-          </w:tcPr>
-          <w:p>
-            <w:pPr>
-              <w:jc w:val="center"/>
-            </w:pPr>
-            <w:r/>
-            <w:r>
-              <w:rPr>
-                <w:rFonts w:ascii="Arial" w:hAnsi="Arial"/>
-                <w:sz w:val="18"/>
-              </w:rPr>
-              <w:t>—</w:t>
-            </w:r>
-          </w:p>
-        </w:tc>
-        <w:tc>
-          <w:tcPr>
-            <w:tcW w:type="dxa" w:w="4535"/>
-            <w:tcBorders>
-              <w:top w:val="single" w:sz="4" w:space="0" w:color="000000"/>
-              <w:left w:val="single" w:sz="4" w:space="0" w:color="000000"/>
-              <w:bottom w:val="single" w:sz="4" w:space="0" w:color="000000"/>
-              <w:right w:val="single" w:sz="4" w:space="0" w:color="000000"/>
-            </w:tcBorders>
-            <w:tcMar>
-              <w:top w:w="50" w:type="dxa"/>
-              <w:bottom w:w="50" w:type="dxa"/>
-              <w:left w:w="80" w:type="dxa"/>
-              <w:right w:w="80" w:type="dxa"/>
-            </w:tcMar>
-          </w:tcPr>
-          <w:p>
-            <w:pPr>
-              <w:jc w:val="both"/>
-            </w:pPr>
-            <w:r/>
-            <w:r>
-              <w:rPr>
-                <w:rFonts w:ascii="Arial" w:hAnsi="Arial"/>
-                <w:sz w:val="18"/>
-              </w:rPr>
-              <w:t>Incluye: Vercel (hosting), Supabase (base de datos), Google Cloud/AWS, Mailgun/SendGrid (correos), Google Analytics, plan Ultra de Boogie, MetaMap (verificación), CryptAPI (pagos crypto) y demás herramientas de productividad y operación.</w:t>
-            </w:r>
-          </w:p>
-        </w:tc>
-      </w:tr>
-    </w:tbl>
-    <w:p/>
-    <w:p>
-      <w:pPr>
-        <w:jc w:val="center"/>
-      </w:pPr>
-      <w:r>
-        <w:rPr>
-          <w:rFonts w:ascii="Arial" w:hAnsi="Arial"/>
-          <w:b/>
-          <w:sz w:val="24"/>
-        </w:rPr>
-        <w:t>CATEGORÍA 5: EQUIPOS Y SUMINISTROS DE OFICINA</w:t>
-      </w:r>
-    </w:p>
-    <w:p/>
-    <w:p>
-      <w:pPr>
-        <w:jc w:val="both"/>
-      </w:pPr>
-      <w:r>
-        <w:rPr>
-          <w:rFonts w:ascii="Arial" w:hAnsi="Arial"/>
-          <w:b w:val="0"/>
-        </w:rPr>
-        <w:t>Equipos complementarios, suministros y elementos de seguridad industrial y protección civil necesarios para el cumplimiento de las normativas laborales vigentes (LOPCYMAT) y el adecuado funcionamiento de la sede operativa de la Sociedad.</w:t>
-      </w:r>
-    </w:p>
-    <w:p/>
-    <w:tbl>
-      <w:tblPr>
-        <w:tblW w:type="auto" w:w="0"/>
-        <w:jc w:val="center"/>
-        <w:tblLayout w:type="fixed"/>
-        <w:tblLook w:firstColumn="1" w:firstRow="1" w:lastColumn="0" w:lastRow="0" w:noHBand="0" w:noVBand="1" w:val="04A0"/>
-      </w:tblPr>
-      <w:tblGrid>
-        <w:gridCol w:w="2280"/>
-        <w:gridCol w:w="2280"/>
-        <w:gridCol w:w="2280"/>
-        <w:gridCol w:w="2280"/>
-      </w:tblGrid>
-      <w:tr>
-        <w:tc>
-          <w:tcPr>
-            <w:tcW w:type="dxa" w:w="680"/>
-            <w:tcBorders>
-              <w:top w:val="single" w:sz="4" w:space="0" w:color="000000"/>
-              <w:left w:val="single" w:sz="4" w:space="0" w:color="000000"/>
-              <w:bottom w:val="single" w:sz="4" w:space="0" w:color="000000"/>
-              <w:right w:val="single" w:sz="4" w:space="0" w:color="000000"/>
-            </w:tcBorders>
-            <w:tcMar>
-              <w:top w:w="50" w:type="dxa"/>
-              <w:bottom w:w="50" w:type="dxa"/>
-              <w:left w:w="80" w:type="dxa"/>
-              <w:right w:w="80" w:type="dxa"/>
-            </w:tcMar>
-          </w:tcPr>
-          <w:p>
-            <w:pPr>
-              <w:jc w:val="center"/>
-            </w:pPr>
-            <w:r/>
-            <w:r>
-              <w:rPr>
-                <w:rFonts w:ascii="Arial" w:hAnsi="Arial"/>
-                <w:b/>
-                <w:sz w:val="18"/>
-              </w:rPr>
-              <w:t>N°</w:t>
-            </w:r>
-          </w:p>
-        </w:tc>
-        <w:tc>
-          <w:tcPr>
-            <w:tcW w:type="dxa" w:w="2551"/>
-            <w:tcBorders>
-              <w:top w:val="single" w:sz="4" w:space="0" w:color="000000"/>
-              <w:left w:val="single" w:sz="4" w:space="0" w:color="000000"/>
-              <w:bottom w:val="single" w:sz="4" w:space="0" w:color="000000"/>
-              <w:right w:val="single" w:sz="4" w:space="0" w:color="000000"/>
-            </w:tcBorders>
-            <w:tcMar>
-              <w:top w:w="50" w:type="dxa"/>
-              <w:bottom w:w="50" w:type="dxa"/>
-              <w:left w:w="80" w:type="dxa"/>
-              <w:right w:w="80" w:type="dxa"/>
-            </w:tcMar>
-          </w:tcPr>
-          <w:p>
-            <w:pPr>
-              <w:jc w:val="center"/>
-            </w:pPr>
-            <w:r/>
-            <w:r>
-              <w:rPr>
-                <w:rFonts w:ascii="Arial" w:hAnsi="Arial"/>
-                <w:b/>
-                <w:sz w:val="18"/>
-              </w:rPr>
-              <w:t>DESCRIPCIÓN DEL BIEN</w:t>
-            </w:r>
-          </w:p>
-        </w:tc>
-        <w:tc>
-          <w:tcPr>
-            <w:tcW w:type="dxa" w:w="850"/>
-            <w:tcBorders>
-              <w:top w:val="single" w:sz="4" w:space="0" w:color="000000"/>
-              <w:left w:val="single" w:sz="4" w:space="0" w:color="000000"/>
-              <w:bottom w:val="single" w:sz="4" w:space="0" w:color="000000"/>
-              <w:right w:val="single" w:sz="4" w:space="0" w:color="000000"/>
-            </w:tcBorders>
-            <w:tcMar>
-              <w:top w:w="50" w:type="dxa"/>
-              <w:bottom w:w="50" w:type="dxa"/>
-              <w:left w:w="80" w:type="dxa"/>
-              <w:right w:w="80" w:type="dxa"/>
-            </w:tcMar>
-          </w:tcPr>
-          <w:p>
-            <w:pPr>
-              <w:jc w:val="center"/>
-            </w:pPr>
-            <w:r/>
-            <w:r>
-              <w:rPr>
-                <w:rFonts w:ascii="Arial" w:hAnsi="Arial"/>
-                <w:b/>
-                <w:sz w:val="18"/>
-              </w:rPr>
-              <w:t>CANT.</w:t>
-            </w:r>
-          </w:p>
-        </w:tc>
-        <w:tc>
-          <w:tcPr>
-            <w:tcW w:type="dxa" w:w="4535"/>
-            <w:tcBorders>
-              <w:top w:val="single" w:sz="4" w:space="0" w:color="000000"/>
-              <w:left w:val="single" w:sz="4" w:space="0" w:color="000000"/>
-              <w:bottom w:val="single" w:sz="4" w:space="0" w:color="000000"/>
-              <w:right w:val="single" w:sz="4" w:space="0" w:color="000000"/>
-            </w:tcBorders>
-            <w:tcMar>
-              <w:top w:w="50" w:type="dxa"/>
-              <w:bottom w:w="50" w:type="dxa"/>
-              <w:left w:w="80" w:type="dxa"/>
-              <w:right w:w="80" w:type="dxa"/>
-            </w:tcMar>
-          </w:tcPr>
-          <w:p>
-            <w:pPr>
-              <w:jc w:val="center"/>
-            </w:pPr>
-            <w:r/>
-            <w:r>
-              <w:rPr>
-                <w:rFonts w:ascii="Arial" w:hAnsi="Arial"/>
-                <w:b/>
-                <w:sz w:val="18"/>
-              </w:rPr>
-              <w:t>OBSERVACIONES</w:t>
-            </w:r>
-          </w:p>
-        </w:tc>
-      </w:tr>
-      <w:tr>
-        <w:tc>
-          <w:tcPr>
-            <w:tcW w:type="dxa" w:w="680"/>
-            <w:tcBorders>
-              <w:top w:val="single" w:sz="4" w:space="0" w:color="000000"/>
-              <w:left w:val="single" w:sz="4" w:space="0" w:color="000000"/>
-              <w:bottom w:val="single" w:sz="4" w:space="0" w:color="000000"/>
-              <w:right w:val="single" w:sz="4" w:space="0" w:color="000000"/>
-            </w:tcBorders>
-            <w:tcMar>
-              <w:top w:w="50" w:type="dxa"/>
-              <w:bottom w:w="50" w:type="dxa"/>
-              <w:left w:w="80" w:type="dxa"/>
-              <w:right w:w="80" w:type="dxa"/>
-            </w:tcMar>
-          </w:tcPr>
-          <w:p>
-            <w:pPr>
-              <w:jc w:val="center"/>
-            </w:pPr>
-            <w:r/>
-            <w:r>
-              <w:rPr>
-                <w:rFonts w:ascii="Arial" w:hAnsi="Arial"/>
-                <w:sz w:val="18"/>
-              </w:rPr>
-              <w:t>36</w:t>
-            </w:r>
-          </w:p>
-        </w:tc>
-        <w:tc>
-          <w:tcPr>
-            <w:tcW w:type="dxa" w:w="2551"/>
-            <w:tcBorders>
-              <w:top w:val="single" w:sz="4" w:space="0" w:color="000000"/>
-              <w:left w:val="single" w:sz="4" w:space="0" w:color="000000"/>
-              <w:bottom w:val="single" w:sz="4" w:space="0" w:color="000000"/>
-              <w:right w:val="single" w:sz="4" w:space="0" w:color="000000"/>
-            </w:tcBorders>
-            <w:tcMar>
-              <w:top w:w="50" w:type="dxa"/>
-              <w:bottom w:w="50" w:type="dxa"/>
-              <w:left w:w="80" w:type="dxa"/>
-              <w:right w:w="80" w:type="dxa"/>
-            </w:tcMar>
-          </w:tcPr>
-          <w:p>
-            <w:pPr>
-              <w:jc w:val="left"/>
-            </w:pPr>
-            <w:r/>
-            <w:r>
-              <w:rPr>
-                <w:rFonts w:ascii="Arial" w:hAnsi="Arial"/>
-                <w:sz w:val="18"/>
-              </w:rPr>
-              <w:t>Impresora multifuncional láser</w:t>
-            </w:r>
-          </w:p>
-        </w:tc>
-        <w:tc>
-          <w:tcPr>
-            <w:tcW w:type="dxa" w:w="850"/>
-            <w:tcBorders>
-              <w:top w:val="single" w:sz="4" w:space="0" w:color="000000"/>
-              <w:left w:val="single" w:sz="4" w:space="0" w:color="000000"/>
-              <w:bottom w:val="single" w:sz="4" w:space="0" w:color="000000"/>
-              <w:right w:val="single" w:sz="4" w:space="0" w:color="000000"/>
-            </w:tcBorders>
-            <w:tcMar>
-              <w:top w:w="50" w:type="dxa"/>
-              <w:bottom w:w="50" w:type="dxa"/>
-              <w:left w:w="80" w:type="dxa"/>
-              <w:right w:w="80" w:type="dxa"/>
-            </w:tcMar>
-          </w:tcPr>
-          <w:p>
-            <w:pPr>
-              <w:jc w:val="center"/>
-            </w:pPr>
-            <w:r/>
-            <w:r>
-              <w:rPr>
-                <w:rFonts w:ascii="Arial" w:hAnsi="Arial"/>
-                <w:sz w:val="18"/>
-              </w:rPr>
-              <w:t>1</w:t>
-            </w:r>
-          </w:p>
-        </w:tc>
-        <w:tc>
-          <w:tcPr>
-            <w:tcW w:type="dxa" w:w="4535"/>
-            <w:tcBorders>
-              <w:top w:val="single" w:sz="4" w:space="0" w:color="000000"/>
-              <w:left w:val="single" w:sz="4" w:space="0" w:color="000000"/>
-              <w:bottom w:val="single" w:sz="4" w:space="0" w:color="000000"/>
-              <w:right w:val="single" w:sz="4" w:space="0" w:color="000000"/>
-            </w:tcBorders>
-            <w:tcMar>
-              <w:top w:w="50" w:type="dxa"/>
-              <w:bottom w:w="50" w:type="dxa"/>
-              <w:left w:w="80" w:type="dxa"/>
-              <w:right w:w="80" w:type="dxa"/>
-            </w:tcMar>
-          </w:tcPr>
-          <w:p>
-            <w:pPr>
-              <w:jc w:val="both"/>
-            </w:pPr>
-            <w:r/>
-            <w:r>
-              <w:rPr>
-                <w:rFonts w:ascii="Arial" w:hAnsi="Arial"/>
-                <w:sz w:val="18"/>
-              </w:rPr>
-              <w:t>Impresora láser multifuncional (impresión, copia, escáner, fax), resolución 1200 dpi, conectividad WiFi y USB, para documentación legal, contratos y facturación.</w:t>
-            </w:r>
-          </w:p>
-        </w:tc>
-      </w:tr>
-      <w:tr>
-        <w:tc>
-          <w:tcPr>
-            <w:tcW w:type="dxa" w:w="680"/>
-            <w:tcBorders>
-              <w:top w:val="single" w:sz="4" w:space="0" w:color="000000"/>
-              <w:left w:val="single" w:sz="4" w:space="0" w:color="000000"/>
-              <w:bottom w:val="single" w:sz="4" w:space="0" w:color="000000"/>
-              <w:right w:val="single" w:sz="4" w:space="0" w:color="000000"/>
-            </w:tcBorders>
-            <w:tcMar>
-              <w:top w:w="50" w:type="dxa"/>
-              <w:bottom w:w="50" w:type="dxa"/>
-              <w:left w:w="80" w:type="dxa"/>
-              <w:right w:w="80" w:type="dxa"/>
-            </w:tcMar>
-          </w:tcPr>
-          <w:p>
-            <w:pPr>
-              <w:jc w:val="center"/>
-            </w:pPr>
-            <w:r/>
-            <w:r>
-              <w:rPr>
-                <w:rFonts w:ascii="Arial" w:hAnsi="Arial"/>
-                <w:sz w:val="18"/>
-              </w:rPr>
-              <w:t>37</w:t>
-            </w:r>
-          </w:p>
-        </w:tc>
-        <w:tc>
-          <w:tcPr>
-            <w:tcW w:type="dxa" w:w="2551"/>
-            <w:tcBorders>
-              <w:top w:val="single" w:sz="4" w:space="0" w:color="000000"/>
-              <w:left w:val="single" w:sz="4" w:space="0" w:color="000000"/>
-              <w:bottom w:val="single" w:sz="4" w:space="0" w:color="000000"/>
-              <w:right w:val="single" w:sz="4" w:space="0" w:color="000000"/>
-            </w:tcBorders>
-            <w:tcMar>
-              <w:top w:w="50" w:type="dxa"/>
-              <w:bottom w:w="50" w:type="dxa"/>
-              <w:left w:w="80" w:type="dxa"/>
-              <w:right w:w="80" w:type="dxa"/>
-            </w:tcMar>
-          </w:tcPr>
-          <w:p>
-            <w:pPr>
-              <w:jc w:val="left"/>
-            </w:pPr>
-            <w:r/>
-            <w:r>
-              <w:rPr>
-                <w:rFonts w:ascii="Arial" w:hAnsi="Arial"/>
-                <w:sz w:val="18"/>
-              </w:rPr>
-              <w:t>Escáner de documentos profesional</w:t>
-            </w:r>
-          </w:p>
-        </w:tc>
-        <w:tc>
-          <w:tcPr>
-            <w:tcW w:type="dxa" w:w="850"/>
-            <w:tcBorders>
-              <w:top w:val="single" w:sz="4" w:space="0" w:color="000000"/>
-              <w:left w:val="single" w:sz="4" w:space="0" w:color="000000"/>
-              <w:bottom w:val="single" w:sz="4" w:space="0" w:color="000000"/>
-              <w:right w:val="single" w:sz="4" w:space="0" w:color="000000"/>
-            </w:tcBorders>
-            <w:tcMar>
-              <w:top w:w="50" w:type="dxa"/>
-              <w:bottom w:w="50" w:type="dxa"/>
-              <w:left w:w="80" w:type="dxa"/>
-              <w:right w:w="80" w:type="dxa"/>
-            </w:tcMar>
-          </w:tcPr>
-          <w:p>
-            <w:pPr>
-              <w:jc w:val="center"/>
-            </w:pPr>
-            <w:r/>
-            <w:r>
-              <w:rPr>
-                <w:rFonts w:ascii="Arial" w:hAnsi="Arial"/>
-                <w:sz w:val="18"/>
-              </w:rPr>
-              <w:t>1</w:t>
-            </w:r>
-          </w:p>
-        </w:tc>
-        <w:tc>
-          <w:tcPr>
-            <w:tcW w:type="dxa" w:w="4535"/>
-            <w:tcBorders>
-              <w:top w:val="single" w:sz="4" w:space="0" w:color="000000"/>
-              <w:left w:val="single" w:sz="4" w:space="0" w:color="000000"/>
-              <w:bottom w:val="single" w:sz="4" w:space="0" w:color="000000"/>
-              <w:right w:val="single" w:sz="4" w:space="0" w:color="000000"/>
-            </w:tcBorders>
-            <w:tcMar>
-              <w:top w:w="50" w:type="dxa"/>
-              <w:bottom w:w="50" w:type="dxa"/>
-              <w:left w:w="80" w:type="dxa"/>
-              <w:right w:w="80" w:type="dxa"/>
-            </w:tcMar>
-          </w:tcPr>
-          <w:p>
-            <w:pPr>
-              <w:jc w:val="both"/>
-            </w:pPr>
-            <w:r/>
-            <w:r>
-              <w:rPr>
-                <w:rFonts w:ascii="Arial" w:hAnsi="Arial"/>
-                <w:sz w:val="18"/>
-              </w:rPr>
-              <w:t>Escáner de alimentación automática de documentos (ADF) con velocidad de 30 ppm, para digitalización de cédulas, comprobantes bancarios y contratos firmados.</w:t>
-            </w:r>
-          </w:p>
-        </w:tc>
-      </w:tr>
-      <w:tr>
-        <w:tc>
-          <w:tcPr>
-            <w:tcW w:type="dxa" w:w="680"/>
-            <w:tcBorders>
-              <w:top w:val="single" w:sz="4" w:space="0" w:color="000000"/>
-              <w:left w:val="single" w:sz="4" w:space="0" w:color="000000"/>
-              <w:bottom w:val="single" w:sz="4" w:space="0" w:color="000000"/>
-              <w:right w:val="single" w:sz="4" w:space="0" w:color="000000"/>
-            </w:tcBorders>
-            <w:tcMar>
-              <w:top w:w="50" w:type="dxa"/>
-              <w:bottom w:w="50" w:type="dxa"/>
-              <w:left w:w="80" w:type="dxa"/>
-              <w:right w:w="80" w:type="dxa"/>
-            </w:tcMar>
-          </w:tcPr>
-          <w:p>
-            <w:pPr>
-              <w:jc w:val="center"/>
-            </w:pPr>
-            <w:r/>
-            <w:r>
-              <w:rPr>
-                <w:rFonts w:ascii="Arial" w:hAnsi="Arial"/>
-                <w:sz w:val="18"/>
-              </w:rPr>
-              <w:t>38</w:t>
-            </w:r>
-          </w:p>
-        </w:tc>
-        <w:tc>
-          <w:tcPr>
-            <w:tcW w:type="dxa" w:w="2551"/>
-            <w:tcBorders>
-              <w:top w:val="single" w:sz="4" w:space="0" w:color="000000"/>
-              <w:left w:val="single" w:sz="4" w:space="0" w:color="000000"/>
-              <w:bottom w:val="single" w:sz="4" w:space="0" w:color="000000"/>
-              <w:right w:val="single" w:sz="4" w:space="0" w:color="000000"/>
-            </w:tcBorders>
-            <w:tcMar>
-              <w:top w:w="50" w:type="dxa"/>
-              <w:bottom w:w="50" w:type="dxa"/>
-              <w:left w:w="80" w:type="dxa"/>
-              <w:right w:w="80" w:type="dxa"/>
-            </w:tcMar>
-          </w:tcPr>
-          <w:p>
-            <w:pPr>
-              <w:jc w:val="left"/>
-            </w:pPr>
-            <w:r/>
-            <w:r>
-              <w:rPr>
-                <w:rFonts w:ascii="Arial" w:hAnsi="Arial"/>
-                <w:sz w:val="18"/>
-              </w:rPr>
-              <w:t>Destructora de documentos</w:t>
-            </w:r>
-          </w:p>
-        </w:tc>
-        <w:tc>
-          <w:tcPr>
-            <w:tcW w:type="dxa" w:w="850"/>
-            <w:tcBorders>
-              <w:top w:val="single" w:sz="4" w:space="0" w:color="000000"/>
-              <w:left w:val="single" w:sz="4" w:space="0" w:color="000000"/>
-              <w:bottom w:val="single" w:sz="4" w:space="0" w:color="000000"/>
-              <w:right w:val="single" w:sz="4" w:space="0" w:color="000000"/>
-            </w:tcBorders>
-            <w:tcMar>
-              <w:top w:w="50" w:type="dxa"/>
-              <w:bottom w:w="50" w:type="dxa"/>
-              <w:left w:w="80" w:type="dxa"/>
-              <w:right w:w="80" w:type="dxa"/>
-            </w:tcMar>
-          </w:tcPr>
-          <w:p>
-            <w:pPr>
-              <w:jc w:val="center"/>
-            </w:pPr>
-            <w:r/>
-            <w:r>
-              <w:rPr>
-                <w:rFonts w:ascii="Arial" w:hAnsi="Arial"/>
-                <w:sz w:val="18"/>
-              </w:rPr>
-              <w:t>1</w:t>
-            </w:r>
-          </w:p>
-        </w:tc>
-        <w:tc>
-          <w:tcPr>
-            <w:tcW w:type="dxa" w:w="4535"/>
-            <w:tcBorders>
-              <w:top w:val="single" w:sz="4" w:space="0" w:color="000000"/>
-              <w:left w:val="single" w:sz="4" w:space="0" w:color="000000"/>
-              <w:bottom w:val="single" w:sz="4" w:space="0" w:color="000000"/>
-              <w:right w:val="single" w:sz="4" w:space="0" w:color="000000"/>
-            </w:tcBorders>
-            <w:tcMar>
-              <w:top w:w="50" w:type="dxa"/>
-              <w:bottom w:w="50" w:type="dxa"/>
-              <w:left w:w="80" w:type="dxa"/>
-              <w:right w:w="80" w:type="dxa"/>
-            </w:tcMar>
-          </w:tcPr>
-          <w:p>
-            <w:pPr>
-              <w:jc w:val="both"/>
-            </w:pPr>
-            <w:r/>
-            <w:r>
-              <w:rPr>
-                <w:rFonts w:ascii="Arial" w:hAnsi="Arial"/>
-                <w:sz w:val="18"/>
-              </w:rPr>
-              <w:t>Destructora de papel con seguridad nivel P-4 (corte cruzado), capacidad de 10 hojas por pasada, para destrucción segura de documentos confidenciales y datos sensibles.</w:t>
-            </w:r>
-          </w:p>
-        </w:tc>
-      </w:tr>
-      <w:tr>
-        <w:tc>
-          <w:tcPr>
-            <w:tcW w:type="dxa" w:w="680"/>
-            <w:tcBorders>
-              <w:top w:val="single" w:sz="4" w:space="0" w:color="000000"/>
-              <w:left w:val="single" w:sz="4" w:space="0" w:color="000000"/>
-              <w:bottom w:val="single" w:sz="4" w:space="0" w:color="000000"/>
-              <w:right w:val="single" w:sz="4" w:space="0" w:color="000000"/>
-            </w:tcBorders>
-            <w:tcMar>
-              <w:top w:w="50" w:type="dxa"/>
-              <w:bottom w:w="50" w:type="dxa"/>
-              <w:left w:w="80" w:type="dxa"/>
-              <w:right w:w="80" w:type="dxa"/>
-            </w:tcMar>
-          </w:tcPr>
-          <w:p>
-            <w:pPr>
-              <w:jc w:val="center"/>
-            </w:pPr>
-            <w:r/>
-            <w:r>
-              <w:rPr>
-                <w:rFonts w:ascii="Arial" w:hAnsi="Arial"/>
-                <w:sz w:val="18"/>
-              </w:rPr>
-              <w:t>39</w:t>
-            </w:r>
-          </w:p>
-        </w:tc>
-        <w:tc>
-          <w:tcPr>
-            <w:tcW w:type="dxa" w:w="2551"/>
-            <w:tcBorders>
-              <w:top w:val="single" w:sz="4" w:space="0" w:color="000000"/>
-              <w:left w:val="single" w:sz="4" w:space="0" w:color="000000"/>
-              <w:bottom w:val="single" w:sz="4" w:space="0" w:color="000000"/>
-              <w:right w:val="single" w:sz="4" w:space="0" w:color="000000"/>
-            </w:tcBorders>
-            <w:tcMar>
-              <w:top w:w="50" w:type="dxa"/>
-              <w:bottom w:w="50" w:type="dxa"/>
-              <w:left w:w="80" w:type="dxa"/>
-              <w:right w:w="80" w:type="dxa"/>
-            </w:tcMar>
-          </w:tcPr>
-          <w:p>
-            <w:pPr>
-              <w:jc w:val="left"/>
-            </w:pPr>
-            <w:r/>
-            <w:r>
-              <w:rPr>
-                <w:rFonts w:ascii="Arial" w:hAnsi="Arial"/>
-                <w:sz w:val="18"/>
-              </w:rPr>
-              <w:t>Dispensador de agua</w:t>
-            </w:r>
-          </w:p>
-        </w:tc>
-        <w:tc>
-          <w:tcPr>
-            <w:tcW w:type="dxa" w:w="850"/>
-            <w:tcBorders>
-              <w:top w:val="single" w:sz="4" w:space="0" w:color="000000"/>
-              <w:left w:val="single" w:sz="4" w:space="0" w:color="000000"/>
-              <w:bottom w:val="single" w:sz="4" w:space="0" w:color="000000"/>
-              <w:right w:val="single" w:sz="4" w:space="0" w:color="000000"/>
-            </w:tcBorders>
-            <w:tcMar>
-              <w:top w:w="50" w:type="dxa"/>
-              <w:bottom w:w="50" w:type="dxa"/>
-              <w:left w:w="80" w:type="dxa"/>
-              <w:right w:w="80" w:type="dxa"/>
-            </w:tcMar>
-          </w:tcPr>
-          <w:p>
-            <w:pPr>
-              <w:jc w:val="center"/>
-            </w:pPr>
-            <w:r/>
-            <w:r>
-              <w:rPr>
-                <w:rFonts w:ascii="Arial" w:hAnsi="Arial"/>
-                <w:sz w:val="18"/>
-              </w:rPr>
-              <w:t>1</w:t>
-            </w:r>
-          </w:p>
-        </w:tc>
-        <w:tc>
-          <w:tcPr>
-            <w:tcW w:type="dxa" w:w="4535"/>
-            <w:tcBorders>
-              <w:top w:val="single" w:sz="4" w:space="0" w:color="000000"/>
-              <w:left w:val="single" w:sz="4" w:space="0" w:color="000000"/>
-              <w:bottom w:val="single" w:sz="4" w:space="0" w:color="000000"/>
-              <w:right w:val="single" w:sz="4" w:space="0" w:color="000000"/>
-            </w:tcBorders>
-            <w:tcMar>
-              <w:top w:w="50" w:type="dxa"/>
-              <w:bottom w:w="50" w:type="dxa"/>
-              <w:left w:w="80" w:type="dxa"/>
-              <w:right w:w="80" w:type="dxa"/>
-            </w:tcMar>
-          </w:tcPr>
-          <w:p>
-            <w:pPr>
-              <w:jc w:val="both"/>
-            </w:pPr>
-            <w:r/>
-            <w:r>
-              <w:rPr>
-                <w:rFonts w:ascii="Arial" w:hAnsi="Arial"/>
-                <w:sz w:val="18"/>
-              </w:rPr>
-              <w:t>Dispensador de agua con botellón recargable, con opciones de agua fría y temperatura ambiente, para uso del equipo operativo.</w:t>
-            </w:r>
-          </w:p>
-        </w:tc>
-      </w:tr>
-      <w:tr>
-        <w:tc>
-          <w:tcPr>
-            <w:tcW w:type="dxa" w:w="680"/>
-            <w:tcBorders>
-              <w:top w:val="single" w:sz="4" w:space="0" w:color="000000"/>
-              <w:left w:val="single" w:sz="4" w:space="0" w:color="000000"/>
-              <w:bottom w:val="single" w:sz="4" w:space="0" w:color="000000"/>
-              <w:right w:val="single" w:sz="4" w:space="0" w:color="000000"/>
-            </w:tcBorders>
-            <w:tcMar>
-              <w:top w:w="50" w:type="dxa"/>
-              <w:bottom w:w="50" w:type="dxa"/>
-              <w:left w:w="80" w:type="dxa"/>
-              <w:right w:w="80" w:type="dxa"/>
-            </w:tcMar>
-          </w:tcPr>
-          <w:p>
-            <w:pPr>
-              <w:jc w:val="center"/>
-            </w:pPr>
-            <w:r/>
-            <w:r>
-              <w:rPr>
-                <w:rFonts w:ascii="Arial" w:hAnsi="Arial"/>
-                <w:sz w:val="18"/>
-              </w:rPr>
-              <w:t>40</w:t>
-            </w:r>
-          </w:p>
-        </w:tc>
-        <w:tc>
-          <w:tcPr>
-            <w:tcW w:type="dxa" w:w="2551"/>
-            <w:tcBorders>
-              <w:top w:val="single" w:sz="4" w:space="0" w:color="000000"/>
-              <w:left w:val="single" w:sz="4" w:space="0" w:color="000000"/>
-              <w:bottom w:val="single" w:sz="4" w:space="0" w:color="000000"/>
-              <w:right w:val="single" w:sz="4" w:space="0" w:color="000000"/>
-            </w:tcBorders>
-            <w:tcMar>
-              <w:top w:w="50" w:type="dxa"/>
-              <w:bottom w:w="50" w:type="dxa"/>
-              <w:left w:w="80" w:type="dxa"/>
-              <w:right w:w="80" w:type="dxa"/>
-            </w:tcMar>
-          </w:tcPr>
-          <w:p>
-            <w:pPr>
-              <w:jc w:val="left"/>
-            </w:pPr>
-            <w:r/>
-            <w:r>
-              <w:rPr>
-                <w:rFonts w:ascii="Arial" w:hAnsi="Arial"/>
-                <w:sz w:val="18"/>
-              </w:rPr>
-              <w:t>Kit de suministros de oficina</w:t>
-            </w:r>
-          </w:p>
-        </w:tc>
-        <w:tc>
-          <w:tcPr>
-            <w:tcW w:type="dxa" w:w="850"/>
-            <w:tcBorders>
-              <w:top w:val="single" w:sz="4" w:space="0" w:color="000000"/>
-              <w:left w:val="single" w:sz="4" w:space="0" w:color="000000"/>
-              <w:bottom w:val="single" w:sz="4" w:space="0" w:color="000000"/>
-              <w:right w:val="single" w:sz="4" w:space="0" w:color="000000"/>
-            </w:tcBorders>
-            <w:tcMar>
-              <w:top w:w="50" w:type="dxa"/>
-              <w:bottom w:w="50" w:type="dxa"/>
-              <w:left w:w="80" w:type="dxa"/>
-              <w:right w:w="80" w:type="dxa"/>
-            </w:tcMar>
-          </w:tcPr>
-          <w:p>
-            <w:pPr>
-              <w:jc w:val="center"/>
-            </w:pPr>
-            <w:r/>
-            <w:r>
-              <w:rPr>
-                <w:rFonts w:ascii="Arial" w:hAnsi="Arial"/>
-                <w:sz w:val="18"/>
-              </w:rPr>
-              <w:t>1</w:t>
-            </w:r>
-          </w:p>
-        </w:tc>
-        <w:tc>
-          <w:tcPr>
-            <w:tcW w:type="dxa" w:w="4535"/>
-            <w:tcBorders>
-              <w:top w:val="single" w:sz="4" w:space="0" w:color="000000"/>
-              <w:left w:val="single" w:sz="4" w:space="0" w:color="000000"/>
-              <w:bottom w:val="single" w:sz="4" w:space="0" w:color="000000"/>
-              <w:right w:val="single" w:sz="4" w:space="0" w:color="000000"/>
-            </w:tcBorders>
-            <w:tcMar>
-              <w:top w:w="50" w:type="dxa"/>
-              <w:bottom w:w="50" w:type="dxa"/>
-              <w:left w:w="80" w:type="dxa"/>
-              <w:right w:w="80" w:type="dxa"/>
-            </w:tcMar>
-          </w:tcPr>
-          <w:p>
-            <w:pPr>
-              <w:jc w:val="both"/>
-            </w:pPr>
-            <w:r/>
-            <w:r>
-              <w:rPr>
-                <w:rFonts w:ascii="Arial" w:hAnsi="Arial"/>
-                <w:sz w:val="18"/>
-              </w:rPr>
-              <w:t>Incluye: resmas de papel, bolígrafos, marcadores, clips, grapadoras, perforadoras, cinta adhesiva, carpetas archivadoras, pizarras blancas, borradores, notas adhesivas y demas material fungible de oficina.</w:t>
-            </w:r>
-          </w:p>
-        </w:tc>
-      </w:tr>
-      <w:tr>
-        <w:tc>
-          <w:tcPr>
-            <w:tcW w:type="dxa" w:w="680"/>
-            <w:tcBorders>
-              <w:top w:val="single" w:sz="4" w:space="0" w:color="000000"/>
-              <w:left w:val="single" w:sz="4" w:space="0" w:color="000000"/>
-              <w:bottom w:val="single" w:sz="4" w:space="0" w:color="000000"/>
-              <w:right w:val="single" w:sz="4" w:space="0" w:color="000000"/>
-            </w:tcBorders>
-            <w:tcMar>
-              <w:top w:w="50" w:type="dxa"/>
-              <w:bottom w:w="50" w:type="dxa"/>
-              <w:left w:w="80" w:type="dxa"/>
-              <w:right w:w="80" w:type="dxa"/>
-            </w:tcMar>
-          </w:tcPr>
-          <w:p>
-            <w:pPr>
-              <w:jc w:val="center"/>
-            </w:pPr>
-            <w:r/>
-            <w:r>
-              <w:rPr>
-                <w:rFonts w:ascii="Arial" w:hAnsi="Arial"/>
-                <w:sz w:val="18"/>
-              </w:rPr>
-              <w:t>41</w:t>
-            </w:r>
-          </w:p>
-        </w:tc>
-        <w:tc>
-          <w:tcPr>
-            <w:tcW w:type="dxa" w:w="2551"/>
-            <w:tcBorders>
-              <w:top w:val="single" w:sz="4" w:space="0" w:color="000000"/>
-              <w:left w:val="single" w:sz="4" w:space="0" w:color="000000"/>
-              <w:bottom w:val="single" w:sz="4" w:space="0" w:color="000000"/>
-              <w:right w:val="single" w:sz="4" w:space="0" w:color="000000"/>
-            </w:tcBorders>
-            <w:tcMar>
-              <w:top w:w="50" w:type="dxa"/>
-              <w:bottom w:w="50" w:type="dxa"/>
-              <w:left w:w="80" w:type="dxa"/>
-              <w:right w:w="80" w:type="dxa"/>
-            </w:tcMar>
-          </w:tcPr>
-          <w:p>
-            <w:pPr>
-              <w:jc w:val="left"/>
-            </w:pPr>
-            <w:r/>
-            <w:r>
-              <w:rPr>
-                <w:rFonts w:ascii="Arial" w:hAnsi="Arial"/>
-                <w:sz w:val="18"/>
-              </w:rPr>
-              <w:t>Botiquín de primeros auxilios</w:t>
-            </w:r>
-          </w:p>
-        </w:tc>
-        <w:tc>
-          <w:tcPr>
-            <w:tcW w:type="dxa" w:w="850"/>
-            <w:tcBorders>
-              <w:top w:val="single" w:sz="4" w:space="0" w:color="000000"/>
-              <w:left w:val="single" w:sz="4" w:space="0" w:color="000000"/>
-              <w:bottom w:val="single" w:sz="4" w:space="0" w:color="000000"/>
-              <w:right w:val="single" w:sz="4" w:space="0" w:color="000000"/>
-            </w:tcBorders>
-            <w:tcMar>
-              <w:top w:w="50" w:type="dxa"/>
-              <w:bottom w:w="50" w:type="dxa"/>
-              <w:left w:w="80" w:type="dxa"/>
-              <w:right w:w="80" w:type="dxa"/>
-            </w:tcMar>
-          </w:tcPr>
-          <w:p>
-            <w:pPr>
-              <w:jc w:val="center"/>
-            </w:pPr>
-            <w:r/>
-            <w:r>
-              <w:rPr>
-                <w:rFonts w:ascii="Arial" w:hAnsi="Arial"/>
-                <w:sz w:val="18"/>
-              </w:rPr>
-              <w:t>1</w:t>
-            </w:r>
-          </w:p>
-        </w:tc>
-        <w:tc>
-          <w:tcPr>
-            <w:tcW w:type="dxa" w:w="4535"/>
-            <w:tcBorders>
-              <w:top w:val="single" w:sz="4" w:space="0" w:color="000000"/>
-              <w:left w:val="single" w:sz="4" w:space="0" w:color="000000"/>
-              <w:bottom w:val="single" w:sz="4" w:space="0" w:color="000000"/>
-              <w:right w:val="single" w:sz="4" w:space="0" w:color="000000"/>
-            </w:tcBorders>
-            <w:tcMar>
-              <w:top w:w="50" w:type="dxa"/>
-              <w:bottom w:w="50" w:type="dxa"/>
-              <w:left w:w="80" w:type="dxa"/>
-              <w:right w:w="80" w:type="dxa"/>
-            </w:tcMar>
-          </w:tcPr>
-          <w:p>
-            <w:pPr>
-              <w:jc w:val="both"/>
-            </w:pPr>
-            <w:r/>
-            <w:r>
-              <w:rPr>
-                <w:rFonts w:ascii="Arial" w:hAnsi="Arial"/>
-                <w:sz w:val="18"/>
-              </w:rPr>
-              <w:t>Kit de primeros auxilios con insumos básicos de emergencia (vendajes, antisépticos, guantes), para cumplimiento de normativa de seguridad laboral (LOPCYMAT).</w:t>
-            </w:r>
-          </w:p>
-        </w:tc>
-      </w:tr>
-      <w:tr>
-        <w:tc>
-          <w:tcPr>
-            <w:tcW w:type="dxa" w:w="680"/>
-            <w:tcBorders>
-              <w:top w:val="single" w:sz="4" w:space="0" w:color="000000"/>
-              <w:left w:val="single" w:sz="4" w:space="0" w:color="000000"/>
-              <w:bottom w:val="single" w:sz="4" w:space="0" w:color="000000"/>
-              <w:right w:val="single" w:sz="4" w:space="0" w:color="000000"/>
-            </w:tcBorders>
-            <w:tcMar>
-              <w:top w:w="50" w:type="dxa"/>
-              <w:bottom w:w="50" w:type="dxa"/>
-              <w:left w:w="80" w:type="dxa"/>
-              <w:right w:w="80" w:type="dxa"/>
-            </w:tcMar>
-          </w:tcPr>
-          <w:p>
-            <w:pPr>
-              <w:jc w:val="center"/>
-            </w:pPr>
-            <w:r/>
-            <w:r>
-              <w:rPr>
-                <w:rFonts w:ascii="Arial" w:hAnsi="Arial"/>
-                <w:sz w:val="18"/>
-              </w:rPr>
-              <w:t>42</w:t>
-            </w:r>
-          </w:p>
-        </w:tc>
-        <w:tc>
-          <w:tcPr>
-            <w:tcW w:type="dxa" w:w="2551"/>
-            <w:tcBorders>
-              <w:top w:val="single" w:sz="4" w:space="0" w:color="000000"/>
-              <w:left w:val="single" w:sz="4" w:space="0" w:color="000000"/>
-              <w:bottom w:val="single" w:sz="4" w:space="0" w:color="000000"/>
-              <w:right w:val="single" w:sz="4" w:space="0" w:color="000000"/>
-            </w:tcBorders>
-            <w:tcMar>
-              <w:top w:w="50" w:type="dxa"/>
-              <w:bottom w:w="50" w:type="dxa"/>
-              <w:left w:w="80" w:type="dxa"/>
-              <w:right w:w="80" w:type="dxa"/>
-            </w:tcMar>
-          </w:tcPr>
-          <w:p>
-            <w:pPr>
-              <w:jc w:val="left"/>
-            </w:pPr>
-            <w:r/>
-            <w:r>
-              <w:rPr>
-                <w:rFonts w:ascii="Arial" w:hAnsi="Arial"/>
-                <w:sz w:val="18"/>
-              </w:rPr>
-              <w:t>Extintor de incendios</w:t>
-            </w:r>
-          </w:p>
-        </w:tc>
-        <w:tc>
-          <w:tcPr>
-            <w:tcW w:type="dxa" w:w="850"/>
-            <w:tcBorders>
-              <w:top w:val="single" w:sz="4" w:space="0" w:color="000000"/>
-              <w:left w:val="single" w:sz="4" w:space="0" w:color="000000"/>
-              <w:bottom w:val="single" w:sz="4" w:space="0" w:color="000000"/>
-              <w:right w:val="single" w:sz="4" w:space="0" w:color="000000"/>
-            </w:tcBorders>
-            <w:tcMar>
-              <w:top w:w="50" w:type="dxa"/>
-              <w:bottom w:w="50" w:type="dxa"/>
-              <w:left w:w="80" w:type="dxa"/>
-              <w:right w:w="80" w:type="dxa"/>
-            </w:tcMar>
-          </w:tcPr>
-          <w:p>
-            <w:pPr>
-              <w:jc w:val="center"/>
-            </w:pPr>
-            <w:r/>
-            <w:r>
-              <w:rPr>
-                <w:rFonts w:ascii="Arial" w:hAnsi="Arial"/>
-                <w:sz w:val="18"/>
-              </w:rPr>
-              <w:t>1</w:t>
-            </w:r>
-          </w:p>
-        </w:tc>
-        <w:tc>
-          <w:tcPr>
-            <w:tcW w:type="dxa" w:w="4535"/>
-            <w:tcBorders>
-              <w:top w:val="single" w:sz="4" w:space="0" w:color="000000"/>
-              <w:left w:val="single" w:sz="4" w:space="0" w:color="000000"/>
-              <w:bottom w:val="single" w:sz="4" w:space="0" w:color="000000"/>
-              <w:right w:val="single" w:sz="4" w:space="0" w:color="000000"/>
-            </w:tcBorders>
-            <w:tcMar>
-              <w:top w:w="50" w:type="dxa"/>
-              <w:bottom w:w="50" w:type="dxa"/>
-              <w:left w:w="80" w:type="dxa"/>
-              <w:right w:w="80" w:type="dxa"/>
-            </w:tcMar>
-          </w:tcPr>
-          <w:p>
-            <w:pPr>
-              <w:jc w:val="both"/>
-            </w:pPr>
-            <w:r/>
-            <w:r>
-              <w:rPr>
-                <w:rFonts w:ascii="Arial" w:hAnsi="Arial"/>
-                <w:sz w:val="18"/>
-              </w:rPr>
-              <w:t>Extintor multipropósito ABC de 4.5 kg, con soporte de pared y registro de inspección, para cumplimiento de normativa de protección civil.</w:t>
-            </w:r>
-          </w:p>
-        </w:tc>
-      </w:tr>
-    </w:tbl>
-    <w:p/>
-    <w:p>
-      <w:pPr>
-        <w:jc w:val="both"/>
-      </w:pPr>
-      <w:r>
-        <w:rPr>
-          <w:rFonts w:ascii="Arial" w:hAnsi="Arial"/>
-          <w:b w:val="0"/>
-        </w:rPr>
-        <w:t>Los comparecientes declaran, bajo juramento, que los activos descritos en el presente inventario pertenecen legítimamente a los fundadores de la Sociedad, se encuentran en buen estado de funcionamiento y son suficientes para el inicio de las actividades contempladas en el objeto social. Dichos activos serán transferidos a la Sociedad una vez esta quede legalmente constituida, quedando registrados en el libro de inventario conforme a lo dispuesto en el artículo 329 del Código de Comercio.</w:t>
-      </w:r>
-    </w:p>
     <w:p/>
     <w:p>
       <w:pPr>
